--- a/Propuestas.docx
+++ b/Propuestas.docx
@@ -154,6 +154,16 @@
         </w:rPr>
         <w:t>Proposed Directions</w:t>
       </w:r>
+      <w:r>
+        <w:rPr>
+          <w:rFonts w:ascii="Arial" w:hAnsi="Arial" w:cs="Arial"/>
+          <w:b/>
+          <w:bCs/>
+          <w:sz w:val="20"/>
+          <w:szCs w:val="20"/>
+        </w:rPr>
+        <w:t xml:space="preserve"> </w:t>
+      </w:r>
     </w:p>
     <w:p>
       <w:pPr>
@@ -173,7 +183,27 @@
           <w:sz w:val="20"/>
           <w:szCs w:val="20"/>
         </w:rPr>
-        <w:t>Proposal 1</w:t>
+        <w:t xml:space="preserve">Proposal </w:t>
+      </w:r>
+      <w:r>
+        <w:rPr>
+          <w:rFonts w:ascii="Arial" w:hAnsi="Arial" w:cs="Arial"/>
+          <w:b/>
+          <w:bCs/>
+          <w:sz w:val="20"/>
+          <w:szCs w:val="20"/>
+        </w:rPr>
+        <w:t>P</w:t>
+      </w:r>
+      <w:r>
+        <w:rPr>
+          <w:rFonts w:ascii="Arial" w:hAnsi="Arial" w:cs="Arial"/>
+          <w:b/>
+          <w:bCs/>
+          <w:sz w:val="20"/>
+          <w:szCs w:val="20"/>
+        </w:rPr>
+        <w:t>1</w:t>
       </w:r>
       <w:r>
         <w:rPr>
@@ -255,6 +285,16 @@
           <w:sz w:val="20"/>
           <w:szCs w:val="20"/>
         </w:rPr>
+        <w:t>P</w:t>
+      </w:r>
+      <w:r>
+        <w:rPr>
+          <w:rFonts w:ascii="Arial" w:hAnsi="Arial" w:cs="Arial"/>
+          <w:b/>
+          <w:bCs/>
+          <w:sz w:val="20"/>
+          <w:szCs w:val="20"/>
+        </w:rPr>
         <w:t>1.2</w:t>
       </w:r>
       <w:r>
@@ -346,7 +386,27 @@
           <w:sz w:val="20"/>
           <w:szCs w:val="20"/>
         </w:rPr>
-        <w:t>Proposal 2</w:t>
+        <w:t xml:space="preserve">Proposal </w:t>
+      </w:r>
+      <w:r>
+        <w:rPr>
+          <w:rFonts w:ascii="Arial" w:hAnsi="Arial" w:cs="Arial"/>
+          <w:b/>
+          <w:bCs/>
+          <w:sz w:val="20"/>
+          <w:szCs w:val="20"/>
+        </w:rPr>
+        <w:t>P</w:t>
+      </w:r>
+      <w:r>
+        <w:rPr>
+          <w:rFonts w:ascii="Arial" w:hAnsi="Arial" w:cs="Arial"/>
+          <w:b/>
+          <w:bCs/>
+          <w:sz w:val="20"/>
+          <w:szCs w:val="20"/>
+        </w:rPr>
+        <w:t>2</w:t>
       </w:r>
       <w:r>
         <w:rPr>
@@ -436,7 +496,27 @@
           <w:sz w:val="20"/>
           <w:szCs w:val="20"/>
         </w:rPr>
-        <w:t>Proposal 3</w:t>
+        <w:t xml:space="preserve">Proposal </w:t>
+      </w:r>
+      <w:r>
+        <w:rPr>
+          <w:rFonts w:ascii="Arial" w:hAnsi="Arial" w:cs="Arial"/>
+          <w:b/>
+          <w:bCs/>
+          <w:sz w:val="20"/>
+          <w:szCs w:val="20"/>
+        </w:rPr>
+        <w:t>P</w:t>
+      </w:r>
+      <w:r>
+        <w:rPr>
+          <w:rFonts w:ascii="Arial" w:hAnsi="Arial" w:cs="Arial"/>
+          <w:b/>
+          <w:bCs/>
+          <w:sz w:val="20"/>
+          <w:szCs w:val="20"/>
+        </w:rPr>
+        <w:t>3</w:t>
       </w:r>
       <w:r>
         <w:rPr>
@@ -508,7 +588,27 @@
           <w:sz w:val="20"/>
           <w:szCs w:val="20"/>
         </w:rPr>
-        <w:t>Proposal 4</w:t>
+        <w:t xml:space="preserve">Proposal </w:t>
+      </w:r>
+      <w:r>
+        <w:rPr>
+          <w:rFonts w:ascii="Arial" w:hAnsi="Arial" w:cs="Arial"/>
+          <w:b/>
+          <w:bCs/>
+          <w:sz w:val="20"/>
+          <w:szCs w:val="20"/>
+        </w:rPr>
+        <w:t>P</w:t>
+      </w:r>
+      <w:r>
+        <w:rPr>
+          <w:rFonts w:ascii="Arial" w:hAnsi="Arial" w:cs="Arial"/>
+          <w:b/>
+          <w:bCs/>
+          <w:sz w:val="20"/>
+          <w:szCs w:val="20"/>
+        </w:rPr>
+        <w:t>4</w:t>
       </w:r>
       <w:r>
         <w:rPr>
@@ -641,17 +741,17 @@
           <w:sz w:val="20"/>
           <w:szCs w:val="20"/>
         </w:rPr>
-        <w:t>5</w:t>
-      </w:r>
-      <w:r>
-        <w:rPr>
-          <w:rFonts w:ascii="Arial" w:hAnsi="Arial" w:cs="Arial"/>
-          <w:b/>
-          <w:bCs/>
-          <w:sz w:val="20"/>
-          <w:szCs w:val="20"/>
-        </w:rPr>
-        <w:t xml:space="preserve"> : </w:t>
+        <w:t>P</w:t>
+      </w:r>
+      <w:r>
+        <w:rPr>
+          <w:rFonts w:ascii="Arial" w:hAnsi="Arial" w:cs="Arial"/>
+          <w:b/>
+          <w:bCs/>
+          <w:sz w:val="20"/>
+          <w:szCs w:val="20"/>
+        </w:rPr>
+        <w:t xml:space="preserve">5 : </w:t>
       </w:r>
       <w:r>
         <w:rPr>
@@ -747,6 +847,7 @@
           <w:bCs/>
           <w:sz w:val="20"/>
           <w:szCs w:val="20"/>
+          <w:highlight w:val="yellow"/>
           <w:lang w:val="es-PE"/>
         </w:rPr>
         <w:t xml:space="preserve">RX PCB : </w:t>
@@ -756,18 +857,10 @@
           <w:rFonts w:ascii="Arial" w:hAnsi="Arial" w:cs="Arial"/>
           <w:sz w:val="20"/>
           <w:szCs w:val="20"/>
+          <w:highlight w:val="yellow"/>
           <w:lang w:val="es-PE"/>
         </w:rPr>
-        <w:t>Desarrollo de u</w:t>
-      </w:r>
-      <w:r>
-        <w:rPr>
-          <w:rFonts w:ascii="Arial" w:hAnsi="Arial" w:cs="Arial"/>
-          <w:sz w:val="20"/>
-          <w:szCs w:val="20"/>
-          <w:lang w:val="es-PE"/>
-        </w:rPr>
-        <w:t>n PCB para el PBX61 confiable.</w:t>
+        <w:t>Desarrollo de un PCB para el PBX61 confiable.</w:t>
       </w:r>
     </w:p>
     <w:p>
@@ -838,6 +931,7 @@
           <w:bCs/>
           <w:sz w:val="20"/>
           <w:szCs w:val="20"/>
+          <w:highlight w:val="yellow"/>
           <w:lang w:val="es-PE"/>
         </w:rPr>
         <w:t xml:space="preserve">CALIBRACION : </w:t>
@@ -847,6 +941,7 @@
           <w:rFonts w:ascii="Arial" w:hAnsi="Arial" w:cs="Arial"/>
           <w:sz w:val="20"/>
           <w:szCs w:val="20"/>
+          <w:highlight w:val="yellow"/>
           <w:lang w:val="es-PE"/>
         </w:rPr>
         <w:t>Mediante un puntero laser se debe CONFIRMAR que el sistema esta apuntando en la dirección correcta.</w:t>

--- a/Propuestas.docx
+++ b/Propuestas.docx
@@ -4,23 +4,9 @@
   <w:body>
     <w:p>
       <w:pPr>
-        <w:jc w:val="both"/>
-        <w:rPr>
-          <w:rFonts w:ascii="Arial" w:hAnsi="Arial" w:cs="Arial"/>
-          <w:b/>
-          <w:bCs/>
-          <w:sz w:val="20"/>
-          <w:szCs w:val="20"/>
-        </w:rPr>
-      </w:pPr>
-      <w:r>
-        <w:rPr>
-          <w:rFonts w:ascii="Arial" w:hAnsi="Arial" w:cs="Arial"/>
-          <w:b/>
-          <w:bCs/>
-          <w:sz w:val="20"/>
-          <w:szCs w:val="20"/>
-        </w:rPr>
+        <w:pStyle w:val="Heading3"/>
+      </w:pPr>
+      <w:r>
         <w:t>Context</w:t>
       </w:r>
     </w:p>
@@ -135,32 +121,1201 @@
     </w:p>
     <w:p>
       <w:pPr>
-        <w:jc w:val="both"/>
-        <w:rPr>
-          <w:rFonts w:ascii="Arial" w:hAnsi="Arial" w:cs="Arial"/>
-          <w:b/>
-          <w:bCs/>
-          <w:sz w:val="20"/>
-          <w:szCs w:val="20"/>
-        </w:rPr>
-      </w:pPr>
-      <w:r>
-        <w:rPr>
-          <w:rFonts w:ascii="Arial" w:hAnsi="Arial" w:cs="Arial"/>
-          <w:b/>
-          <w:bCs/>
-          <w:sz w:val="20"/>
-          <w:szCs w:val="20"/>
+        <w:pStyle w:val="Heading3"/>
+        <w:rPr>
+          <w:b/>
+          <w:bCs/>
+          <w:lang w:val="es-PE"/>
+        </w:rPr>
+      </w:pPr>
+      <w:r>
+        <w:rPr>
+          <w:b/>
+          <w:bCs/>
+          <w:lang w:val="es-PE"/>
+        </w:rPr>
+        <w:t>In progress</w:t>
+      </w:r>
+    </w:p>
+    <w:p>
+      <w:pPr>
+        <w:jc w:val="both"/>
+        <w:rPr>
+          <w:rFonts w:ascii="Arial" w:hAnsi="Arial" w:cs="Arial"/>
+          <w:sz w:val="20"/>
+          <w:szCs w:val="20"/>
+          <w:lang w:val="es-PE"/>
+        </w:rPr>
+      </w:pPr>
+      <w:r>
+        <w:rPr>
+          <w:rFonts w:ascii="Arial" w:hAnsi="Arial" w:cs="Arial"/>
+          <w:sz w:val="20"/>
+          <w:szCs w:val="20"/>
+          <w:lang w:val="es-PE"/>
+        </w:rPr>
+        <w:t>Considerando todas la</w:t>
+      </w:r>
+      <w:r>
+        <w:rPr>
+          <w:rFonts w:ascii="Arial" w:hAnsi="Arial" w:cs="Arial"/>
+          <w:sz w:val="20"/>
+          <w:szCs w:val="20"/>
+          <w:lang w:val="es-PE"/>
+        </w:rPr>
+        <w:t>s ideas presentadas, actualmente estamos en progreso de :</w:t>
+      </w:r>
+    </w:p>
+    <w:p>
+      <w:pPr>
+        <w:jc w:val="both"/>
+        <w:rPr>
+          <w:rFonts w:ascii="Arial" w:hAnsi="Arial" w:cs="Arial"/>
+          <w:b/>
+          <w:bCs/>
+          <w:sz w:val="20"/>
+          <w:szCs w:val="20"/>
+        </w:rPr>
+      </w:pPr>
+      <w:r>
+        <w:rPr>
+          <w:rFonts w:ascii="Arial" w:hAnsi="Arial" w:cs="Arial"/>
+          <w:b/>
+          <w:bCs/>
+          <w:sz w:val="20"/>
+          <w:szCs w:val="20"/>
+        </w:rPr>
+        <w:t>[JOURNAL]</w:t>
+      </w:r>
+    </w:p>
+    <w:p>
+      <w:pPr>
+        <w:jc w:val="both"/>
+        <w:rPr>
+          <w:rFonts w:ascii="Arial" w:hAnsi="Arial" w:cs="Arial"/>
+          <w:b/>
+          <w:bCs/>
+          <w:sz w:val="20"/>
+          <w:szCs w:val="20"/>
+        </w:rPr>
+      </w:pPr>
+      <w:r>
+        <w:rPr>
+          <w:rFonts w:ascii="Arial" w:hAnsi="Arial" w:cs="Arial"/>
+          <w:b/>
+          <w:bCs/>
+          <w:sz w:val="20"/>
+          <w:szCs w:val="20"/>
+        </w:rPr>
+        <w:t>Physics-Informed Machine Learning for Robust 3D Optical Wireless Positioning in Non-Lambertian Channels.</w:t>
+      </w:r>
+      <w:r>
+        <w:rPr>
+          <w:rFonts w:ascii="Arial" w:hAnsi="Arial" w:cs="Arial"/>
+          <w:b/>
+          <w:bCs/>
+          <w:sz w:val="20"/>
+          <w:szCs w:val="20"/>
+        </w:rPr>
+        <w:t xml:space="preserve"> [Muy fuerte para un Q1]</w:t>
+      </w:r>
+    </w:p>
+    <w:p>
+      <w:pPr>
+        <w:jc w:val="both"/>
+        <w:rPr>
+          <w:rFonts w:ascii="Arial" w:hAnsi="Arial" w:cs="Arial"/>
+          <w:b/>
+          <w:bCs/>
+          <w:sz w:val="20"/>
+          <w:szCs w:val="20"/>
+        </w:rPr>
+      </w:pPr>
+      <w:r>
+        <w:rPr>
+          <w:rFonts w:ascii="Arial" w:hAnsi="Arial" w:cs="Arial"/>
+          <w:sz w:val="20"/>
+          <w:szCs w:val="20"/>
+        </w:rPr>
+        <w:t xml:space="preserve">Sub-cm </w:t>
+      </w:r>
+      <w:r>
+        <w:rPr>
+          <w:rFonts w:ascii="Arial" w:hAnsi="Arial" w:cs="Arial"/>
+          <w:sz w:val="20"/>
+          <w:szCs w:val="20"/>
+        </w:rPr>
+        <w:t>3D OWP based on s</w:t>
+      </w:r>
+      <w:r>
+        <w:rPr>
+          <w:rFonts w:ascii="Arial" w:hAnsi="Arial" w:cs="Arial"/>
+          <w:sz w:val="20"/>
+          <w:szCs w:val="20"/>
+        </w:rPr>
+        <w:t xml:space="preserve">igle beamsteered-LED using </w:t>
+      </w:r>
+      <w:r>
+        <w:rPr>
+          <w:rFonts w:ascii="Arial" w:hAnsi="Arial" w:cs="Arial"/>
+          <w:b/>
+          <w:bCs/>
+          <w:sz w:val="20"/>
+          <w:szCs w:val="20"/>
+        </w:rPr>
+        <w:t>Machine Learning</w:t>
+      </w:r>
+    </w:p>
+    <w:p>
+      <w:pPr>
+        <w:jc w:val="both"/>
+        <w:rPr>
+          <w:rFonts w:ascii="Arial" w:hAnsi="Arial" w:cs="Arial"/>
+          <w:sz w:val="20"/>
+          <w:szCs w:val="20"/>
+          <w:lang w:val="es-PE"/>
+        </w:rPr>
+      </w:pPr>
+      <w:r>
+        <w:rPr>
+          <w:rFonts w:ascii="Arial" w:hAnsi="Arial" w:cs="Arial"/>
+          <w:sz w:val="20"/>
+          <w:szCs w:val="20"/>
+          <w:lang w:val="es-PE"/>
+        </w:rPr>
+        <w:t>Validacion experimental de la estimación en 3D mediante GLS/WLS</w:t>
+      </w:r>
+    </w:p>
+    <w:p>
+      <w:pPr>
+        <w:jc w:val="both"/>
+        <w:rPr>
+          <w:rFonts w:ascii="Arial" w:hAnsi="Arial" w:cs="Arial"/>
+          <w:sz w:val="20"/>
+          <w:szCs w:val="20"/>
+          <w:lang w:val="es-PE"/>
+        </w:rPr>
+      </w:pPr>
+      <w:r>
+        <w:rPr>
+          <w:rFonts w:ascii="Arial" w:hAnsi="Arial" w:cs="Arial"/>
+          <w:sz w:val="20"/>
+          <w:szCs w:val="20"/>
+        </w:rPr>
+        <w:t>Joint Beam-Steering Optimization for SNR Maximization and Positioning Accuracy in Non-Ideal Optical Channels.</w:t>
+      </w:r>
+      <w:r>
+        <w:rPr>
+          <w:rFonts w:ascii="Arial" w:hAnsi="Arial" w:cs="Arial"/>
+          <w:sz w:val="20"/>
+          <w:szCs w:val="20"/>
+        </w:rPr>
+        <w:t xml:space="preserve"> </w:t>
+      </w:r>
+      <w:r>
+        <w:rPr>
+          <w:rFonts w:ascii="Arial" w:hAnsi="Arial" w:cs="Arial"/>
+          <w:sz w:val="20"/>
+          <w:szCs w:val="20"/>
+          <w:lang w:val="es-PE"/>
+        </w:rPr>
+        <w:t>[Comentario: Esto se puede hacer cuando esté el m</w:t>
+      </w:r>
+      <w:r>
+        <w:rPr>
+          <w:rFonts w:ascii="Arial" w:hAnsi="Arial" w:cs="Arial"/>
+          <w:sz w:val="20"/>
+          <w:szCs w:val="20"/>
+          <w:lang w:val="es-PE"/>
+        </w:rPr>
+        <w:t>odulo de Emmanuel]</w:t>
+      </w:r>
+    </w:p>
+    <w:p>
+      <w:pPr>
+        <w:jc w:val="both"/>
+        <w:rPr>
+          <w:rFonts w:ascii="Arial" w:hAnsi="Arial" w:cs="Arial"/>
+          <w:b/>
+          <w:bCs/>
+          <w:sz w:val="20"/>
+          <w:szCs w:val="20"/>
+          <w:lang w:val="es-PE"/>
+        </w:rPr>
+      </w:pPr>
+      <w:r>
+        <w:rPr>
+          <w:rFonts w:ascii="Arial" w:hAnsi="Arial" w:cs="Arial"/>
+          <w:b/>
+          <w:bCs/>
+          <w:sz w:val="20"/>
+          <w:szCs w:val="20"/>
+          <w:lang w:val="es-PE"/>
+        </w:rPr>
+        <w:t>[PAPER]</w:t>
+      </w:r>
+    </w:p>
+    <w:p>
+      <w:pPr>
+        <w:jc w:val="both"/>
+        <w:rPr>
+          <w:rFonts w:ascii="Arial" w:hAnsi="Arial" w:cs="Arial"/>
+          <w:sz w:val="20"/>
+          <w:szCs w:val="20"/>
+          <w:lang w:val="es-PE"/>
+        </w:rPr>
+      </w:pPr>
+      <w:r>
+        <w:rPr>
+          <w:rFonts w:ascii="Arial" w:hAnsi="Arial" w:cs="Arial"/>
+          <w:sz w:val="20"/>
+          <w:szCs w:val="20"/>
+          <w:lang w:val="es-PE"/>
+        </w:rPr>
+        <w:t>Hay una muy interesante o</w:t>
+      </w:r>
+      <w:r>
+        <w:rPr>
+          <w:rFonts w:ascii="Arial" w:hAnsi="Arial" w:cs="Arial"/>
+          <w:sz w:val="20"/>
+          <w:szCs w:val="20"/>
+          <w:lang w:val="es-PE"/>
+        </w:rPr>
+        <w:t>portunidad con el setup que tienen actualmente.</w:t>
+      </w:r>
+      <w:r>
+        <w:rPr>
+          <w:rFonts w:ascii="Arial" w:hAnsi="Arial" w:cs="Arial"/>
+          <w:sz w:val="20"/>
+          <w:szCs w:val="20"/>
+          <w:lang w:val="es-PE"/>
+        </w:rPr>
+        <w:t>.</w:t>
+      </w:r>
+    </w:p>
+    <w:p>
+      <w:pPr>
+        <w:pStyle w:val="ListParagraph"/>
+        <w:jc w:val="both"/>
+        <w:rPr>
+          <w:rFonts w:ascii="Arial" w:hAnsi="Arial" w:cs="Arial"/>
+          <w:sz w:val="20"/>
+          <w:szCs w:val="20"/>
+          <w:lang w:val="es-PE"/>
+        </w:rPr>
+      </w:pPr>
+    </w:p>
+    <w:p>
+      <w:pPr>
+        <w:pStyle w:val="ListParagraph"/>
+        <w:jc w:val="both"/>
+        <w:rPr>
+          <w:rFonts w:ascii="Arial" w:hAnsi="Arial" w:cs="Arial"/>
+          <w:sz w:val="20"/>
+          <w:szCs w:val="20"/>
+          <w:lang w:val="es-PE"/>
+        </w:rPr>
+      </w:pPr>
+      <w:r>
+        <w:rPr>
+          <w:rFonts w:ascii="Arial" w:hAnsi="Arial" w:cs="Arial"/>
+          <w:sz w:val="20"/>
+          <w:szCs w:val="20"/>
+          <w:highlight w:val="yellow"/>
+          <w:lang w:val="es-PE"/>
+        </w:rPr>
+        <w:t>Padre</w:t>
+      </w:r>
+    </w:p>
+    <w:p>
+      <w:pPr>
+        <w:pStyle w:val="ListParagraph"/>
+        <w:numPr>
+          <w:ilvl w:val="0"/>
+          <w:numId w:val="2"/>
+        </w:numPr>
+        <w:jc w:val="both"/>
+        <w:rPr>
+          <w:rFonts w:ascii="Arial" w:hAnsi="Arial" w:cs="Arial"/>
+          <w:b/>
+          <w:bCs/>
+          <w:sz w:val="20"/>
+          <w:szCs w:val="20"/>
+          <w:highlight w:val="green"/>
+        </w:rPr>
+      </w:pPr>
+      <w:r>
+        <w:rPr>
+          <w:rFonts w:ascii="Arial" w:hAnsi="Arial" w:cs="Arial"/>
+          <w:b/>
+          <w:bCs/>
+          <w:sz w:val="20"/>
+          <w:szCs w:val="20"/>
+          <w:highlight w:val="green"/>
+        </w:rPr>
+        <w:t>ARQUITECTURA: N-single beam-steered 3D (simulation)</w:t>
+      </w:r>
+    </w:p>
+    <w:p>
+      <w:pPr>
+        <w:pStyle w:val="ListParagraph"/>
+        <w:rPr>
+          <w:rFonts w:ascii="Arial" w:hAnsi="Arial" w:cs="Arial"/>
+          <w:sz w:val="20"/>
+          <w:szCs w:val="20"/>
+        </w:rPr>
+      </w:pPr>
+      <w:r>
+        <w:rPr>
+          <w:rFonts w:ascii="Arial" w:hAnsi="Arial" w:cs="Arial"/>
+          <w:sz w:val="20"/>
+          <w:szCs w:val="20"/>
+        </w:rPr>
+        <w:t>Cooperative Multi-Anchor Beam-Steering for Uniform 3D Positioning: A Distributed GLS/WLS Fusion Approach</w:t>
+      </w:r>
+    </w:p>
+    <w:p>
+      <w:pPr>
+        <w:pStyle w:val="ListParagraph"/>
+        <w:rPr>
+          <w:rFonts w:ascii="Arial" w:hAnsi="Arial" w:cs="Arial"/>
+          <w:sz w:val="20"/>
+          <w:szCs w:val="20"/>
+        </w:rPr>
+      </w:pPr>
+    </w:p>
+    <w:p>
+      <w:pPr>
+        <w:pStyle w:val="ListParagraph"/>
+        <w:rPr>
+          <w:rFonts w:ascii="Arial" w:hAnsi="Arial" w:cs="Arial"/>
+          <w:sz w:val="20"/>
+          <w:szCs w:val="20"/>
+        </w:rPr>
+      </w:pPr>
+      <w:r>
+        <w:rPr>
+          <w:rFonts w:ascii="Arial" w:hAnsi="Arial" w:cs="Arial"/>
+          <w:sz w:val="20"/>
+          <w:szCs w:val="20"/>
+          <w:highlight w:val="yellow"/>
+        </w:rPr>
+        <w:t>Desglose</w:t>
+      </w:r>
+    </w:p>
+    <w:p>
+      <w:pPr>
+        <w:pStyle w:val="ListParagraph"/>
+        <w:numPr>
+          <w:ilvl w:val="0"/>
+          <w:numId w:val="2"/>
+        </w:numPr>
+        <w:jc w:val="both"/>
+        <w:rPr>
+          <w:rFonts w:ascii="Arial" w:hAnsi="Arial" w:cs="Arial"/>
+          <w:sz w:val="20"/>
+          <w:szCs w:val="20"/>
+          <w:lang w:val="es-PE"/>
+        </w:rPr>
+      </w:pPr>
+      <w:r>
+        <w:rPr>
+          <w:rFonts w:ascii="Arial" w:hAnsi="Arial" w:cs="Arial"/>
+          <w:b/>
+          <w:bCs/>
+          <w:sz w:val="20"/>
+          <w:szCs w:val="20"/>
+          <w:lang w:val="es-PE"/>
+        </w:rPr>
+        <w:t>FIABILIDAD</w:t>
+      </w:r>
+      <w:r>
+        <w:rPr>
+          <w:rFonts w:ascii="Arial" w:hAnsi="Arial" w:cs="Arial"/>
+          <w:sz w:val="20"/>
+          <w:szCs w:val="20"/>
+          <w:lang w:val="es-PE"/>
+        </w:rPr>
+        <w:t xml:space="preserve">: </w:t>
+      </w:r>
+      <w:r>
+        <w:rPr>
+          <w:rFonts w:ascii="Arial" w:hAnsi="Arial" w:cs="Arial"/>
+          <w:sz w:val="20"/>
+          <w:szCs w:val="20"/>
+          <w:lang w:val="es-PE"/>
+        </w:rPr>
+        <w:t xml:space="preserve">Problema del bloqueo (shadowing analysis) : </w:t>
+      </w:r>
+      <w:r>
+        <w:rPr>
+          <w:rFonts w:ascii="Arial" w:hAnsi="Arial" w:cs="Arial"/>
+          <w:sz w:val="20"/>
+          <w:szCs w:val="20"/>
+          <w:lang w:val="es-PE"/>
+        </w:rPr>
+        <w:t>Simulación con obstaculos empleando SBL.</w:t>
+      </w:r>
+      <w:r>
+        <w:rPr>
+          <w:rFonts w:ascii="Arial" w:hAnsi="Arial" w:cs="Arial"/>
+          <w:sz w:val="20"/>
+          <w:szCs w:val="20"/>
+          <w:lang w:val="es-PE"/>
+        </w:rPr>
+        <w:t xml:space="preserve"> Concepto: tienes N beam-steered LEDs, que pasa si se bloquea la LOS?</w:t>
+      </w:r>
+    </w:p>
+    <w:p>
+      <w:pPr>
+        <w:pStyle w:val="ListParagraph"/>
+        <w:rPr>
+          <w:rFonts w:ascii="Arial" w:hAnsi="Arial" w:cs="Arial"/>
+          <w:sz w:val="20"/>
+          <w:szCs w:val="20"/>
+        </w:rPr>
+      </w:pPr>
+      <w:r>
+        <w:rPr>
+          <w:rFonts w:ascii="Arial" w:hAnsi="Arial" w:cs="Arial"/>
+          <w:sz w:val="20"/>
+          <w:szCs w:val="20"/>
+        </w:rPr>
+        <w:t>Con N beamsteered LED s</w:t>
+      </w:r>
+      <w:r>
+        <w:rPr>
+          <w:rFonts w:ascii="Arial" w:hAnsi="Arial" w:cs="Arial"/>
+          <w:sz w:val="20"/>
+          <w:szCs w:val="20"/>
+        </w:rPr>
+        <w:t>e garantiza la Reliability.</w:t>
+      </w:r>
+    </w:p>
+    <w:p>
+      <w:pPr>
+        <w:pStyle w:val="ListParagraph"/>
+        <w:jc w:val="both"/>
+        <w:rPr>
+          <w:rFonts w:ascii="Arial" w:hAnsi="Arial" w:cs="Arial"/>
+          <w:sz w:val="20"/>
+          <w:szCs w:val="20"/>
+        </w:rPr>
+      </w:pPr>
+    </w:p>
+    <w:p>
+      <w:pPr>
+        <w:pStyle w:val="ListParagraph"/>
+        <w:numPr>
+          <w:ilvl w:val="0"/>
+          <w:numId w:val="2"/>
+        </w:numPr>
+        <w:jc w:val="both"/>
+        <w:rPr>
+          <w:rFonts w:ascii="Arial" w:hAnsi="Arial" w:cs="Arial"/>
+          <w:sz w:val="20"/>
+          <w:szCs w:val="20"/>
+          <w:lang w:val="es-PE"/>
+        </w:rPr>
+      </w:pPr>
+      <w:r>
+        <w:rPr>
+          <w:rFonts w:ascii="Arial" w:hAnsi="Arial" w:cs="Arial"/>
+          <w:b/>
+          <w:bCs/>
+          <w:sz w:val="20"/>
+          <w:szCs w:val="20"/>
+          <w:lang w:val="es-PE"/>
+        </w:rPr>
+        <w:t xml:space="preserve">DESPLIEGUE : </w:t>
+      </w:r>
+      <w:r>
+        <w:rPr>
+          <w:rFonts w:ascii="Arial" w:hAnsi="Arial" w:cs="Arial"/>
+          <w:sz w:val="20"/>
+          <w:szCs w:val="20"/>
+          <w:lang w:val="es-PE"/>
+        </w:rPr>
+        <w:t xml:space="preserve">Network Planning : </w:t>
+      </w:r>
+      <w:r>
+        <w:rPr>
+          <w:rFonts w:ascii="Arial" w:hAnsi="Arial" w:cs="Arial"/>
+          <w:sz w:val="20"/>
+          <w:szCs w:val="20"/>
+          <w:lang w:val="es-PE"/>
+        </w:rPr>
+        <w:t xml:space="preserve">Optimización de angulos </w:t>
+      </w:r>
+      <w:r>
+        <w:rPr>
+          <w:rFonts w:ascii="Arial" w:hAnsi="Arial" w:cs="Arial"/>
+          <w:sz w:val="20"/>
+          <w:szCs w:val="20"/>
+          <w:lang w:val="es-PE"/>
+        </w:rPr>
+        <w:t xml:space="preserve">y ubicaciones </w:t>
+      </w:r>
+      <w:r>
+        <w:rPr>
+          <w:rFonts w:ascii="Arial" w:hAnsi="Arial" w:cs="Arial"/>
+          <w:sz w:val="20"/>
+          <w:szCs w:val="20"/>
+          <w:lang w:val="es-PE"/>
+        </w:rPr>
+        <w:t xml:space="preserve">para 2 beam-steered LED. </w:t>
+      </w:r>
+      <w:r>
+        <w:rPr>
+          <w:rFonts w:ascii="Arial" w:hAnsi="Arial" w:cs="Arial"/>
+          <w:sz w:val="20"/>
+          <w:szCs w:val="20"/>
+          <w:lang w:val="es-PE"/>
+        </w:rPr>
+        <w:t>Es decir el CRLB para dos de ellos.</w:t>
+      </w:r>
+      <w:r>
+        <w:rPr>
+          <w:rFonts w:ascii="Arial" w:hAnsi="Arial" w:cs="Arial"/>
+          <w:sz w:val="20"/>
+          <w:szCs w:val="20"/>
+          <w:lang w:val="es-PE"/>
+        </w:rPr>
+        <w:t>¿Donde ponerlos y como orientarlos?</w:t>
+      </w:r>
+    </w:p>
+    <w:p>
+      <w:pPr>
+        <w:pStyle w:val="ListParagraph"/>
+        <w:jc w:val="both"/>
+        <w:rPr>
+          <w:rFonts w:ascii="Arial" w:hAnsi="Arial" w:cs="Arial"/>
+          <w:sz w:val="20"/>
+          <w:szCs w:val="20"/>
+          <w:lang w:val="es-PE"/>
+        </w:rPr>
+      </w:pPr>
+    </w:p>
+    <w:p>
+      <w:pPr>
+        <w:pStyle w:val="ListParagraph"/>
+        <w:jc w:val="both"/>
+        <w:rPr>
+          <w:rFonts w:ascii="Arial" w:hAnsi="Arial" w:cs="Arial"/>
+          <w:sz w:val="20"/>
+          <w:szCs w:val="20"/>
+          <w:lang w:val="es-PE"/>
+        </w:rPr>
+      </w:pPr>
+      <w:r>
+        <w:rPr>
+          <w:rFonts w:ascii="Arial" w:hAnsi="Arial" w:cs="Arial"/>
+          <w:sz w:val="20"/>
+          <w:szCs w:val="20"/>
+          <w:highlight w:val="yellow"/>
+          <w:lang w:val="es-PE"/>
+        </w:rPr>
+        <w:t>Posterior</w:t>
+      </w:r>
+    </w:p>
+    <w:p>
+      <w:pPr>
+        <w:pStyle w:val="ListParagraph"/>
+        <w:numPr>
+          <w:ilvl w:val="0"/>
+          <w:numId w:val="2"/>
+        </w:numPr>
+        <w:jc w:val="both"/>
+        <w:rPr>
+          <w:rFonts w:ascii="Arial" w:hAnsi="Arial" w:cs="Arial"/>
+          <w:sz w:val="20"/>
+          <w:szCs w:val="20"/>
+        </w:rPr>
+      </w:pPr>
+      <w:r>
+        <w:rPr>
+          <w:rFonts w:ascii="Arial" w:hAnsi="Arial" w:cs="Arial"/>
+          <w:b/>
+          <w:bCs/>
+          <w:sz w:val="20"/>
+          <w:szCs w:val="20"/>
+        </w:rPr>
+        <w:t xml:space="preserve">MÁS COMPLEJO : </w:t>
+      </w:r>
+      <w:r>
+        <w:rPr>
+          <w:rFonts w:ascii="Arial" w:hAnsi="Arial" w:cs="Arial"/>
+          <w:sz w:val="20"/>
+          <w:szCs w:val="20"/>
+        </w:rPr>
+        <w:t>Simulacion ISAC : OWP and OWC en single beamsteering-L</w:t>
+      </w:r>
+      <w:r>
+        <w:rPr>
+          <w:rFonts w:ascii="Arial" w:hAnsi="Arial" w:cs="Arial"/>
+          <w:sz w:val="20"/>
+          <w:szCs w:val="20"/>
+        </w:rPr>
+        <w:t xml:space="preserve">ED. </w:t>
+      </w:r>
+    </w:p>
+    <w:p>
+      <w:pPr>
+        <w:pStyle w:val="ListParagraph"/>
+        <w:numPr>
+          <w:ilvl w:val="0"/>
+          <w:numId w:val="2"/>
+        </w:numPr>
+        <w:jc w:val="both"/>
+        <w:rPr>
+          <w:rFonts w:ascii="Arial" w:hAnsi="Arial" w:cs="Arial"/>
+          <w:sz w:val="20"/>
+          <w:szCs w:val="20"/>
+          <w:lang w:val="es-PE"/>
+        </w:rPr>
+      </w:pPr>
+      <w:r>
+        <w:rPr>
+          <w:rFonts w:ascii="Arial" w:hAnsi="Arial" w:cs="Arial"/>
+          <w:b/>
+          <w:bCs/>
+          <w:sz w:val="20"/>
+          <w:szCs w:val="20"/>
+          <w:lang w:val="es-PE"/>
+        </w:rPr>
+        <w:t>[Enmanuel work] :</w:t>
+      </w:r>
+      <w:r>
+        <w:rPr>
+          <w:rFonts w:ascii="Arial" w:hAnsi="Arial" w:cs="Arial"/>
+          <w:sz w:val="20"/>
+          <w:szCs w:val="20"/>
+          <w:lang w:val="es-PE"/>
+        </w:rPr>
+        <w:t xml:space="preserve"> Una vez q</w:t>
+      </w:r>
+      <w:r>
+        <w:rPr>
+          <w:rFonts w:ascii="Arial" w:hAnsi="Arial" w:cs="Arial"/>
+          <w:sz w:val="20"/>
+          <w:szCs w:val="20"/>
+          <w:lang w:val="es-PE"/>
+        </w:rPr>
+        <w:t>ue se tiene el dispositivo de OLEDCOMM.</w:t>
+      </w:r>
+    </w:p>
+    <w:p>
+      <w:pPr>
+        <w:pStyle w:val="ListParagraph"/>
+        <w:jc w:val="both"/>
+        <w:rPr>
+          <w:rFonts w:ascii="Arial" w:hAnsi="Arial" w:cs="Arial"/>
+          <w:sz w:val="20"/>
+          <w:szCs w:val="20"/>
+          <w:lang w:val="es-PE"/>
+        </w:rPr>
+      </w:pPr>
+    </w:p>
+    <w:p>
+      <w:pPr>
+        <w:pStyle w:val="ListParagraph"/>
+        <w:jc w:val="both"/>
+        <w:rPr>
+          <w:rFonts w:ascii="Arial" w:hAnsi="Arial" w:cs="Arial"/>
+          <w:sz w:val="20"/>
+          <w:szCs w:val="20"/>
+          <w:lang w:val="es-PE"/>
+        </w:rPr>
+      </w:pPr>
+    </w:p>
+    <w:p>
+      <w:pPr>
+        <w:pStyle w:val="ListParagraph"/>
+        <w:numPr>
+          <w:ilvl w:val="0"/>
+          <w:numId w:val="2"/>
+        </w:numPr>
+        <w:jc w:val="both"/>
+        <w:rPr>
+          <w:rFonts w:ascii="Arial" w:hAnsi="Arial" w:cs="Arial"/>
+          <w:sz w:val="20"/>
+          <w:szCs w:val="20"/>
+          <w:lang w:val="es-PE"/>
+        </w:rPr>
+      </w:pPr>
+      <w:r>
+        <w:rPr>
+          <w:rFonts w:ascii="Arial" w:hAnsi="Arial" w:cs="Arial"/>
+          <w:sz w:val="20"/>
+          <w:szCs w:val="20"/>
+          <w:lang w:val="es-PE"/>
+        </w:rPr>
+        <w:t>Se puede añadir el si</w:t>
+      </w:r>
+      <w:r>
+        <w:rPr>
+          <w:rFonts w:ascii="Arial" w:hAnsi="Arial" w:cs="Arial"/>
+          <w:sz w:val="20"/>
+          <w:szCs w:val="20"/>
+          <w:lang w:val="es-PE"/>
+        </w:rPr>
+        <w:t>stema de control en el motor DC que hace esto.</w:t>
+      </w:r>
+    </w:p>
+    <w:p>
+      <w:pPr>
+        <w:pStyle w:val="ListParagraph"/>
+        <w:jc w:val="both"/>
+        <w:rPr>
+          <w:rFonts w:ascii="Arial" w:hAnsi="Arial" w:cs="Arial"/>
+          <w:sz w:val="20"/>
+          <w:szCs w:val="20"/>
+          <w:lang w:val="es-PE"/>
+        </w:rPr>
+      </w:pPr>
+      <w:r>
+        <w:rPr>
+          <w:rFonts w:ascii="Arial" w:hAnsi="Arial" w:cs="Arial"/>
+          <w:sz w:val="20"/>
+          <w:szCs w:val="20"/>
+          <w:lang w:val="es-PE"/>
+        </w:rPr>
+        <w:lastRenderedPageBreak/>
+        <w:t xml:space="preserve">Guarda tu conocimiento de control para un paper enfocado en </w:t>
+      </w:r>
+      <w:r>
+        <w:rPr>
+          <w:rFonts w:ascii="Arial" w:hAnsi="Arial" w:cs="Arial"/>
+          <w:b/>
+          <w:bCs/>
+          <w:sz w:val="20"/>
+          <w:szCs w:val="20"/>
+          <w:highlight w:val="yellow"/>
+          <w:u w:val="single"/>
+          <w:lang w:val="es-PE"/>
+        </w:rPr>
+        <w:t>Dynamic Tracking</w:t>
+      </w:r>
+      <w:r>
+        <w:rPr>
+          <w:rFonts w:ascii="Arial" w:hAnsi="Arial" w:cs="Arial"/>
+          <w:sz w:val="20"/>
+          <w:szCs w:val="20"/>
+          <w:lang w:val="es-PE"/>
+        </w:rPr>
+        <w:t xml:space="preserve"> (Seguimiento de usuarios móviles).</w:t>
+      </w:r>
+    </w:p>
+    <w:p>
+      <w:pPr>
+        <w:pStyle w:val="ListParagraph"/>
+        <w:jc w:val="both"/>
+        <w:rPr>
+          <w:rFonts w:ascii="Arial" w:hAnsi="Arial" w:cs="Arial"/>
+          <w:sz w:val="20"/>
+          <w:szCs w:val="20"/>
+          <w:lang w:val="es-PE"/>
+        </w:rPr>
+      </w:pPr>
+      <w:r>
+        <w:rPr>
+          <w:rFonts w:ascii="Arial" w:hAnsi="Arial" w:cs="Arial"/>
+          <w:b/>
+          <w:bCs/>
+          <w:sz w:val="20"/>
+          <w:szCs w:val="20"/>
+          <w:lang w:val="es-PE"/>
+        </w:rPr>
+        <w:t>El Problema:</w:t>
+      </w:r>
+      <w:r>
+        <w:rPr>
+          <w:rFonts w:ascii="Arial" w:hAnsi="Arial" w:cs="Arial"/>
+          <w:sz w:val="20"/>
+          <w:szCs w:val="20"/>
+          <w:lang w:val="es-PE"/>
+        </w:rPr>
+        <w:t xml:space="preserve"> Si el usuario camina a 1 m/s y tu motor tarda 200ms en acomodarse (Settling time), tu haz apuntará a donde estaba el usuario hace un instante, no donde está ahora. Eso causa una caída de SNR y error de posición.</w:t>
+      </w:r>
+    </w:p>
+    <w:p>
+      <w:pPr>
+        <w:pStyle w:val="ListParagraph"/>
+        <w:jc w:val="both"/>
+        <w:rPr>
+          <w:rFonts w:ascii="Arial" w:hAnsi="Arial" w:cs="Arial"/>
+          <w:sz w:val="20"/>
+          <w:szCs w:val="20"/>
+        </w:rPr>
+      </w:pPr>
+      <w:r>
+        <w:rPr>
+          <w:rFonts w:ascii="Arial" w:hAnsi="Arial" w:cs="Arial"/>
+          <w:b/>
+          <w:bCs/>
+          <w:sz w:val="20"/>
+          <w:szCs w:val="20"/>
+        </w:rPr>
+        <w:t>Tu Aporte (Control + OWP):</w:t>
+      </w:r>
+    </w:p>
+    <w:p>
+      <w:pPr>
+        <w:pStyle w:val="ListParagraph"/>
+        <w:numPr>
+          <w:ilvl w:val="0"/>
+          <w:numId w:val="3"/>
+        </w:numPr>
+        <w:jc w:val="both"/>
+        <w:rPr>
+          <w:rFonts w:ascii="Arial" w:hAnsi="Arial" w:cs="Arial"/>
+          <w:sz w:val="20"/>
+          <w:szCs w:val="20"/>
+          <w:lang w:val="es-PE"/>
+        </w:rPr>
+      </w:pPr>
+      <w:r>
+        <w:rPr>
+          <w:rFonts w:ascii="Arial" w:hAnsi="Arial" w:cs="Arial"/>
+          <w:sz w:val="20"/>
+          <w:szCs w:val="20"/>
+          <w:lang w:val="es-PE"/>
+        </w:rPr>
+        <w:t>Modelas la planta del motor: $G(s) = \frac{K}{s(\tau s + 1)}$.</w:t>
+      </w:r>
+    </w:p>
+    <w:p>
+      <w:pPr>
+        <w:pStyle w:val="ListParagraph"/>
+        <w:numPr>
+          <w:ilvl w:val="0"/>
+          <w:numId w:val="3"/>
+        </w:numPr>
+        <w:jc w:val="both"/>
+        <w:rPr>
+          <w:rFonts w:ascii="Arial" w:hAnsi="Arial" w:cs="Arial"/>
+          <w:sz w:val="20"/>
+          <w:szCs w:val="20"/>
+          <w:lang w:val="es-PE"/>
+        </w:rPr>
+      </w:pPr>
+      <w:r>
+        <w:rPr>
+          <w:rFonts w:ascii="Arial" w:hAnsi="Arial" w:cs="Arial"/>
+          <w:sz w:val="20"/>
+          <w:szCs w:val="20"/>
+          <w:lang w:val="es-PE"/>
+        </w:rPr>
+        <w:t>Diseñas un controlador (PID o Predictivo) que compense el movimiento del usuario.</w:t>
+      </w:r>
+    </w:p>
+    <w:p>
+      <w:pPr>
+        <w:pStyle w:val="ListParagraph"/>
+        <w:numPr>
+          <w:ilvl w:val="0"/>
+          <w:numId w:val="3"/>
+        </w:numPr>
+        <w:jc w:val="both"/>
+        <w:rPr>
+          <w:rFonts w:ascii="Arial" w:hAnsi="Arial" w:cs="Arial"/>
+          <w:sz w:val="20"/>
+          <w:szCs w:val="20"/>
+          <w:lang w:val="es-PE"/>
+        </w:rPr>
+      </w:pPr>
+      <w:r>
+        <w:rPr>
+          <w:rFonts w:ascii="Arial" w:hAnsi="Arial" w:cs="Arial"/>
+          <w:b/>
+          <w:bCs/>
+          <w:sz w:val="20"/>
+          <w:szCs w:val="20"/>
+          <w:lang w:val="es-PE"/>
+        </w:rPr>
+        <w:t>Simulación:</w:t>
+      </w:r>
+      <w:r>
+        <w:rPr>
+          <w:rFonts w:ascii="Arial" w:hAnsi="Arial" w:cs="Arial"/>
+          <w:sz w:val="20"/>
+          <w:szCs w:val="20"/>
+          <w:lang w:val="es-PE"/>
+        </w:rPr>
+        <w:t xml:space="preserve"> Muestras que con tu controlador optimizado, el sistema puede seguir a usuarios corriendo, mientras que sin control, el sistema pierde el enlace.</w:t>
+      </w:r>
+    </w:p>
+    <w:p>
+      <w:pPr>
+        <w:pStyle w:val="ListParagraph"/>
+        <w:jc w:val="both"/>
+        <w:rPr>
+          <w:rFonts w:ascii="Arial" w:hAnsi="Arial" w:cs="Arial"/>
+          <w:sz w:val="20"/>
+          <w:szCs w:val="20"/>
+          <w:lang w:val="es-PE"/>
+        </w:rPr>
+      </w:pPr>
+    </w:p>
+    <w:p>
+      <w:pPr>
+        <w:jc w:val="both"/>
+        <w:rPr>
+          <w:rFonts w:ascii="Arial" w:hAnsi="Arial" w:cs="Arial"/>
+          <w:sz w:val="20"/>
+          <w:szCs w:val="20"/>
+          <w:lang w:val="es-PE"/>
+        </w:rPr>
+      </w:pPr>
+      <w:r>
+        <w:rPr>
+          <w:rFonts w:ascii="Arial" w:hAnsi="Arial" w:cs="Arial"/>
+          <w:sz w:val="20"/>
+          <w:szCs w:val="20"/>
+          <w:lang w:val="es-PE"/>
+        </w:rPr>
+        <w:t>_________________________________________________________________________________</w:t>
+      </w:r>
+    </w:p>
+    <w:p>
+      <w:pPr>
+        <w:jc w:val="right"/>
+        <w:rPr>
+          <w:rFonts w:ascii="Arial" w:hAnsi="Arial" w:cs="Arial"/>
+          <w:b/>
+          <w:bCs/>
+          <w:sz w:val="20"/>
+          <w:szCs w:val="20"/>
+          <w:lang w:val="es-PE"/>
+        </w:rPr>
+      </w:pPr>
+      <w:r>
+        <w:rPr>
+          <w:rFonts w:ascii="Arial" w:hAnsi="Arial" w:cs="Arial"/>
+          <w:b/>
+          <w:bCs/>
+          <w:sz w:val="20"/>
+          <w:szCs w:val="20"/>
+          <w:lang w:val="es-PE"/>
+        </w:rPr>
+        <w:t>POLICY</w:t>
+      </w:r>
+    </w:p>
+    <w:p>
+      <w:pPr>
+        <w:rPr>
+          <w:rFonts w:ascii="Arial" w:hAnsi="Arial" w:cs="Arial"/>
+          <w:sz w:val="20"/>
+          <w:szCs w:val="20"/>
+          <w:lang w:val="es-PE"/>
+        </w:rPr>
+      </w:pPr>
+      <w:r>
+        <w:rPr>
+          <w:rFonts w:ascii="Arial" w:hAnsi="Arial" w:cs="Arial"/>
+          <w:sz w:val="20"/>
+          <w:szCs w:val="20"/>
+          <w:lang w:val="es-PE"/>
+        </w:rPr>
+        <w:t>Segun lo a</w:t>
+      </w:r>
+      <w:r>
+        <w:rPr>
+          <w:rFonts w:ascii="Arial" w:hAnsi="Arial" w:cs="Arial"/>
+          <w:sz w:val="20"/>
+          <w:szCs w:val="20"/>
+          <w:lang w:val="es-PE"/>
+        </w:rPr>
+        <w:t xml:space="preserve">veriguado, conviene centrarse en publicar en los flagships (tier 1). Es decir en ICC, GLOBECOM, PIMRC, EU CNC. Y con respecto a los más pequeños, como CSNDSP, SECON solo si esta dentro de la proporcion 80/20. </w:t>
+      </w:r>
+    </w:p>
+    <w:p>
+      <w:pPr>
+        <w:rPr>
+          <w:rFonts w:ascii="Arial" w:hAnsi="Arial" w:cs="Arial"/>
+          <w:sz w:val="20"/>
+          <w:szCs w:val="20"/>
+          <w:lang w:val="es-PE"/>
+        </w:rPr>
+      </w:pPr>
+      <w:r>
+        <w:rPr>
+          <w:rFonts w:ascii="Arial" w:hAnsi="Arial" w:cs="Arial"/>
+          <w:sz w:val="20"/>
+          <w:szCs w:val="20"/>
+          <w:lang w:val="es-PE"/>
+        </w:rPr>
+        <w:t>Las coautorias mientras esten en el mismo campo, son bien valoradas. Es mejor tener colaboraciones OWC/OWP que cualquier publicacion random de otro tema. Eso por el contrario, dispersa la contribución.</w:t>
+      </w:r>
+    </w:p>
+    <w:p>
+      <w:pPr>
+        <w:rPr>
+          <w:rFonts w:ascii="Arial" w:hAnsi="Arial" w:cs="Arial"/>
+          <w:sz w:val="20"/>
+          <w:szCs w:val="20"/>
+          <w:lang w:val="es-PE"/>
+        </w:rPr>
+      </w:pPr>
+      <w:r>
+        <w:rPr>
+          <w:rFonts w:ascii="Arial" w:hAnsi="Arial" w:cs="Arial"/>
+          <w:sz w:val="20"/>
+          <w:szCs w:val="20"/>
+          <w:lang w:val="es-PE"/>
+        </w:rPr>
+        <w:t xml:space="preserve">Es </w:t>
+      </w:r>
+      <w:r>
+        <w:rPr>
+          <w:rFonts w:ascii="Arial" w:hAnsi="Arial" w:cs="Arial"/>
+          <w:sz w:val="20"/>
+          <w:szCs w:val="20"/>
+          <w:lang w:val="es-PE"/>
+        </w:rPr>
+        <w:t>más</w:t>
+      </w:r>
+      <w:r>
+        <w:rPr>
+          <w:rFonts w:ascii="Arial" w:hAnsi="Arial" w:cs="Arial"/>
+          <w:sz w:val="20"/>
+          <w:szCs w:val="20"/>
+          <w:lang w:val="es-PE"/>
+        </w:rPr>
+        <w:t xml:space="preserve"> interesante </w:t>
+      </w:r>
+      <w:r>
+        <w:rPr>
+          <w:rFonts w:ascii="Arial" w:hAnsi="Arial" w:cs="Arial"/>
+          <w:sz w:val="20"/>
+          <w:szCs w:val="20"/>
+          <w:lang w:val="es-PE"/>
+        </w:rPr>
+        <w:t>una</w:t>
+      </w:r>
+      <w:r>
+        <w:rPr>
+          <w:rFonts w:ascii="Arial" w:hAnsi="Arial" w:cs="Arial"/>
+          <w:sz w:val="20"/>
+          <w:szCs w:val="20"/>
+          <w:lang w:val="es-PE"/>
+        </w:rPr>
+        <w:t xml:space="preserve"> colaboración entre universidades, es decir, colaboración </w:t>
+      </w:r>
+      <w:r>
+        <w:rPr>
+          <w:rFonts w:ascii="Arial" w:hAnsi="Arial" w:cs="Arial"/>
+          <w:sz w:val="20"/>
+          <w:szCs w:val="20"/>
+          <w:lang w:val="es-PE"/>
+        </w:rPr>
+        <w:t xml:space="preserve">externa. Por otro lado, las </w:t>
+      </w:r>
+      <w:r>
+        <w:rPr>
+          <w:rFonts w:ascii="Arial" w:hAnsi="Arial" w:cs="Arial"/>
+          <w:sz w:val="20"/>
+          <w:szCs w:val="20"/>
+          <w:lang w:val="es-PE"/>
+        </w:rPr>
+        <w:t xml:space="preserve">colaboraciones </w:t>
+      </w:r>
+      <w:r>
+        <w:rPr>
+          <w:rFonts w:ascii="Arial" w:hAnsi="Arial" w:cs="Arial"/>
+          <w:sz w:val="20"/>
+          <w:szCs w:val="20"/>
+          <w:lang w:val="es-PE"/>
+        </w:rPr>
+        <w:t>internas son menos valoradas.</w:t>
+      </w:r>
+    </w:p>
+    <w:p>
+      <w:pPr>
+        <w:rPr>
+          <w:rFonts w:ascii="Arial" w:hAnsi="Arial" w:cs="Arial"/>
+          <w:sz w:val="20"/>
+          <w:szCs w:val="20"/>
+          <w:lang w:val="es-PE"/>
+        </w:rPr>
+      </w:pPr>
+      <w:r>
+        <w:rPr>
+          <w:rFonts w:ascii="Arial" w:hAnsi="Arial" w:cs="Arial"/>
+          <w:sz w:val="20"/>
+          <w:szCs w:val="20"/>
+          <w:lang w:val="es-PE"/>
+        </w:rPr>
+        <w:t xml:space="preserve">Solicitar en </w:t>
+      </w:r>
+      <w:r>
+        <w:rPr>
+          <w:rFonts w:ascii="Arial" w:hAnsi="Arial" w:cs="Arial"/>
+          <w:b/>
+          <w:bCs/>
+          <w:sz w:val="20"/>
+          <w:szCs w:val="20"/>
+          <w:lang w:val="es-PE"/>
+        </w:rPr>
+        <w:t>Cambridgue una estacion de 4 a 6 meses</w:t>
+      </w:r>
+      <w:r>
+        <w:rPr>
+          <w:rFonts w:ascii="Arial" w:hAnsi="Arial" w:cs="Arial"/>
+          <w:sz w:val="20"/>
+          <w:szCs w:val="20"/>
+          <w:lang w:val="es-PE"/>
+        </w:rPr>
+        <w:t xml:space="preserve"> para presentar articulos o resultados.</w:t>
+      </w:r>
+    </w:p>
+    <w:p>
+      <w:pPr>
+        <w:jc w:val="both"/>
+        <w:rPr>
+          <w:rFonts w:ascii="Arial" w:hAnsi="Arial" w:cs="Arial"/>
+          <w:sz w:val="20"/>
+          <w:szCs w:val="20"/>
+          <w:lang w:val="es-PE"/>
+        </w:rPr>
+      </w:pPr>
+      <w:r>
+        <w:rPr>
+          <w:rFonts w:ascii="Arial" w:hAnsi="Arial" w:cs="Arial"/>
+          <w:sz w:val="20"/>
+          <w:szCs w:val="20"/>
+          <w:lang w:val="es-PE"/>
+        </w:rPr>
+        <w:t>_________________________________________________________________________________</w:t>
+      </w:r>
+    </w:p>
+    <w:p>
+      <w:pPr>
+        <w:jc w:val="both"/>
+        <w:rPr>
+          <w:rFonts w:ascii="Arial" w:hAnsi="Arial" w:cs="Arial"/>
+          <w:sz w:val="20"/>
+          <w:szCs w:val="20"/>
+          <w:lang w:val="es-PE"/>
+        </w:rPr>
+      </w:pPr>
+    </w:p>
+    <w:p>
+      <w:pPr>
+        <w:pStyle w:val="Heading3"/>
+        <w:rPr>
+          <w:lang w:val="es-PE"/>
+        </w:rPr>
+      </w:pPr>
+      <w:r>
+        <w:rPr>
+          <w:lang w:val="es-PE"/>
         </w:rPr>
         <w:t>Proposed Directions</w:t>
       </w:r>
       <w:r>
         <w:rPr>
-          <w:rFonts w:ascii="Arial" w:hAnsi="Arial" w:cs="Arial"/>
-          <w:b/>
-          <w:bCs/>
-          <w:sz w:val="20"/>
-          <w:szCs w:val="20"/>
+          <w:lang w:val="es-PE"/>
         </w:rPr>
         <w:t xml:space="preserve"> </w:t>
       </w:r>
@@ -558,6 +1713,7 @@
           <w:sz w:val="20"/>
           <w:szCs w:val="20"/>
         </w:rPr>
+        <w:lastRenderedPageBreak/>
         <w:t>Description:</w:t>
       </w:r>
       <w:r>
@@ -730,7 +1886,6 @@
           <w:sz w:val="20"/>
           <w:szCs w:val="20"/>
         </w:rPr>
-        <w:lastRenderedPageBreak/>
         <w:t xml:space="preserve">Proposal </w:t>
       </w:r>
       <w:r>
@@ -1039,6 +2194,7 @@
           <w:bCs/>
           <w:sz w:val="20"/>
           <w:szCs w:val="20"/>
+          <w:lang w:val="es-PE"/>
         </w:rPr>
       </w:pPr>
       <w:r>
@@ -1162,6 +2318,7 @@
           <w:bCs/>
           <w:sz w:val="20"/>
           <w:szCs w:val="20"/>
+          <w:lang w:val="es-PE"/>
         </w:rPr>
         <w:t>Timeline</w:t>
       </w:r>
@@ -1175,6 +2332,7 @@
           <w:bCs/>
           <w:sz w:val="20"/>
           <w:szCs w:val="20"/>
+          <w:lang w:val="es-PE"/>
         </w:rPr>
       </w:pPr>
       <w:r>
@@ -1414,6 +2572,7 @@
           <w:bCs/>
           <w:sz w:val="20"/>
           <w:szCs w:val="20"/>
+          <w:lang w:val="es-PE"/>
         </w:rPr>
       </w:pPr>
       <w:r>
@@ -1717,6 +2876,5384 @@
         </mc:AlternateContent>
       </w:r>
     </w:p>
+    <w:p>
+      <w:pPr>
+        <w:rPr>
+          <w:rFonts w:ascii="Arial" w:hAnsi="Arial" w:cs="Arial"/>
+          <w:sz w:val="20"/>
+          <w:szCs w:val="20"/>
+          <w:lang w:val="es-PE"/>
+        </w:rPr>
+      </w:pPr>
+    </w:p>
+    <w:p>
+      <w:pPr>
+        <w:rPr>
+          <w:rFonts w:ascii="Arial" w:hAnsi="Arial" w:cs="Arial"/>
+          <w:sz w:val="20"/>
+          <w:szCs w:val="20"/>
+          <w:lang w:val="es-PE"/>
+        </w:rPr>
+      </w:pPr>
+    </w:p>
+    <w:p>
+      <w:pPr>
+        <w:rPr>
+          <w:rFonts w:ascii="Arial" w:hAnsi="Arial" w:cs="Arial"/>
+          <w:sz w:val="20"/>
+          <w:szCs w:val="20"/>
+          <w:lang w:val="es-PE"/>
+        </w:rPr>
+      </w:pPr>
+    </w:p>
+    <w:p>
+      <w:pPr>
+        <w:rPr>
+          <w:rFonts w:ascii="Arial" w:hAnsi="Arial" w:cs="Arial"/>
+          <w:b/>
+          <w:bCs/>
+          <w:sz w:val="20"/>
+          <w:szCs w:val="20"/>
+          <w:lang w:val="es-PE"/>
+        </w:rPr>
+      </w:pPr>
+    </w:p>
+    <w:p>
+      <w:pPr>
+        <w:rPr>
+          <w:rFonts w:ascii="Arial" w:hAnsi="Arial" w:cs="Arial"/>
+          <w:sz w:val="20"/>
+          <w:szCs w:val="20"/>
+          <w:lang w:val="es-PE"/>
+        </w:rPr>
+      </w:pPr>
+    </w:p>
+    <w:p>
+      <w:pPr>
+        <w:pStyle w:val="Heading3"/>
+        <w:rPr>
+          <w:lang w:val="es-PE"/>
+        </w:rPr>
+      </w:pPr>
+      <w:r>
+        <w:rPr>
+          <w:lang w:val="es-PE"/>
+        </w:rPr>
+        <w:t>Logs de propuestas:</w:t>
+      </w:r>
+    </w:p>
+    <w:p>
+      <w:pPr>
+        <w:pStyle w:val="NoSpacing"/>
+        <w:jc w:val="both"/>
+        <w:rPr>
+          <w:rFonts w:ascii="Arial" w:hAnsi="Arial" w:cs="Arial"/>
+          <w:b/>
+          <w:bCs/>
+          <w:sz w:val="20"/>
+          <w:szCs w:val="20"/>
+          <w:lang w:val="es-PE"/>
+        </w:rPr>
+      </w:pPr>
+      <w:r>
+        <w:rPr>
+          <w:rFonts w:ascii="Arial" w:hAnsi="Arial" w:cs="Arial"/>
+          <w:b/>
+          <w:bCs/>
+          <w:sz w:val="20"/>
+          <w:szCs w:val="20"/>
+          <w:lang w:val="es-PE"/>
+        </w:rPr>
+        <w:t>Rankeadas con un r</w:t>
+      </w:r>
+      <w:r>
+        <w:rPr>
+          <w:rFonts w:ascii="Arial" w:hAnsi="Arial" w:cs="Arial"/>
+          <w:b/>
+          <w:bCs/>
+          <w:sz w:val="20"/>
+          <w:szCs w:val="20"/>
+          <w:lang w:val="es-PE"/>
+        </w:rPr>
+        <w:t>ango de interés de 1 (poco interesante) a 5 (muy interesante)</w:t>
+      </w:r>
+    </w:p>
+    <w:p>
+      <w:pPr>
+        <w:pStyle w:val="NoSpacing"/>
+        <w:jc w:val="both"/>
+        <w:rPr>
+          <w:rFonts w:ascii="Arial" w:hAnsi="Arial" w:cs="Arial"/>
+          <w:b/>
+          <w:bCs/>
+          <w:sz w:val="20"/>
+          <w:szCs w:val="20"/>
+          <w:lang w:val="es-PE"/>
+        </w:rPr>
+      </w:pPr>
+    </w:p>
+    <w:p>
+      <w:pPr>
+        <w:pStyle w:val="NoSpacing"/>
+        <w:jc w:val="both"/>
+        <w:rPr>
+          <w:rFonts w:ascii="Arial" w:hAnsi="Arial" w:cs="Arial"/>
+          <w:sz w:val="20"/>
+          <w:szCs w:val="20"/>
+          <w:lang w:val="es-PE"/>
+        </w:rPr>
+      </w:pPr>
+      <w:r>
+        <w:rPr>
+          <w:rFonts w:ascii="Arial" w:hAnsi="Arial" w:cs="Arial"/>
+          <w:sz w:val="20"/>
+          <w:szCs w:val="20"/>
+          <w:lang w:val="es-PE"/>
+        </w:rPr>
+        <w:t xml:space="preserve">(19/09/2025)  </w:t>
+      </w:r>
+      <w:r>
+        <w:rPr>
+          <w:rFonts w:ascii="Arial" w:hAnsi="Arial" w:cs="Arial"/>
+          <w:sz w:val="20"/>
+          <w:szCs w:val="20"/>
+          <w:lang w:val="es-PE"/>
+        </w:rPr>
+        <w:tab/>
+      </w:r>
+      <w:r>
+        <w:rPr>
+          <w:rFonts w:ascii="Arial" w:hAnsi="Arial" w:cs="Arial"/>
+          <w:sz w:val="20"/>
+          <w:szCs w:val="20"/>
+          <w:lang w:val="es-PE"/>
+        </w:rPr>
+        <w:tab/>
+      </w:r>
+      <w:r>
+        <w:rPr>
+          <w:rFonts w:ascii="Arial" w:hAnsi="Arial" w:cs="Arial"/>
+          <w:sz w:val="20"/>
+          <w:szCs w:val="20"/>
+          <w:lang w:val="es-PE"/>
+        </w:rPr>
+        <w:tab/>
+      </w:r>
+      <w:r>
+        <w:rPr>
+          <w:rFonts w:ascii="Arial" w:hAnsi="Arial" w:cs="Arial"/>
+          <w:sz w:val="20"/>
+          <w:szCs w:val="20"/>
+          <w:lang w:val="es-PE"/>
+        </w:rPr>
+        <w:tab/>
+      </w:r>
+      <w:r>
+        <w:rPr>
+          <w:rFonts w:ascii="Arial" w:hAnsi="Arial" w:cs="Arial"/>
+          <w:sz w:val="20"/>
+          <w:szCs w:val="20"/>
+          <w:lang w:val="es-PE"/>
+        </w:rPr>
+        <w:tab/>
+      </w:r>
+      <w:r>
+        <w:rPr>
+          <w:rFonts w:ascii="Arial" w:hAnsi="Arial" w:cs="Arial"/>
+          <w:sz w:val="20"/>
+          <w:szCs w:val="20"/>
+          <w:lang w:val="es-PE"/>
+        </w:rPr>
+        <w:tab/>
+      </w:r>
+      <w:r>
+        <w:rPr>
+          <w:rFonts w:ascii="Arial" w:hAnsi="Arial" w:cs="Arial"/>
+          <w:sz w:val="20"/>
+          <w:szCs w:val="20"/>
+          <w:lang w:val="es-PE"/>
+        </w:rPr>
+        <w:tab/>
+      </w:r>
+      <w:r>
+        <w:rPr>
+          <w:rFonts w:ascii="Arial" w:hAnsi="Arial" w:cs="Arial"/>
+          <w:sz w:val="20"/>
+          <w:szCs w:val="20"/>
+          <w:lang w:val="es-PE"/>
+        </w:rPr>
+        <w:tab/>
+      </w:r>
+      <w:r>
+        <w:rPr>
+          <w:rFonts w:ascii="Arial" w:hAnsi="Arial" w:cs="Arial"/>
+          <w:sz w:val="20"/>
+          <w:szCs w:val="20"/>
+          <w:lang w:val="es-PE"/>
+        </w:rPr>
+        <w:tab/>
+      </w:r>
+      <w:r>
+        <w:rPr>
+          <w:rFonts w:ascii="Arial" w:hAnsi="Arial" w:cs="Arial"/>
+          <w:sz w:val="20"/>
+          <w:szCs w:val="20"/>
+          <w:lang w:val="es-PE"/>
+        </w:rPr>
+        <w:tab/>
+        <w:t>Rank :  3</w:t>
+      </w:r>
+    </w:p>
+    <w:p>
+      <w:pPr>
+        <w:pStyle w:val="NoSpacing"/>
+        <w:jc w:val="both"/>
+        <w:rPr>
+          <w:rFonts w:ascii="Arial" w:hAnsi="Arial" w:cs="Arial"/>
+          <w:sz w:val="20"/>
+          <w:szCs w:val="20"/>
+          <w:lang w:val="es-PE"/>
+        </w:rPr>
+      </w:pPr>
+      <w:r>
+        <w:rPr>
+          <w:rFonts w:ascii="Arial" w:hAnsi="Arial" w:cs="Arial"/>
+          <w:sz w:val="20"/>
+          <w:szCs w:val="20"/>
+          <w:lang w:val="es-PE"/>
+        </w:rPr>
+        <w:lastRenderedPageBreak/>
+        <w:t>Estimación de posiciones basado en modulación de la orientación para un canal NO-LAMBERTIANO"*: En este escenario se considera que el LED tiene un patron de emisión NO Lambertiano y eso hace que se modifique cos(phi)^m por f(phi) donde f(phi) tiene que ser aproximado. En una revisión simple se encontro : que u(phi) = log(f(phi))  y se podria aproximar a  u(phi)=</w:t>
+      </w:r>
+      <w:r>
+        <w:rPr>
+          <w:rFonts w:ascii="Arial" w:hAnsi="Arial" w:cs="Arial"/>
+          <w:sz w:val="20"/>
+          <w:szCs w:val="20"/>
+        </w:rPr>
+        <w:t>α</w:t>
+      </w:r>
+      <w:r>
+        <w:rPr>
+          <w:rFonts w:ascii="Arial" w:hAnsi="Arial" w:cs="Arial"/>
+          <w:sz w:val="20"/>
+          <w:szCs w:val="20"/>
+          <w:lang w:val="es-PE"/>
+        </w:rPr>
+        <w:t>+</w:t>
+      </w:r>
+      <w:r>
+        <w:rPr>
+          <w:rFonts w:ascii="Arial" w:hAnsi="Arial" w:cs="Arial"/>
+          <w:sz w:val="20"/>
+          <w:szCs w:val="20"/>
+        </w:rPr>
+        <w:t>β</w:t>
+      </w:r>
+      <w:r>
+        <w:rPr>
+          <w:rFonts w:ascii="Arial" w:hAnsi="Arial" w:cs="Arial"/>
+          <w:sz w:val="20"/>
+          <w:szCs w:val="20"/>
+          <w:lang w:val="es-PE"/>
+        </w:rPr>
+        <w:t>s donde s=nt </w:t>
+      </w:r>
+      <w:r>
+        <w:rPr>
+          <w:rFonts w:ascii="Cambria Math" w:hAnsi="Cambria Math" w:cs="Cambria Math"/>
+          <w:sz w:val="20"/>
+          <w:szCs w:val="20"/>
+          <w:lang w:val="es-PE"/>
+        </w:rPr>
+        <w:t>⋅</w:t>
+      </w:r>
+      <w:r>
+        <w:rPr>
+          <w:rFonts w:ascii="Arial" w:hAnsi="Arial" w:cs="Arial"/>
+          <w:sz w:val="20"/>
+          <w:szCs w:val="20"/>
+          <w:lang w:val="es-PE"/>
+        </w:rPr>
+        <w:t>d.</w:t>
+      </w:r>
+    </w:p>
+    <w:p>
+      <w:pPr>
+        <w:pStyle w:val="NoSpacing"/>
+        <w:jc w:val="both"/>
+        <w:rPr>
+          <w:rFonts w:ascii="Arial" w:hAnsi="Arial" w:cs="Arial"/>
+          <w:sz w:val="20"/>
+          <w:szCs w:val="20"/>
+          <w:lang w:val="es-PE"/>
+        </w:rPr>
+      </w:pPr>
+    </w:p>
+    <w:p>
+      <w:pPr>
+        <w:pStyle w:val="NoSpacing"/>
+        <w:jc w:val="both"/>
+        <w:rPr>
+          <w:rFonts w:ascii="Arial" w:hAnsi="Arial" w:cs="Arial"/>
+          <w:sz w:val="20"/>
+          <w:szCs w:val="20"/>
+          <w:lang w:val="es-PE"/>
+        </w:rPr>
+      </w:pPr>
+      <w:r>
+        <w:rPr>
+          <w:rFonts w:ascii="Arial" w:hAnsi="Arial" w:cs="Arial"/>
+          <w:sz w:val="20"/>
+          <w:szCs w:val="20"/>
+          <w:lang w:val="es-PE"/>
+        </w:rPr>
+        <w:t xml:space="preserve">(19/09/2025) </w:t>
+      </w:r>
+      <w:r>
+        <w:rPr>
+          <w:rFonts w:ascii="Arial" w:hAnsi="Arial" w:cs="Arial"/>
+          <w:sz w:val="20"/>
+          <w:szCs w:val="20"/>
+          <w:lang w:val="es-PE"/>
+        </w:rPr>
+        <w:t xml:space="preserve">  </w:t>
+      </w:r>
+      <w:r>
+        <w:rPr>
+          <w:rFonts w:ascii="Arial" w:hAnsi="Arial" w:cs="Arial"/>
+          <w:sz w:val="20"/>
+          <w:szCs w:val="20"/>
+          <w:lang w:val="es-PE"/>
+        </w:rPr>
+        <w:tab/>
+      </w:r>
+      <w:r>
+        <w:rPr>
+          <w:rFonts w:ascii="Arial" w:hAnsi="Arial" w:cs="Arial"/>
+          <w:sz w:val="20"/>
+          <w:szCs w:val="20"/>
+          <w:lang w:val="es-PE"/>
+        </w:rPr>
+        <w:tab/>
+      </w:r>
+      <w:r>
+        <w:rPr>
+          <w:rFonts w:ascii="Arial" w:hAnsi="Arial" w:cs="Arial"/>
+          <w:sz w:val="20"/>
+          <w:szCs w:val="20"/>
+          <w:lang w:val="es-PE"/>
+        </w:rPr>
+        <w:tab/>
+      </w:r>
+      <w:r>
+        <w:rPr>
+          <w:rFonts w:ascii="Arial" w:hAnsi="Arial" w:cs="Arial"/>
+          <w:sz w:val="20"/>
+          <w:szCs w:val="20"/>
+          <w:lang w:val="es-PE"/>
+        </w:rPr>
+        <w:tab/>
+      </w:r>
+      <w:r>
+        <w:rPr>
+          <w:rFonts w:ascii="Arial" w:hAnsi="Arial" w:cs="Arial"/>
+          <w:sz w:val="20"/>
+          <w:szCs w:val="20"/>
+          <w:lang w:val="es-PE"/>
+        </w:rPr>
+        <w:tab/>
+      </w:r>
+      <w:r>
+        <w:rPr>
+          <w:rFonts w:ascii="Arial" w:hAnsi="Arial" w:cs="Arial"/>
+          <w:sz w:val="20"/>
+          <w:szCs w:val="20"/>
+          <w:lang w:val="es-PE"/>
+        </w:rPr>
+        <w:tab/>
+      </w:r>
+      <w:r>
+        <w:rPr>
+          <w:rFonts w:ascii="Arial" w:hAnsi="Arial" w:cs="Arial"/>
+          <w:sz w:val="20"/>
+          <w:szCs w:val="20"/>
+          <w:lang w:val="es-PE"/>
+        </w:rPr>
+        <w:tab/>
+      </w:r>
+      <w:r>
+        <w:rPr>
+          <w:rFonts w:ascii="Arial" w:hAnsi="Arial" w:cs="Arial"/>
+          <w:sz w:val="20"/>
+          <w:szCs w:val="20"/>
+          <w:lang w:val="es-PE"/>
+        </w:rPr>
+        <w:tab/>
+      </w:r>
+      <w:r>
+        <w:rPr>
+          <w:rFonts w:ascii="Arial" w:hAnsi="Arial" w:cs="Arial"/>
+          <w:sz w:val="20"/>
+          <w:szCs w:val="20"/>
+          <w:lang w:val="es-PE"/>
+        </w:rPr>
+        <w:tab/>
+      </w:r>
+      <w:r>
+        <w:rPr>
+          <w:rFonts w:ascii="Arial" w:hAnsi="Arial" w:cs="Arial"/>
+          <w:sz w:val="20"/>
+          <w:szCs w:val="20"/>
+          <w:lang w:val="es-PE"/>
+        </w:rPr>
+        <w:tab/>
+        <w:t>Rank :  1</w:t>
+      </w:r>
+    </w:p>
+    <w:p>
+      <w:pPr>
+        <w:pStyle w:val="NoSpacing"/>
+        <w:jc w:val="both"/>
+        <w:rPr>
+          <w:rFonts w:ascii="Arial" w:hAnsi="Arial" w:cs="Arial"/>
+          <w:sz w:val="20"/>
+          <w:szCs w:val="20"/>
+          <w:lang w:val="es-PE"/>
+        </w:rPr>
+      </w:pPr>
+      <w:r>
+        <w:rPr>
+          <w:rFonts w:ascii="Arial" w:hAnsi="Arial" w:cs="Arial"/>
+          <w:sz w:val="20"/>
+          <w:szCs w:val="20"/>
+          <w:lang w:val="es-PE"/>
+        </w:rPr>
+        <w:t>Caso de estudio: Estimación 2D single-LED single-PD con estimadores lineales GLS, WLS" Estudio del ratio lineal, simiulación en 1D, linealidad del ratio beta, estimación en 2D empleando modulacion de la orientación con beta, empleando LS y con WLS. Los graficos y analisis se encuentran en fundamentals/LogRatios/1D,2D.m</w:t>
+      </w:r>
+    </w:p>
+    <w:p>
+      <w:pPr>
+        <w:pStyle w:val="NoSpacing"/>
+        <w:jc w:val="both"/>
+        <w:rPr>
+          <w:rFonts w:ascii="Arial" w:hAnsi="Arial" w:cs="Arial"/>
+          <w:sz w:val="20"/>
+          <w:szCs w:val="20"/>
+          <w:lang w:val="es-PE"/>
+        </w:rPr>
+      </w:pPr>
+    </w:p>
+    <w:p>
+      <w:pPr>
+        <w:pStyle w:val="NoSpacing"/>
+        <w:jc w:val="both"/>
+        <w:rPr>
+          <w:rFonts w:ascii="Arial" w:hAnsi="Arial" w:cs="Arial"/>
+          <w:sz w:val="20"/>
+          <w:szCs w:val="20"/>
+          <w:highlight w:val="cyan"/>
+        </w:rPr>
+      </w:pPr>
+      <w:r>
+        <w:rPr>
+          <w:rFonts w:ascii="Arial" w:hAnsi="Arial" w:cs="Arial"/>
+          <w:sz w:val="20"/>
+          <w:szCs w:val="20"/>
+          <w:highlight w:val="cyan"/>
+        </w:rPr>
+        <w:t>(19/09/2025)</w:t>
+      </w:r>
+      <w:r>
+        <w:rPr>
+          <w:rFonts w:ascii="Arial" w:hAnsi="Arial" w:cs="Arial"/>
+          <w:sz w:val="20"/>
+          <w:szCs w:val="20"/>
+          <w:highlight w:val="cyan"/>
+        </w:rPr>
+        <w:t xml:space="preserve">  </w:t>
+      </w:r>
+      <w:r>
+        <w:rPr>
+          <w:rFonts w:ascii="Arial" w:hAnsi="Arial" w:cs="Arial"/>
+          <w:sz w:val="20"/>
+          <w:szCs w:val="20"/>
+          <w:highlight w:val="cyan"/>
+        </w:rPr>
+        <w:tab/>
+      </w:r>
+      <w:r>
+        <w:rPr>
+          <w:rFonts w:ascii="Arial" w:hAnsi="Arial" w:cs="Arial"/>
+          <w:sz w:val="20"/>
+          <w:szCs w:val="20"/>
+          <w:highlight w:val="cyan"/>
+        </w:rPr>
+        <w:tab/>
+      </w:r>
+      <w:r>
+        <w:rPr>
+          <w:rFonts w:ascii="Arial" w:hAnsi="Arial" w:cs="Arial"/>
+          <w:sz w:val="20"/>
+          <w:szCs w:val="20"/>
+          <w:highlight w:val="cyan"/>
+        </w:rPr>
+        <w:tab/>
+      </w:r>
+      <w:r>
+        <w:rPr>
+          <w:rFonts w:ascii="Arial" w:hAnsi="Arial" w:cs="Arial"/>
+          <w:sz w:val="20"/>
+          <w:szCs w:val="20"/>
+          <w:highlight w:val="cyan"/>
+        </w:rPr>
+        <w:tab/>
+      </w:r>
+      <w:r>
+        <w:rPr>
+          <w:rFonts w:ascii="Arial" w:hAnsi="Arial" w:cs="Arial"/>
+          <w:sz w:val="20"/>
+          <w:szCs w:val="20"/>
+          <w:highlight w:val="cyan"/>
+        </w:rPr>
+        <w:tab/>
+      </w:r>
+      <w:r>
+        <w:rPr>
+          <w:rFonts w:ascii="Arial" w:hAnsi="Arial" w:cs="Arial"/>
+          <w:sz w:val="20"/>
+          <w:szCs w:val="20"/>
+          <w:highlight w:val="cyan"/>
+        </w:rPr>
+        <w:tab/>
+      </w:r>
+      <w:r>
+        <w:rPr>
+          <w:rFonts w:ascii="Arial" w:hAnsi="Arial" w:cs="Arial"/>
+          <w:sz w:val="20"/>
+          <w:szCs w:val="20"/>
+          <w:highlight w:val="cyan"/>
+        </w:rPr>
+        <w:tab/>
+      </w:r>
+      <w:r>
+        <w:rPr>
+          <w:rFonts w:ascii="Arial" w:hAnsi="Arial" w:cs="Arial"/>
+          <w:sz w:val="20"/>
+          <w:szCs w:val="20"/>
+          <w:highlight w:val="cyan"/>
+        </w:rPr>
+        <w:tab/>
+      </w:r>
+      <w:r>
+        <w:rPr>
+          <w:rFonts w:ascii="Arial" w:hAnsi="Arial" w:cs="Arial"/>
+          <w:sz w:val="20"/>
+          <w:szCs w:val="20"/>
+          <w:highlight w:val="cyan"/>
+        </w:rPr>
+        <w:tab/>
+      </w:r>
+      <w:r>
+        <w:rPr>
+          <w:rFonts w:ascii="Arial" w:hAnsi="Arial" w:cs="Arial"/>
+          <w:sz w:val="20"/>
+          <w:szCs w:val="20"/>
+          <w:highlight w:val="cyan"/>
+        </w:rPr>
+        <w:tab/>
+        <w:t xml:space="preserve">Rank :  </w:t>
+      </w:r>
+      <w:r>
+        <w:rPr>
+          <w:rFonts w:ascii="Arial" w:hAnsi="Arial" w:cs="Arial"/>
+          <w:sz w:val="20"/>
+          <w:szCs w:val="20"/>
+          <w:highlight w:val="cyan"/>
+        </w:rPr>
+        <w:tab/>
+        <w:t>5</w:t>
+      </w:r>
+    </w:p>
+    <w:p>
+      <w:pPr>
+        <w:pStyle w:val="NoSpacing"/>
+        <w:jc w:val="both"/>
+        <w:rPr>
+          <w:rFonts w:ascii="Arial" w:hAnsi="Arial" w:cs="Arial"/>
+          <w:sz w:val="20"/>
+          <w:szCs w:val="20"/>
+          <w:lang w:val="es-PE"/>
+        </w:rPr>
+      </w:pPr>
+      <w:r>
+        <w:rPr>
+          <w:rFonts w:ascii="Arial" w:hAnsi="Arial" w:cs="Arial"/>
+          <w:sz w:val="20"/>
+          <w:szCs w:val="20"/>
+          <w:highlight w:val="cyan"/>
+        </w:rPr>
+        <w:t xml:space="preserve">Applicar </w:t>
+      </w:r>
+      <w:r>
+        <w:rPr>
+          <w:rFonts w:ascii="Arial" w:hAnsi="Arial" w:cs="Arial"/>
+          <w:b/>
+          <w:bCs/>
+          <w:sz w:val="20"/>
+          <w:szCs w:val="20"/>
+          <w:highlight w:val="cyan"/>
+        </w:rPr>
+        <w:t>Machine Learning</w:t>
+      </w:r>
+      <w:r>
+        <w:rPr>
+          <w:rFonts w:ascii="Arial" w:hAnsi="Arial" w:cs="Arial"/>
+          <w:sz w:val="20"/>
+          <w:szCs w:val="20"/>
+          <w:highlight w:val="cyan"/>
+        </w:rPr>
+        <w:t xml:space="preserve"> a todo lo relativo a Single-LED Single-PD Visible Light Positioning. </w:t>
+      </w:r>
+      <w:r>
+        <w:rPr>
+          <w:rFonts w:ascii="Arial" w:hAnsi="Arial" w:cs="Arial"/>
+          <w:sz w:val="20"/>
+          <w:szCs w:val="20"/>
+          <w:highlight w:val="cyan"/>
+          <w:lang w:val="es-PE"/>
+        </w:rPr>
+        <w:t xml:space="preserve">Incluso con datos sintéticos. Además aplicar </w:t>
+      </w:r>
+      <w:r>
+        <w:rPr>
+          <w:rFonts w:ascii="Arial" w:hAnsi="Arial" w:cs="Arial"/>
+          <w:b/>
+          <w:bCs/>
+          <w:sz w:val="20"/>
+          <w:szCs w:val="20"/>
+          <w:highlight w:val="cyan"/>
+          <w:lang w:val="es-PE"/>
+        </w:rPr>
+        <w:t>ROBOTICA</w:t>
+      </w:r>
+      <w:r>
+        <w:rPr>
+          <w:rFonts w:ascii="Arial" w:hAnsi="Arial" w:cs="Arial"/>
+          <w:sz w:val="20"/>
+          <w:szCs w:val="20"/>
+          <w:highlight w:val="cyan"/>
+          <w:lang w:val="es-PE"/>
+        </w:rPr>
+        <w:t xml:space="preserve"> en el paper y </w:t>
+      </w:r>
+      <w:r>
+        <w:rPr>
+          <w:rFonts w:ascii="Arial" w:hAnsi="Arial" w:cs="Arial"/>
+          <w:b/>
+          <w:bCs/>
+          <w:sz w:val="20"/>
+          <w:szCs w:val="20"/>
+          <w:highlight w:val="cyan"/>
+          <w:lang w:val="es-PE"/>
+        </w:rPr>
+        <w:t>SISTEMAS DE CONTROL</w:t>
+      </w:r>
+      <w:r>
+        <w:rPr>
+          <w:rFonts w:ascii="Arial" w:hAnsi="Arial" w:cs="Arial"/>
+          <w:sz w:val="20"/>
+          <w:szCs w:val="20"/>
+          <w:highlight w:val="cyan"/>
+          <w:lang w:val="es-PE"/>
+        </w:rPr>
+        <w:t xml:space="preserve"> a fin de hacerlo más interesante. Ver si se aplica también alguna técnica de </w:t>
+      </w:r>
+      <w:r>
+        <w:rPr>
+          <w:rFonts w:ascii="Arial" w:hAnsi="Arial" w:cs="Arial"/>
+          <w:b/>
+          <w:bCs/>
+          <w:sz w:val="20"/>
+          <w:szCs w:val="20"/>
+          <w:highlight w:val="cyan"/>
+          <w:lang w:val="es-PE"/>
+        </w:rPr>
+        <w:t>IMAGE PROCESSING</w:t>
+      </w:r>
+      <w:r>
+        <w:rPr>
+          <w:rFonts w:ascii="Arial" w:hAnsi="Arial" w:cs="Arial"/>
+          <w:sz w:val="20"/>
+          <w:szCs w:val="20"/>
+          <w:highlight w:val="cyan"/>
+          <w:lang w:val="es-PE"/>
+        </w:rPr>
+        <w:t xml:space="preserve"> y además aplicar </w:t>
+      </w:r>
+      <w:r>
+        <w:rPr>
+          <w:rFonts w:ascii="Arial" w:hAnsi="Arial" w:cs="Arial"/>
+          <w:b/>
+          <w:bCs/>
+          <w:sz w:val="20"/>
+          <w:szCs w:val="20"/>
+          <w:highlight w:val="cyan"/>
+          <w:lang w:val="es-PE"/>
+        </w:rPr>
+        <w:t>SIGNAL PROCESSING</w:t>
+      </w:r>
+      <w:r>
+        <w:rPr>
+          <w:rFonts w:ascii="Arial" w:hAnsi="Arial" w:cs="Arial"/>
+          <w:sz w:val="20"/>
+          <w:szCs w:val="20"/>
+          <w:highlight w:val="cyan"/>
+          <w:lang w:val="es-PE"/>
+        </w:rPr>
+        <w:t xml:space="preserve"> en algo de TEORIA, SIMULACION E IMPLEMENTACIÓN.</w:t>
+      </w:r>
+    </w:p>
+    <w:p>
+      <w:pPr>
+        <w:pStyle w:val="NoSpacing"/>
+        <w:jc w:val="both"/>
+        <w:rPr>
+          <w:rFonts w:ascii="Arial" w:hAnsi="Arial" w:cs="Arial"/>
+          <w:sz w:val="20"/>
+          <w:szCs w:val="20"/>
+          <w:lang w:val="es-PE"/>
+        </w:rPr>
+      </w:pPr>
+    </w:p>
+    <w:p>
+      <w:pPr>
+        <w:pStyle w:val="NoSpacing"/>
+        <w:jc w:val="both"/>
+        <w:rPr>
+          <w:rFonts w:ascii="Arial" w:hAnsi="Arial" w:cs="Arial"/>
+          <w:sz w:val="20"/>
+          <w:szCs w:val="20"/>
+          <w:lang w:val="es-PE"/>
+        </w:rPr>
+      </w:pPr>
+      <w:r>
+        <w:rPr>
+          <w:rFonts w:ascii="Arial" w:hAnsi="Arial" w:cs="Arial"/>
+          <w:sz w:val="20"/>
+          <w:szCs w:val="20"/>
+          <w:lang w:val="es-PE"/>
+        </w:rPr>
+        <w:t>(25/09/2025)</w:t>
+      </w:r>
+      <w:r>
+        <w:rPr>
+          <w:rFonts w:ascii="Arial" w:hAnsi="Arial" w:cs="Arial"/>
+          <w:sz w:val="20"/>
+          <w:szCs w:val="20"/>
+          <w:lang w:val="es-PE"/>
+        </w:rPr>
+        <w:t xml:space="preserve">  </w:t>
+      </w:r>
+      <w:r>
+        <w:rPr>
+          <w:rFonts w:ascii="Arial" w:hAnsi="Arial" w:cs="Arial"/>
+          <w:sz w:val="20"/>
+          <w:szCs w:val="20"/>
+          <w:lang w:val="es-PE"/>
+        </w:rPr>
+        <w:tab/>
+      </w:r>
+      <w:r>
+        <w:rPr>
+          <w:rFonts w:ascii="Arial" w:hAnsi="Arial" w:cs="Arial"/>
+          <w:sz w:val="20"/>
+          <w:szCs w:val="20"/>
+          <w:lang w:val="es-PE"/>
+        </w:rPr>
+        <w:tab/>
+      </w:r>
+      <w:r>
+        <w:rPr>
+          <w:rFonts w:ascii="Arial" w:hAnsi="Arial" w:cs="Arial"/>
+          <w:sz w:val="20"/>
+          <w:szCs w:val="20"/>
+          <w:lang w:val="es-PE"/>
+        </w:rPr>
+        <w:tab/>
+      </w:r>
+      <w:r>
+        <w:rPr>
+          <w:rFonts w:ascii="Arial" w:hAnsi="Arial" w:cs="Arial"/>
+          <w:sz w:val="20"/>
+          <w:szCs w:val="20"/>
+          <w:lang w:val="es-PE"/>
+        </w:rPr>
+        <w:tab/>
+      </w:r>
+      <w:r>
+        <w:rPr>
+          <w:rFonts w:ascii="Arial" w:hAnsi="Arial" w:cs="Arial"/>
+          <w:sz w:val="20"/>
+          <w:szCs w:val="20"/>
+          <w:lang w:val="es-PE"/>
+        </w:rPr>
+        <w:tab/>
+      </w:r>
+      <w:r>
+        <w:rPr>
+          <w:rFonts w:ascii="Arial" w:hAnsi="Arial" w:cs="Arial"/>
+          <w:sz w:val="20"/>
+          <w:szCs w:val="20"/>
+          <w:lang w:val="es-PE"/>
+        </w:rPr>
+        <w:tab/>
+      </w:r>
+      <w:r>
+        <w:rPr>
+          <w:rFonts w:ascii="Arial" w:hAnsi="Arial" w:cs="Arial"/>
+          <w:sz w:val="20"/>
+          <w:szCs w:val="20"/>
+          <w:lang w:val="es-PE"/>
+        </w:rPr>
+        <w:tab/>
+      </w:r>
+      <w:r>
+        <w:rPr>
+          <w:rFonts w:ascii="Arial" w:hAnsi="Arial" w:cs="Arial"/>
+          <w:sz w:val="20"/>
+          <w:szCs w:val="20"/>
+          <w:lang w:val="es-PE"/>
+        </w:rPr>
+        <w:tab/>
+      </w:r>
+      <w:r>
+        <w:rPr>
+          <w:rFonts w:ascii="Arial" w:hAnsi="Arial" w:cs="Arial"/>
+          <w:sz w:val="20"/>
+          <w:szCs w:val="20"/>
+          <w:lang w:val="es-PE"/>
+        </w:rPr>
+        <w:tab/>
+      </w:r>
+      <w:r>
+        <w:rPr>
+          <w:rFonts w:ascii="Arial" w:hAnsi="Arial" w:cs="Arial"/>
+          <w:sz w:val="20"/>
+          <w:szCs w:val="20"/>
+          <w:lang w:val="es-PE"/>
+        </w:rPr>
+        <w:tab/>
+        <w:t>Rank :  3</w:t>
+      </w:r>
+    </w:p>
+    <w:p>
+      <w:pPr>
+        <w:pStyle w:val="NoSpacing"/>
+        <w:jc w:val="both"/>
+        <w:rPr>
+          <w:rFonts w:ascii="Arial" w:hAnsi="Arial" w:cs="Arial"/>
+          <w:sz w:val="20"/>
+          <w:szCs w:val="20"/>
+          <w:lang w:val="es-PE"/>
+        </w:rPr>
+      </w:pPr>
+      <w:r>
+        <w:rPr>
+          <w:rFonts w:ascii="Arial" w:hAnsi="Arial" w:cs="Arial"/>
+          <w:sz w:val="20"/>
+          <w:szCs w:val="20"/>
+          <w:lang w:val="es-PE"/>
+        </w:rPr>
+        <w:t>Recordar que tenemos simulación respecto al trackeo del AP apuntando al UE basado en la maximización de la derivada (gradiant ascense). Lo que puede emplearse para maximización del SNR en OWC. A modo de trackeo.</w:t>
+      </w:r>
+    </w:p>
+    <w:p>
+      <w:pPr>
+        <w:pStyle w:val="NoSpacing"/>
+        <w:jc w:val="both"/>
+        <w:rPr>
+          <w:rFonts w:ascii="Arial" w:hAnsi="Arial" w:cs="Arial"/>
+          <w:sz w:val="20"/>
+          <w:szCs w:val="20"/>
+          <w:lang w:val="es-PE"/>
+        </w:rPr>
+      </w:pPr>
+    </w:p>
+    <w:p>
+      <w:pPr>
+        <w:pStyle w:val="NoSpacing"/>
+        <w:jc w:val="both"/>
+        <w:rPr>
+          <w:rFonts w:ascii="Arial" w:hAnsi="Arial" w:cs="Arial"/>
+          <w:sz w:val="20"/>
+          <w:szCs w:val="20"/>
+          <w:lang w:val="es-PE"/>
+        </w:rPr>
+      </w:pPr>
+    </w:p>
+    <w:p>
+      <w:pPr>
+        <w:pStyle w:val="NoSpacing"/>
+        <w:jc w:val="both"/>
+        <w:rPr>
+          <w:rFonts w:ascii="Arial" w:hAnsi="Arial" w:cs="Arial"/>
+          <w:sz w:val="20"/>
+          <w:szCs w:val="20"/>
+          <w:lang w:val="es-PE"/>
+        </w:rPr>
+      </w:pPr>
+      <w:r>
+        <w:rPr>
+          <w:rFonts w:ascii="Arial" w:hAnsi="Arial" w:cs="Arial"/>
+          <w:sz w:val="20"/>
+          <w:szCs w:val="20"/>
+          <w:lang w:val="es-PE"/>
+        </w:rPr>
+        <w:t>(25/09/2025)</w:t>
+      </w:r>
+      <w:r>
+        <w:rPr>
+          <w:rFonts w:ascii="Arial" w:hAnsi="Arial" w:cs="Arial"/>
+          <w:sz w:val="20"/>
+          <w:szCs w:val="20"/>
+          <w:lang w:val="es-PE"/>
+        </w:rPr>
+        <w:t xml:space="preserve">  </w:t>
+      </w:r>
+      <w:r>
+        <w:rPr>
+          <w:rFonts w:ascii="Arial" w:hAnsi="Arial" w:cs="Arial"/>
+          <w:sz w:val="20"/>
+          <w:szCs w:val="20"/>
+          <w:lang w:val="es-PE"/>
+        </w:rPr>
+        <w:tab/>
+      </w:r>
+      <w:r>
+        <w:rPr>
+          <w:rFonts w:ascii="Arial" w:hAnsi="Arial" w:cs="Arial"/>
+          <w:sz w:val="20"/>
+          <w:szCs w:val="20"/>
+          <w:lang w:val="es-PE"/>
+        </w:rPr>
+        <w:tab/>
+      </w:r>
+      <w:r>
+        <w:rPr>
+          <w:rFonts w:ascii="Arial" w:hAnsi="Arial" w:cs="Arial"/>
+          <w:sz w:val="20"/>
+          <w:szCs w:val="20"/>
+          <w:lang w:val="es-PE"/>
+        </w:rPr>
+        <w:tab/>
+      </w:r>
+      <w:r>
+        <w:rPr>
+          <w:rFonts w:ascii="Arial" w:hAnsi="Arial" w:cs="Arial"/>
+          <w:sz w:val="20"/>
+          <w:szCs w:val="20"/>
+          <w:lang w:val="es-PE"/>
+        </w:rPr>
+        <w:tab/>
+      </w:r>
+      <w:r>
+        <w:rPr>
+          <w:rFonts w:ascii="Arial" w:hAnsi="Arial" w:cs="Arial"/>
+          <w:sz w:val="20"/>
+          <w:szCs w:val="20"/>
+          <w:lang w:val="es-PE"/>
+        </w:rPr>
+        <w:tab/>
+      </w:r>
+      <w:r>
+        <w:rPr>
+          <w:rFonts w:ascii="Arial" w:hAnsi="Arial" w:cs="Arial"/>
+          <w:sz w:val="20"/>
+          <w:szCs w:val="20"/>
+          <w:lang w:val="es-PE"/>
+        </w:rPr>
+        <w:tab/>
+      </w:r>
+      <w:r>
+        <w:rPr>
+          <w:rFonts w:ascii="Arial" w:hAnsi="Arial" w:cs="Arial"/>
+          <w:sz w:val="20"/>
+          <w:szCs w:val="20"/>
+          <w:lang w:val="es-PE"/>
+        </w:rPr>
+        <w:tab/>
+      </w:r>
+      <w:r>
+        <w:rPr>
+          <w:rFonts w:ascii="Arial" w:hAnsi="Arial" w:cs="Arial"/>
+          <w:sz w:val="20"/>
+          <w:szCs w:val="20"/>
+          <w:lang w:val="es-PE"/>
+        </w:rPr>
+        <w:tab/>
+      </w:r>
+      <w:r>
+        <w:rPr>
+          <w:rFonts w:ascii="Arial" w:hAnsi="Arial" w:cs="Arial"/>
+          <w:sz w:val="20"/>
+          <w:szCs w:val="20"/>
+          <w:lang w:val="es-PE"/>
+        </w:rPr>
+        <w:tab/>
+      </w:r>
+      <w:r>
+        <w:rPr>
+          <w:rFonts w:ascii="Arial" w:hAnsi="Arial" w:cs="Arial"/>
+          <w:sz w:val="20"/>
+          <w:szCs w:val="20"/>
+          <w:lang w:val="es-PE"/>
+        </w:rPr>
+        <w:tab/>
+        <w:t>Rank :  3 (P4)</w:t>
+      </w:r>
+    </w:p>
+    <w:p>
+      <w:pPr>
+        <w:pStyle w:val="NoSpacing"/>
+        <w:jc w:val="both"/>
+        <w:rPr>
+          <w:rFonts w:ascii="Arial" w:hAnsi="Arial" w:cs="Arial"/>
+          <w:sz w:val="20"/>
+          <w:szCs w:val="20"/>
+        </w:rPr>
+      </w:pPr>
+      <w:r>
+        <w:rPr>
+          <w:rFonts w:ascii="Arial" w:hAnsi="Arial" w:cs="Arial"/>
+          <w:sz w:val="20"/>
+          <w:szCs w:val="20"/>
+          <w:lang w:val="es-PE"/>
+        </w:rPr>
+        <w:t xml:space="preserve">Coperativo VLC y VLP (no como ISAC) sino como coperación entre estos. </w:t>
+      </w:r>
+      <w:r>
+        <w:rPr>
+          <w:rFonts w:ascii="Arial" w:hAnsi="Arial" w:cs="Arial"/>
+          <w:sz w:val="20"/>
+          <w:szCs w:val="20"/>
+        </w:rPr>
+        <w:t>Ref [Visible Light Integrated Positioning and Communication: A Multi-Task Federated Learning Framework].</w:t>
+      </w:r>
+    </w:p>
+    <w:p>
+      <w:pPr>
+        <w:pStyle w:val="NoSpacing"/>
+        <w:jc w:val="both"/>
+        <w:rPr>
+          <w:rFonts w:ascii="Arial" w:hAnsi="Arial" w:cs="Arial"/>
+          <w:sz w:val="20"/>
+          <w:szCs w:val="20"/>
+        </w:rPr>
+      </w:pPr>
+    </w:p>
+    <w:p>
+      <w:pPr>
+        <w:pStyle w:val="NoSpacing"/>
+        <w:jc w:val="both"/>
+        <w:rPr>
+          <w:rFonts w:ascii="Arial" w:hAnsi="Arial" w:cs="Arial"/>
+          <w:sz w:val="20"/>
+          <w:szCs w:val="20"/>
+        </w:rPr>
+      </w:pPr>
+      <w:r>
+        <w:rPr>
+          <w:rFonts w:ascii="Arial" w:hAnsi="Arial" w:cs="Arial"/>
+          <w:sz w:val="20"/>
+          <w:szCs w:val="20"/>
+        </w:rPr>
+        <w:drawing>
+          <wp:inline distT="0" distB="0" distL="0" distR="0" wp14:anchorId="2FE57ACE" wp14:editId="7B91E8D5">
+            <wp:extent cx="5731510" cy="2699385"/>
+            <wp:effectExtent l="0" t="0" r="2540" b="5715"/>
+            <wp:docPr id="1971853162" name="Picture 1" descr="A diagram of a computer network&#10;&#10;AI-generated content may be incorrect."/>
+            <wp:cNvGraphicFramePr>
+              <a:graphicFrameLocks xmlns:a="http://schemas.openxmlformats.org/drawingml/2006/main" noChangeAspect="1"/>
+            </wp:cNvGraphicFramePr>
+            <a:graphic xmlns:a="http://schemas.openxmlformats.org/drawingml/2006/main">
+              <a:graphicData uri="http://schemas.openxmlformats.org/drawingml/2006/picture">
+                <pic:pic xmlns:pic="http://schemas.openxmlformats.org/drawingml/2006/picture">
+                  <pic:nvPicPr>
+                    <pic:cNvPr id="1971853162" name="Picture 1" descr="A diagram of a computer network&#10;&#10;AI-generated content may be incorrect."/>
+                    <pic:cNvPicPr/>
+                  </pic:nvPicPr>
+                  <pic:blipFill>
+                    <a:blip r:embed="rId5"/>
+                    <a:stretch>
+                      <a:fillRect/>
+                    </a:stretch>
+                  </pic:blipFill>
+                  <pic:spPr>
+                    <a:xfrm>
+                      <a:off x="0" y="0"/>
+                      <a:ext cx="5731510" cy="2699385"/>
+                    </a:xfrm>
+                    <a:prstGeom prst="rect">
+                      <a:avLst/>
+                    </a:prstGeom>
+                  </pic:spPr>
+                </pic:pic>
+              </a:graphicData>
+            </a:graphic>
+          </wp:inline>
+        </w:drawing>
+      </w:r>
+    </w:p>
+    <w:p>
+      <w:pPr>
+        <w:pStyle w:val="NoSpacing"/>
+        <w:jc w:val="both"/>
+        <w:rPr>
+          <w:rFonts w:ascii="Arial" w:hAnsi="Arial" w:cs="Arial"/>
+          <w:sz w:val="20"/>
+          <w:szCs w:val="20"/>
+        </w:rPr>
+      </w:pPr>
+    </w:p>
+    <w:p>
+      <w:pPr>
+        <w:pStyle w:val="NoSpacing"/>
+        <w:jc w:val="both"/>
+        <w:rPr>
+          <w:rFonts w:ascii="Arial" w:hAnsi="Arial" w:cs="Arial"/>
+          <w:sz w:val="20"/>
+          <w:szCs w:val="20"/>
+          <w:lang w:val="es-PE"/>
+        </w:rPr>
+      </w:pPr>
+      <w:r>
+        <w:rPr>
+          <w:rFonts w:ascii="Arial" w:hAnsi="Arial" w:cs="Arial"/>
+          <w:sz w:val="20"/>
+          <w:szCs w:val="20"/>
+          <w:lang w:val="es-PE"/>
+        </w:rPr>
+        <w:t>(05/10/2025)</w:t>
+      </w:r>
+      <w:r>
+        <w:rPr>
+          <w:rFonts w:ascii="Arial" w:hAnsi="Arial" w:cs="Arial"/>
+          <w:sz w:val="20"/>
+          <w:szCs w:val="20"/>
+          <w:lang w:val="es-PE"/>
+        </w:rPr>
+        <w:t xml:space="preserve">  </w:t>
+      </w:r>
+      <w:r>
+        <w:rPr>
+          <w:rFonts w:ascii="Arial" w:hAnsi="Arial" w:cs="Arial"/>
+          <w:sz w:val="20"/>
+          <w:szCs w:val="20"/>
+          <w:lang w:val="es-PE"/>
+        </w:rPr>
+        <w:tab/>
+      </w:r>
+      <w:r>
+        <w:rPr>
+          <w:rFonts w:ascii="Arial" w:hAnsi="Arial" w:cs="Arial"/>
+          <w:sz w:val="20"/>
+          <w:szCs w:val="20"/>
+          <w:lang w:val="es-PE"/>
+        </w:rPr>
+        <w:tab/>
+      </w:r>
+      <w:r>
+        <w:rPr>
+          <w:rFonts w:ascii="Arial" w:hAnsi="Arial" w:cs="Arial"/>
+          <w:sz w:val="20"/>
+          <w:szCs w:val="20"/>
+          <w:lang w:val="es-PE"/>
+        </w:rPr>
+        <w:tab/>
+      </w:r>
+      <w:r>
+        <w:rPr>
+          <w:rFonts w:ascii="Arial" w:hAnsi="Arial" w:cs="Arial"/>
+          <w:sz w:val="20"/>
+          <w:szCs w:val="20"/>
+          <w:lang w:val="es-PE"/>
+        </w:rPr>
+        <w:tab/>
+      </w:r>
+      <w:r>
+        <w:rPr>
+          <w:rFonts w:ascii="Arial" w:hAnsi="Arial" w:cs="Arial"/>
+          <w:sz w:val="20"/>
+          <w:szCs w:val="20"/>
+          <w:lang w:val="es-PE"/>
+        </w:rPr>
+        <w:tab/>
+      </w:r>
+      <w:r>
+        <w:rPr>
+          <w:rFonts w:ascii="Arial" w:hAnsi="Arial" w:cs="Arial"/>
+          <w:sz w:val="20"/>
+          <w:szCs w:val="20"/>
+          <w:lang w:val="es-PE"/>
+        </w:rPr>
+        <w:tab/>
+      </w:r>
+      <w:r>
+        <w:rPr>
+          <w:rFonts w:ascii="Arial" w:hAnsi="Arial" w:cs="Arial"/>
+          <w:sz w:val="20"/>
+          <w:szCs w:val="20"/>
+          <w:lang w:val="es-PE"/>
+        </w:rPr>
+        <w:tab/>
+      </w:r>
+      <w:r>
+        <w:rPr>
+          <w:rFonts w:ascii="Arial" w:hAnsi="Arial" w:cs="Arial"/>
+          <w:sz w:val="20"/>
+          <w:szCs w:val="20"/>
+          <w:lang w:val="es-PE"/>
+        </w:rPr>
+        <w:tab/>
+      </w:r>
+      <w:r>
+        <w:rPr>
+          <w:rFonts w:ascii="Arial" w:hAnsi="Arial" w:cs="Arial"/>
+          <w:sz w:val="20"/>
+          <w:szCs w:val="20"/>
+          <w:lang w:val="es-PE"/>
+        </w:rPr>
+        <w:tab/>
+      </w:r>
+      <w:r>
+        <w:rPr>
+          <w:rFonts w:ascii="Arial" w:hAnsi="Arial" w:cs="Arial"/>
+          <w:sz w:val="20"/>
+          <w:szCs w:val="20"/>
+          <w:lang w:val="es-PE"/>
+        </w:rPr>
+        <w:tab/>
+      </w:r>
+      <w:r>
+        <w:rPr>
+          <w:rFonts w:ascii="Arial" w:hAnsi="Arial" w:cs="Arial"/>
+          <w:sz w:val="20"/>
+          <w:szCs w:val="20"/>
+          <w:highlight w:val="yellow"/>
+          <w:lang w:val="es-PE"/>
+        </w:rPr>
+        <w:t>Rank :  5</w:t>
+      </w:r>
+    </w:p>
+    <w:p>
+      <w:pPr>
+        <w:pStyle w:val="NoSpacing"/>
+        <w:jc w:val="both"/>
+        <w:rPr>
+          <w:rFonts w:ascii="Arial" w:hAnsi="Arial" w:cs="Arial"/>
+          <w:sz w:val="20"/>
+          <w:szCs w:val="20"/>
+          <w:lang w:val="es-PE"/>
+        </w:rPr>
+      </w:pPr>
+      <w:r>
+        <w:rPr>
+          <w:rFonts w:ascii="Arial" w:hAnsi="Arial" w:cs="Arial"/>
+          <w:sz w:val="20"/>
+          <w:szCs w:val="20"/>
+          <w:lang w:val="es-PE"/>
+        </w:rPr>
+        <w:t>Estudiar como mejora el desempeño de los algoritmos si se emplea la curva de los datasheets en vez de una aproximación lambertiana. Se puede plantear un pipieline para eso. De modo en que el primer paso sea el de obtener la curva a partir de un screenshot de la datasheet (anexar programa en github) y despues de ello realizar sus propias estimaciones empleando RSS. La problematica actual es que mucho se usa el lambertiano cuando no esta bien ya que el LED tiene una lente adicional al chip.</w:t>
+      </w:r>
+    </w:p>
+    <w:p>
+      <w:pPr>
+        <w:pStyle w:val="NoSpacing"/>
+        <w:jc w:val="both"/>
+        <w:rPr>
+          <w:rFonts w:ascii="Arial" w:hAnsi="Arial" w:cs="Arial"/>
+          <w:sz w:val="20"/>
+          <w:szCs w:val="20"/>
+          <w:lang w:val="es-PE"/>
+        </w:rPr>
+      </w:pPr>
+      <w:r>
+        <w:rPr>
+          <w:rFonts w:ascii="Arial" w:hAnsi="Arial" w:cs="Arial"/>
+          <w:sz w:val="20"/>
+          <w:szCs w:val="20"/>
+          <w:lang w:val="es-PE"/>
+        </w:rPr>
+        <w:t>* Estudio teórico (optimización) y SIMULACIONES de estimación de la posición en 3D empleando N-PD.</w:t>
+      </w:r>
+    </w:p>
+    <w:p>
+      <w:pPr>
+        <w:pStyle w:val="NoSpacing"/>
+        <w:jc w:val="both"/>
+        <w:rPr>
+          <w:rFonts w:ascii="Arial" w:hAnsi="Arial" w:cs="Arial"/>
+          <w:sz w:val="20"/>
+          <w:szCs w:val="20"/>
+          <w:lang w:val="es-PE"/>
+        </w:rPr>
+      </w:pPr>
+      <w:r>
+        <w:rPr>
+          <w:rFonts w:ascii="Arial" w:hAnsi="Arial" w:cs="Arial"/>
+          <w:sz w:val="20"/>
+          <w:szCs w:val="20"/>
+          <w:lang w:val="es-PE"/>
+        </w:rPr>
+        <w:t>* Estudio teórico (optimización), SIMULACIONES y EXPERIMENTAL de la estimación de posición 3D empleando 1PD y N-Transmisores en BeamStearing (N &lt; 4 sería ideal para obtener ventaja frente a las estructuras tradicionales del VLP).</w:t>
+      </w:r>
+    </w:p>
+    <w:p>
+      <w:pPr>
+        <w:pStyle w:val="NoSpacing"/>
+        <w:jc w:val="both"/>
+        <w:rPr>
+          <w:rFonts w:ascii="Arial" w:hAnsi="Arial" w:cs="Arial"/>
+          <w:sz w:val="20"/>
+          <w:szCs w:val="20"/>
+          <w:lang w:val="es-PE"/>
+        </w:rPr>
+      </w:pPr>
+      <w:r>
+        <w:rPr>
+          <w:rFonts w:ascii="Arial" w:hAnsi="Arial" w:cs="Arial"/>
+          <w:sz w:val="20"/>
+          <w:szCs w:val="20"/>
+          <w:lang w:val="es-PE"/>
+        </w:rPr>
+        <w:t xml:space="preserve">  * Comentario: Este planteamiento debe pensarse con más detenimiento porque la ventaja de usar Single-VLP es el número de Transmisores, pero si este aumenta entonces debe de justificarse su respectivas ventajas ya no solo frente a un Single-VLP sino tambien a un Tradicional VLP (4 Tx fijos)</w:t>
+      </w:r>
+    </w:p>
+    <w:p>
+      <w:pPr>
+        <w:pStyle w:val="NoSpacing"/>
+        <w:jc w:val="both"/>
+        <w:rPr>
+          <w:rFonts w:ascii="Arial" w:hAnsi="Arial" w:cs="Arial"/>
+          <w:sz w:val="20"/>
+          <w:szCs w:val="20"/>
+          <w:lang w:val="es-PE"/>
+        </w:rPr>
+      </w:pPr>
+    </w:p>
+    <w:p>
+      <w:pPr>
+        <w:pStyle w:val="NoSpacing"/>
+        <w:jc w:val="both"/>
+        <w:rPr>
+          <w:rFonts w:ascii="Arial" w:hAnsi="Arial" w:cs="Arial"/>
+          <w:sz w:val="20"/>
+          <w:szCs w:val="20"/>
+          <w:lang w:val="es-PE"/>
+        </w:rPr>
+      </w:pPr>
+    </w:p>
+    <w:p>
+      <w:pPr>
+        <w:pStyle w:val="Heading3"/>
+        <w:rPr>
+          <w:lang w:val="es-PE"/>
+        </w:rPr>
+      </w:pPr>
+      <w:r>
+        <w:rPr>
+          <w:lang w:val="es-PE"/>
+        </w:rPr>
+        <w:t>Propuestas de trabajo en la pasantía</w:t>
+      </w:r>
+    </w:p>
+    <w:p>
+      <w:pPr>
+        <w:pStyle w:val="NoSpacing"/>
+        <w:jc w:val="both"/>
+        <w:rPr>
+          <w:rFonts w:ascii="Arial" w:hAnsi="Arial" w:cs="Arial"/>
+          <w:sz w:val="20"/>
+          <w:szCs w:val="20"/>
+          <w:lang w:val="es-PE"/>
+        </w:rPr>
+      </w:pPr>
+    </w:p>
+    <w:p>
+      <w:pPr>
+        <w:pStyle w:val="NoSpacing"/>
+        <w:jc w:val="both"/>
+        <w:rPr>
+          <w:rFonts w:ascii="Arial" w:hAnsi="Arial" w:cs="Arial"/>
+          <w:sz w:val="20"/>
+          <w:szCs w:val="20"/>
+        </w:rPr>
+      </w:pPr>
+      <w:r>
+        <w:rPr>
+          <w:rFonts w:ascii="Arial" w:hAnsi="Arial" w:cs="Arial"/>
+          <w:sz w:val="20"/>
+          <w:szCs w:val="20"/>
+        </w:rPr>
+        <w:t>* Sub-Centimeter Indoor Optical Wireless Positioning Using An Optimized Machine Learning Technique. https://www.repository.cam.ac.uk/items/f12f5d6d-8c27-429a-831c-3818e4a486a7</w:t>
+      </w:r>
+    </w:p>
+    <w:p>
+      <w:pPr>
+        <w:pStyle w:val="NoSpacing"/>
+        <w:jc w:val="both"/>
+        <w:rPr>
+          <w:rFonts w:ascii="Arial" w:hAnsi="Arial" w:cs="Arial"/>
+          <w:sz w:val="20"/>
+          <w:szCs w:val="20"/>
+          <w:lang w:val="es-PE"/>
+        </w:rPr>
+      </w:pPr>
+      <w:r>
+        <w:rPr>
+          <w:rFonts w:ascii="Arial" w:hAnsi="Arial" w:cs="Arial"/>
+          <w:sz w:val="20"/>
+          <w:szCs w:val="20"/>
+          <w:lang w:val="es-PE"/>
+        </w:rPr>
+        <w:t xml:space="preserve">* Desarrollar este GIMBAL modular: </w:t>
+      </w:r>
+      <w:hyperlink r:id="rId6" w:history="1">
+        <w:r>
+          <w:rPr>
+            <w:rStyle w:val="Hyperlink"/>
+            <w:rFonts w:ascii="Arial" w:hAnsi="Arial" w:cs="Arial"/>
+            <w:sz w:val="20"/>
+            <w:szCs w:val="20"/>
+            <w:lang w:val="es-PE"/>
+          </w:rPr>
+          <w:t>https://www.zaber.com/products/gimbal-stages/X-G-RST-DE/specs?part=X-G-RST300-DE50SR10</w:t>
+        </w:r>
+      </w:hyperlink>
+    </w:p>
+    <w:p>
+      <w:pPr>
+        <w:pStyle w:val="NoSpacing"/>
+        <w:jc w:val="both"/>
+        <w:rPr>
+          <w:rFonts w:ascii="Arial" w:hAnsi="Arial" w:cs="Arial"/>
+          <w:sz w:val="20"/>
+          <w:szCs w:val="20"/>
+          <w:lang w:val="es-PE"/>
+        </w:rPr>
+      </w:pPr>
+    </w:p>
+    <w:p>
+      <w:pPr>
+        <w:pStyle w:val="NoSpacing"/>
+        <w:jc w:val="both"/>
+        <w:rPr>
+          <w:rFonts w:ascii="Arial" w:hAnsi="Arial" w:cs="Arial"/>
+          <w:sz w:val="20"/>
+          <w:szCs w:val="20"/>
+          <w:lang w:val="es-PE"/>
+        </w:rPr>
+      </w:pPr>
+    </w:p>
+    <w:p>
+      <w:pPr>
+        <w:pStyle w:val="NoSpacing"/>
+        <w:jc w:val="both"/>
+        <w:rPr>
+          <w:rFonts w:ascii="Arial" w:hAnsi="Arial" w:cs="Arial"/>
+          <w:sz w:val="20"/>
+          <w:szCs w:val="20"/>
+          <w:lang w:val="es-PE"/>
+        </w:rPr>
+      </w:pPr>
+    </w:p>
+    <w:p>
+      <w:pPr>
+        <w:pStyle w:val="NoSpacing"/>
+        <w:jc w:val="both"/>
+        <w:rPr>
+          <w:rFonts w:ascii="Arial" w:hAnsi="Arial" w:cs="Arial"/>
+          <w:sz w:val="20"/>
+          <w:szCs w:val="20"/>
+          <w:lang w:val="es-PE"/>
+        </w:rPr>
+      </w:pPr>
+    </w:p>
+    <w:p>
+      <w:pPr>
+        <w:pStyle w:val="NoSpacing"/>
+        <w:jc w:val="both"/>
+        <w:rPr>
+          <w:rFonts w:ascii="Arial" w:hAnsi="Arial" w:cs="Arial"/>
+          <w:sz w:val="20"/>
+          <w:szCs w:val="20"/>
+          <w:lang w:val="es-PE"/>
+        </w:rPr>
+      </w:pPr>
+    </w:p>
+    <w:p>
+      <w:pPr>
+        <w:pStyle w:val="Heading2"/>
+        <w:rPr>
+          <w:highlight w:val="green"/>
+        </w:rPr>
+      </w:pPr>
+      <w:r>
+        <w:rPr>
+          <w:highlight w:val="green"/>
+        </w:rPr>
+        <w:t>ARQUITECTURA: N-single beam-steered 3D (simulation)</w:t>
+      </w:r>
+    </w:p>
+    <w:p>
+      <w:pPr>
+        <w:pStyle w:val="NoSpacing"/>
+        <w:jc w:val="both"/>
+        <w:rPr>
+          <w:rFonts w:ascii="Arial" w:hAnsi="Arial" w:cs="Arial"/>
+          <w:sz w:val="20"/>
+          <w:szCs w:val="20"/>
+        </w:rPr>
+      </w:pPr>
+    </w:p>
+    <w:p>
+      <w:pPr>
+        <w:pStyle w:val="NoSpacing"/>
+        <w:jc w:val="both"/>
+        <w:rPr>
+          <w:rFonts w:ascii="Arial" w:hAnsi="Arial" w:cs="Arial"/>
+          <w:sz w:val="20"/>
+          <w:szCs w:val="20"/>
+          <w:lang w:val="es-PE"/>
+        </w:rPr>
+      </w:pPr>
+      <w:r>
+        <w:rPr>
+          <w:rFonts w:ascii="Arial" w:hAnsi="Arial" w:cs="Arial"/>
+          <w:sz w:val="20"/>
+          <w:szCs w:val="20"/>
+          <w:lang w:val="es-PE"/>
+        </w:rPr>
+        <w:t>Tienes toda la razón en cuestionar esto. En investigación, si el argumento "se siente flojo", es porque el revisor lo va a destrozar. Vamos a endurecer la propuesta.</w:t>
+      </w:r>
+    </w:p>
+    <w:p>
+      <w:pPr>
+        <w:pStyle w:val="NoSpacing"/>
+        <w:jc w:val="both"/>
+        <w:rPr>
+          <w:rFonts w:ascii="Arial" w:hAnsi="Arial" w:cs="Arial"/>
+          <w:sz w:val="20"/>
+          <w:szCs w:val="20"/>
+          <w:lang w:val="es-PE"/>
+        </w:rPr>
+      </w:pPr>
+      <w:r>
+        <w:rPr>
+          <w:rFonts w:ascii="Arial" w:hAnsi="Arial" w:cs="Arial"/>
+          <w:sz w:val="20"/>
+          <w:szCs w:val="20"/>
+          <w:lang w:val="es-PE"/>
+        </w:rPr>
+        <w:t xml:space="preserve">Si usas el mismo LED y el mismo FOV que el sistema tradicional, </w:t>
+      </w:r>
+      <w:r>
+        <w:rPr>
+          <w:rFonts w:ascii="Arial" w:hAnsi="Arial" w:cs="Arial"/>
+          <w:b/>
+          <w:bCs/>
+          <w:sz w:val="20"/>
+          <w:szCs w:val="20"/>
+          <w:lang w:val="es-PE"/>
+        </w:rPr>
+        <w:t>¿dónde está la ganancia real?</w:t>
+      </w:r>
+      <w:r>
+        <w:rPr>
+          <w:rFonts w:ascii="Arial" w:hAnsi="Arial" w:cs="Arial"/>
+          <w:sz w:val="20"/>
+          <w:szCs w:val="20"/>
+          <w:lang w:val="es-PE"/>
+        </w:rPr>
+        <w:t xml:space="preserve"> No es magia, es </w:t>
+      </w:r>
+      <w:r>
+        <w:rPr>
+          <w:rFonts w:ascii="Arial" w:hAnsi="Arial" w:cs="Arial"/>
+          <w:b/>
+          <w:bCs/>
+          <w:sz w:val="20"/>
+          <w:szCs w:val="20"/>
+          <w:lang w:val="es-PE"/>
+        </w:rPr>
+        <w:t>Geometría y Fiabilidad</w:t>
+      </w:r>
+      <w:r>
+        <w:rPr>
+          <w:rFonts w:ascii="Arial" w:hAnsi="Arial" w:cs="Arial"/>
+          <w:sz w:val="20"/>
+          <w:szCs w:val="20"/>
+          <w:lang w:val="es-PE"/>
+        </w:rPr>
+        <w:t>.</w:t>
+      </w:r>
+    </w:p>
+    <w:p>
+      <w:pPr>
+        <w:pStyle w:val="NoSpacing"/>
+        <w:jc w:val="both"/>
+        <w:rPr>
+          <w:rFonts w:ascii="Arial" w:hAnsi="Arial" w:cs="Arial"/>
+          <w:sz w:val="20"/>
+          <w:szCs w:val="20"/>
+          <w:lang w:val="es-PE"/>
+        </w:rPr>
+      </w:pPr>
+      <w:r>
+        <w:rPr>
+          <w:rFonts w:ascii="Arial" w:hAnsi="Arial" w:cs="Arial"/>
+          <w:sz w:val="20"/>
+          <w:szCs w:val="20"/>
+          <w:lang w:val="es-PE"/>
+        </w:rPr>
+        <w:t xml:space="preserve">Aquí te presento los argumentos blindados para defender </w:t>
+      </w:r>
+      <w:r>
+        <w:rPr>
+          <w:rFonts w:ascii="Arial" w:hAnsi="Arial" w:cs="Arial"/>
+          <w:b/>
+          <w:bCs/>
+          <w:sz w:val="20"/>
+          <w:szCs w:val="20"/>
+          <w:lang w:val="es-PE"/>
+        </w:rPr>
+        <w:t>4 SBL vs. 4 Fijos</w:t>
+      </w:r>
+      <w:r>
+        <w:rPr>
+          <w:rFonts w:ascii="Arial" w:hAnsi="Arial" w:cs="Arial"/>
+          <w:sz w:val="20"/>
+          <w:szCs w:val="20"/>
+          <w:lang w:val="es-PE"/>
+        </w:rPr>
+        <w:t xml:space="preserve"> y por qué </w:t>
+      </w:r>
+      <w:r>
+        <w:rPr>
+          <w:rFonts w:ascii="Arial" w:hAnsi="Arial" w:cs="Arial"/>
+          <w:b/>
+          <w:bCs/>
+          <w:sz w:val="20"/>
+          <w:szCs w:val="20"/>
+          <w:lang w:val="es-PE"/>
+        </w:rPr>
+        <w:t>4 SBL vs. 2 SBL</w:t>
+      </w:r>
+      <w:r>
+        <w:rPr>
+          <w:rFonts w:ascii="Arial" w:hAnsi="Arial" w:cs="Arial"/>
+          <w:sz w:val="20"/>
+          <w:szCs w:val="20"/>
+          <w:lang w:val="es-PE"/>
+        </w:rPr>
+        <w:t>.</w:t>
+      </w:r>
+    </w:p>
+    <w:p>
+      <w:pPr>
+        <w:pStyle w:val="NoSpacing"/>
+        <w:jc w:val="both"/>
+        <w:rPr>
+          <w:rFonts w:ascii="Arial" w:hAnsi="Arial" w:cs="Arial"/>
+          <w:sz w:val="20"/>
+          <w:szCs w:val="20"/>
+        </w:rPr>
+      </w:pPr>
+      <w:r>
+        <w:rPr>
+          <w:rFonts w:ascii="Arial" w:hAnsi="Arial" w:cs="Arial"/>
+          <w:sz w:val="20"/>
+          <w:szCs w:val="20"/>
+        </w:rPr>
+        <w:pict w14:anchorId="3F64E649">
+          <v:rect id="_x0000_i1031" style="width:0;height:1.5pt" o:hralign="center" o:hrstd="t" o:hr="t" fillcolor="#a0a0a0" stroked="f"/>
+        </w:pict>
+      </w:r>
+    </w:p>
+    <w:p>
+      <w:pPr>
+        <w:pStyle w:val="NoSpacing"/>
+        <w:jc w:val="both"/>
+        <w:rPr>
+          <w:rFonts w:ascii="Arial" w:hAnsi="Arial" w:cs="Arial"/>
+          <w:b/>
+          <w:bCs/>
+          <w:sz w:val="20"/>
+          <w:szCs w:val="20"/>
+          <w:lang w:val="es-PE"/>
+        </w:rPr>
+      </w:pPr>
+      <w:r>
+        <w:rPr>
+          <w:rFonts w:ascii="Arial" w:hAnsi="Arial" w:cs="Arial"/>
+          <w:b/>
+          <w:bCs/>
+          <w:sz w:val="20"/>
+          <w:szCs w:val="20"/>
+          <w:lang w:val="es-PE"/>
+        </w:rPr>
+        <w:t>1. ¿Por qué NO usar solo 2 SBL? (El argumento de la "Geometría Maldita")</w:t>
+      </w:r>
+    </w:p>
+    <w:p>
+      <w:pPr>
+        <w:pStyle w:val="NoSpacing"/>
+        <w:jc w:val="both"/>
+        <w:rPr>
+          <w:rFonts w:ascii="Arial" w:hAnsi="Arial" w:cs="Arial"/>
+          <w:sz w:val="20"/>
+          <w:szCs w:val="20"/>
+          <w:lang w:val="es-PE"/>
+        </w:rPr>
+      </w:pPr>
+      <w:r>
+        <w:rPr>
+          <w:rFonts w:ascii="Arial" w:hAnsi="Arial" w:cs="Arial"/>
+          <w:sz w:val="20"/>
+          <w:szCs w:val="20"/>
+          <w:lang w:val="es-PE"/>
+        </w:rPr>
+        <w:t xml:space="preserve">Podrías usar 2, sí. Ahorras hardware. Pero científicamente es una propuesta débil para un </w:t>
+      </w:r>
+      <w:r>
+        <w:rPr>
+          <w:rFonts w:ascii="Arial" w:hAnsi="Arial" w:cs="Arial"/>
+          <w:i/>
+          <w:iCs/>
+          <w:sz w:val="20"/>
+          <w:szCs w:val="20"/>
+          <w:lang w:val="es-PE"/>
+        </w:rPr>
+        <w:t>Flagship Conference</w:t>
+      </w:r>
+      <w:r>
+        <w:rPr>
+          <w:rFonts w:ascii="Arial" w:hAnsi="Arial" w:cs="Arial"/>
+          <w:sz w:val="20"/>
+          <w:szCs w:val="20"/>
+          <w:lang w:val="es-PE"/>
+        </w:rPr>
+        <w:t xml:space="preserve"> por dos razones fatales:</w:t>
+      </w:r>
+    </w:p>
+    <w:p>
+      <w:pPr>
+        <w:pStyle w:val="NoSpacing"/>
+        <w:numPr>
+          <w:ilvl w:val="0"/>
+          <w:numId w:val="4"/>
+        </w:numPr>
+        <w:jc w:val="both"/>
+        <w:rPr>
+          <w:rFonts w:ascii="Arial" w:hAnsi="Arial" w:cs="Arial"/>
+          <w:sz w:val="20"/>
+          <w:szCs w:val="20"/>
+        </w:rPr>
+      </w:pPr>
+      <w:r>
+        <w:rPr>
+          <w:rFonts w:ascii="Arial" w:hAnsi="Arial" w:cs="Arial"/>
+          <w:b/>
+          <w:bCs/>
+          <w:sz w:val="20"/>
+          <w:szCs w:val="20"/>
+          <w:lang w:val="es-PE"/>
+        </w:rPr>
+        <w:t>El Problema de la Colinealidad (Geometric Singularity):</w:t>
+      </w:r>
+      <w:r>
+        <w:rPr>
+          <w:rFonts w:ascii="Arial" w:hAnsi="Arial" w:cs="Arial"/>
+          <w:sz w:val="20"/>
+          <w:szCs w:val="20"/>
+          <w:lang w:val="es-PE"/>
+        </w:rPr>
+        <w:t xml:space="preserve"> Imagina que tienes 2 LEDs en el techo. </w:t>
+      </w:r>
+      <w:r>
+        <w:rPr>
+          <w:rFonts w:ascii="Arial" w:hAnsi="Arial" w:cs="Arial"/>
+          <w:sz w:val="20"/>
+          <w:szCs w:val="20"/>
+        </w:rPr>
+        <w:t>Trazas una línea imaginaria entre ellos en el suelo.</w:t>
+      </w:r>
+    </w:p>
+    <w:p>
+      <w:pPr>
+        <w:pStyle w:val="NoSpacing"/>
+        <w:numPr>
+          <w:ilvl w:val="1"/>
+          <w:numId w:val="4"/>
+        </w:numPr>
+        <w:jc w:val="both"/>
+        <w:rPr>
+          <w:rFonts w:ascii="Arial" w:hAnsi="Arial" w:cs="Arial"/>
+          <w:sz w:val="20"/>
+          <w:szCs w:val="20"/>
+        </w:rPr>
+      </w:pPr>
+      <w:r>
+        <w:rPr>
+          <w:rFonts w:ascii="Arial" w:hAnsi="Arial" w:cs="Arial"/>
+          <w:sz w:val="20"/>
+          <w:szCs w:val="20"/>
+          <w:lang w:val="es-PE"/>
+        </w:rPr>
+        <w:t xml:space="preserve">Si el usuario se para cerca de esa línea, la geometría de triangulación colapsa. Matemáticamente, las matrices se vuelven "mal condicionadas" y el </w:t>
+      </w:r>
+      <w:r>
+        <w:rPr>
+          <w:rFonts w:ascii="Arial" w:hAnsi="Arial" w:cs="Arial"/>
+          <w:b/>
+          <w:bCs/>
+          <w:sz w:val="20"/>
+          <w:szCs w:val="20"/>
+          <w:lang w:val="es-PE"/>
+        </w:rPr>
+        <w:t>GDOP (Geometric Dilution of Precision)</w:t>
+      </w:r>
+      <w:r>
+        <w:rPr>
+          <w:rFonts w:ascii="Arial" w:hAnsi="Arial" w:cs="Arial"/>
+          <w:sz w:val="20"/>
+          <w:szCs w:val="20"/>
+          <w:lang w:val="es-PE"/>
+        </w:rPr>
+        <w:t xml:space="preserve"> tiende a infinito. </w:t>
+      </w:r>
+      <w:r>
+        <w:rPr>
+          <w:rFonts w:ascii="Arial" w:hAnsi="Arial" w:cs="Arial"/>
+          <w:sz w:val="20"/>
+          <w:szCs w:val="20"/>
+        </w:rPr>
+        <w:t>El error se dispara aunque tengas mucha potencia.</w:t>
+      </w:r>
+    </w:p>
+    <w:p>
+      <w:pPr>
+        <w:pStyle w:val="NoSpacing"/>
+        <w:numPr>
+          <w:ilvl w:val="1"/>
+          <w:numId w:val="4"/>
+        </w:numPr>
+        <w:jc w:val="both"/>
+        <w:rPr>
+          <w:rFonts w:ascii="Arial" w:hAnsi="Arial" w:cs="Arial"/>
+          <w:sz w:val="20"/>
+          <w:szCs w:val="20"/>
+        </w:rPr>
+      </w:pPr>
+      <w:r>
+        <w:rPr>
+          <w:rFonts w:ascii="Arial" w:hAnsi="Arial" w:cs="Arial"/>
+          <w:b/>
+          <w:bCs/>
+          <w:sz w:val="20"/>
+          <w:szCs w:val="20"/>
+          <w:lang w:val="es-PE"/>
+        </w:rPr>
+        <w:t>Con 4 SBL (Cuadrado):</w:t>
+      </w:r>
+      <w:r>
+        <w:rPr>
+          <w:rFonts w:ascii="Arial" w:hAnsi="Arial" w:cs="Arial"/>
+          <w:sz w:val="20"/>
+          <w:szCs w:val="20"/>
+          <w:lang w:val="es-PE"/>
+        </w:rPr>
+        <w:t xml:space="preserve"> Siempre tienes al menos un par de LEDs formando 90 grados respecto al usuario. </w:t>
+      </w:r>
+      <w:r>
+        <w:rPr>
+          <w:rFonts w:ascii="Arial" w:hAnsi="Arial" w:cs="Arial"/>
+          <w:sz w:val="20"/>
+          <w:szCs w:val="20"/>
+        </w:rPr>
+        <w:t>Nunca hay zonas muertas geométricas.</w:t>
+      </w:r>
+    </w:p>
+    <w:p>
+      <w:pPr>
+        <w:pStyle w:val="NoSpacing"/>
+        <w:numPr>
+          <w:ilvl w:val="0"/>
+          <w:numId w:val="4"/>
+        </w:numPr>
+        <w:jc w:val="both"/>
+        <w:rPr>
+          <w:rFonts w:ascii="Arial" w:hAnsi="Arial" w:cs="Arial"/>
+          <w:sz w:val="20"/>
+          <w:szCs w:val="20"/>
+        </w:rPr>
+      </w:pPr>
+      <w:r>
+        <w:rPr>
+          <w:rFonts w:ascii="Arial" w:hAnsi="Arial" w:cs="Arial"/>
+          <w:b/>
+          <w:bCs/>
+          <w:sz w:val="20"/>
+          <w:szCs w:val="20"/>
+        </w:rPr>
+        <w:t>Fiabilidad (Reliability) ante Bloqueos:</w:t>
+      </w:r>
+    </w:p>
+    <w:p>
+      <w:pPr>
+        <w:pStyle w:val="NoSpacing"/>
+        <w:numPr>
+          <w:ilvl w:val="1"/>
+          <w:numId w:val="4"/>
+        </w:numPr>
+        <w:jc w:val="both"/>
+        <w:rPr>
+          <w:rFonts w:ascii="Arial" w:hAnsi="Arial" w:cs="Arial"/>
+          <w:sz w:val="20"/>
+          <w:szCs w:val="20"/>
+          <w:lang w:val="es-PE"/>
+        </w:rPr>
+      </w:pPr>
+      <w:r>
+        <w:rPr>
+          <w:rFonts w:ascii="Arial" w:hAnsi="Arial" w:cs="Arial"/>
+          <w:b/>
+          <w:bCs/>
+          <w:sz w:val="20"/>
+          <w:szCs w:val="20"/>
+          <w:lang w:val="es-PE"/>
+        </w:rPr>
+        <w:t>Con 2 SBL:</w:t>
+      </w:r>
+      <w:r>
+        <w:rPr>
+          <w:rFonts w:ascii="Arial" w:hAnsi="Arial" w:cs="Arial"/>
+          <w:sz w:val="20"/>
+          <w:szCs w:val="20"/>
+          <w:lang w:val="es-PE"/>
+        </w:rPr>
+        <w:t xml:space="preserve"> Si una persona pasa y bloquea 1 LED (50% del sistema caído), te quedas con 1. Tu sistema pasa de "Triangulación" a "Single-Anchor". El error salta de 2cm a 20cm instantáneamente.</w:t>
+      </w:r>
+    </w:p>
+    <w:p>
+      <w:pPr>
+        <w:pStyle w:val="NoSpacing"/>
+        <w:numPr>
+          <w:ilvl w:val="1"/>
+          <w:numId w:val="4"/>
+        </w:numPr>
+        <w:jc w:val="both"/>
+        <w:rPr>
+          <w:rFonts w:ascii="Arial" w:hAnsi="Arial" w:cs="Arial"/>
+          <w:sz w:val="20"/>
+          <w:szCs w:val="20"/>
+          <w:lang w:val="es-PE"/>
+        </w:rPr>
+      </w:pPr>
+      <w:r>
+        <w:rPr>
+          <w:rFonts w:ascii="Arial" w:hAnsi="Arial" w:cs="Arial"/>
+          <w:b/>
+          <w:bCs/>
+          <w:sz w:val="20"/>
+          <w:szCs w:val="20"/>
+          <w:lang w:val="es-PE"/>
+        </w:rPr>
+        <w:t>Con 4 SBL:</w:t>
+      </w:r>
+      <w:r>
+        <w:rPr>
+          <w:rFonts w:ascii="Arial" w:hAnsi="Arial" w:cs="Arial"/>
+          <w:sz w:val="20"/>
+          <w:szCs w:val="20"/>
+          <w:lang w:val="es-PE"/>
+        </w:rPr>
+        <w:t xml:space="preserve"> Es un sistema </w:t>
+      </w:r>
+      <w:r>
+        <w:rPr>
+          <w:rFonts w:ascii="Arial" w:hAnsi="Arial" w:cs="Arial"/>
+          <w:b/>
+          <w:bCs/>
+          <w:sz w:val="20"/>
+          <w:szCs w:val="20"/>
+          <w:lang w:val="es-PE"/>
+        </w:rPr>
+        <w:t>N+1 Redundante</w:t>
+      </w:r>
+      <w:r>
+        <w:rPr>
+          <w:rFonts w:ascii="Arial" w:hAnsi="Arial" w:cs="Arial"/>
+          <w:sz w:val="20"/>
+          <w:szCs w:val="20"/>
+          <w:lang w:val="es-PE"/>
+        </w:rPr>
+        <w:t>. Si bloqueas 1, te quedan 3. Con 3 sigues teniendo una triangulación perfecta en 3D.</w:t>
+      </w:r>
+    </w:p>
+    <w:p>
+      <w:pPr>
+        <w:pStyle w:val="NoSpacing"/>
+        <w:numPr>
+          <w:ilvl w:val="1"/>
+          <w:numId w:val="4"/>
+        </w:numPr>
+        <w:jc w:val="both"/>
+        <w:rPr>
+          <w:rFonts w:ascii="Arial" w:hAnsi="Arial" w:cs="Arial"/>
+          <w:sz w:val="20"/>
+          <w:szCs w:val="20"/>
+        </w:rPr>
+      </w:pPr>
+      <w:r>
+        <w:rPr>
+          <w:rFonts w:ascii="Arial" w:hAnsi="Arial" w:cs="Arial"/>
+          <w:i/>
+          <w:iCs/>
+          <w:sz w:val="20"/>
+          <w:szCs w:val="20"/>
+          <w:lang w:val="es-PE"/>
+        </w:rPr>
+        <w:t>Argumento:</w:t>
+      </w:r>
+      <w:r>
+        <w:rPr>
+          <w:rFonts w:ascii="Arial" w:hAnsi="Arial" w:cs="Arial"/>
+          <w:sz w:val="20"/>
+          <w:szCs w:val="20"/>
+          <w:lang w:val="es-PE"/>
+        </w:rPr>
+        <w:t xml:space="preserve"> "Proponemos una arquitectura resiliente. </w:t>
+      </w:r>
+      <w:r>
+        <w:rPr>
+          <w:rFonts w:ascii="Arial" w:hAnsi="Arial" w:cs="Arial"/>
+          <w:sz w:val="20"/>
+          <w:szCs w:val="20"/>
+        </w:rPr>
+        <w:t>Usar 2 es 'best-case scenario'; usar 4 es 'real-world robust scenario'".</w:t>
+      </w:r>
+    </w:p>
+    <w:p>
+      <w:pPr>
+        <w:pStyle w:val="NoSpacing"/>
+        <w:jc w:val="both"/>
+        <w:rPr>
+          <w:rFonts w:ascii="Arial" w:hAnsi="Arial" w:cs="Arial"/>
+          <w:sz w:val="20"/>
+          <w:szCs w:val="20"/>
+        </w:rPr>
+      </w:pPr>
+    </w:p>
+    <w:p>
+      <w:pPr>
+        <w:pStyle w:val="NoSpacing"/>
+        <w:jc w:val="both"/>
+        <w:rPr>
+          <w:rFonts w:ascii="Arial" w:hAnsi="Arial" w:cs="Arial"/>
+          <w:sz w:val="20"/>
+          <w:szCs w:val="20"/>
+        </w:rPr>
+      </w:pPr>
+    </w:p>
+    <w:p>
+      <w:pPr>
+        <w:pStyle w:val="NoSpacing"/>
+        <w:jc w:val="both"/>
+        <w:rPr>
+          <w:rFonts w:ascii="Arial" w:hAnsi="Arial" w:cs="Arial"/>
+          <w:sz w:val="20"/>
+          <w:szCs w:val="20"/>
+        </w:rPr>
+      </w:pPr>
+    </w:p>
+    <w:p>
+      <w:pPr>
+        <w:pStyle w:val="NoSpacing"/>
+        <w:jc w:val="both"/>
+        <w:rPr>
+          <w:rFonts w:ascii="Arial" w:hAnsi="Arial" w:cs="Arial"/>
+          <w:b/>
+          <w:bCs/>
+          <w:sz w:val="20"/>
+          <w:szCs w:val="20"/>
+          <w:lang w:val="es-PE"/>
+        </w:rPr>
+      </w:pPr>
+      <w:r>
+        <w:rPr>
+          <w:rFonts w:ascii="Arial" w:hAnsi="Arial" w:cs="Arial"/>
+          <w:b/>
+          <w:bCs/>
+          <w:sz w:val="20"/>
+          <w:szCs w:val="20"/>
+          <w:lang w:val="es-PE"/>
+        </w:rPr>
+        <w:t>1. Sobre el error de 1 SBL vs. Bloqueo (Corrección)</w:t>
+      </w:r>
+    </w:p>
+    <w:p>
+      <w:pPr>
+        <w:pStyle w:val="NoSpacing"/>
+        <w:jc w:val="both"/>
+        <w:rPr>
+          <w:rFonts w:ascii="Arial" w:hAnsi="Arial" w:cs="Arial"/>
+          <w:sz w:val="20"/>
+          <w:szCs w:val="20"/>
+          <w:lang w:val="es-PE"/>
+        </w:rPr>
+      </w:pPr>
+      <w:r>
+        <w:rPr>
+          <w:rFonts w:ascii="Arial" w:hAnsi="Arial" w:cs="Arial"/>
+          <w:sz w:val="20"/>
+          <w:szCs w:val="20"/>
+          <w:lang w:val="es-PE"/>
+        </w:rPr>
+        <w:t>Es correcto: Tu algoritmo SBL es excelente y autocontenido. Si hay Línea de Vista (LoS), el error es de pocos centímetros, igual o mejor que con múltiples anclas.</w:t>
+      </w:r>
+    </w:p>
+    <w:p>
+      <w:pPr>
+        <w:pStyle w:val="NoSpacing"/>
+        <w:numPr>
+          <w:ilvl w:val="0"/>
+          <w:numId w:val="5"/>
+        </w:numPr>
+        <w:jc w:val="both"/>
+        <w:rPr>
+          <w:rFonts w:ascii="Arial" w:hAnsi="Arial" w:cs="Arial"/>
+          <w:sz w:val="20"/>
+          <w:szCs w:val="20"/>
+        </w:rPr>
+      </w:pPr>
+      <w:r>
+        <w:rPr>
+          <w:rFonts w:ascii="Arial" w:hAnsi="Arial" w:cs="Arial"/>
+          <w:b/>
+          <w:bCs/>
+          <w:sz w:val="20"/>
+          <w:szCs w:val="20"/>
+          <w:lang w:val="es-PE"/>
+        </w:rPr>
+        <w:t>La corrección:</w:t>
+      </w:r>
+      <w:r>
+        <w:rPr>
+          <w:rFonts w:ascii="Arial" w:hAnsi="Arial" w:cs="Arial"/>
+          <w:sz w:val="20"/>
+          <w:szCs w:val="20"/>
+          <w:lang w:val="es-PE"/>
+        </w:rPr>
+        <w:t xml:space="preserve"> El problema de usar 1 solo SBL no es que la precisión baje a 20cm por arte de magia. </w:t>
+      </w:r>
+      <w:r>
+        <w:rPr>
+          <w:rFonts w:ascii="Arial" w:hAnsi="Arial" w:cs="Arial"/>
+          <w:sz w:val="20"/>
+          <w:szCs w:val="20"/>
+        </w:rPr>
+        <w:t xml:space="preserve">El problema es </w:t>
+      </w:r>
+      <w:r>
+        <w:rPr>
+          <w:rFonts w:ascii="Arial" w:hAnsi="Arial" w:cs="Arial"/>
+          <w:b/>
+          <w:bCs/>
+          <w:sz w:val="20"/>
+          <w:szCs w:val="20"/>
+        </w:rPr>
+        <w:t>binario</w:t>
+      </w:r>
+      <w:r>
+        <w:rPr>
+          <w:rFonts w:ascii="Arial" w:hAnsi="Arial" w:cs="Arial"/>
+          <w:sz w:val="20"/>
+          <w:szCs w:val="20"/>
+        </w:rPr>
+        <w:t>:</w:t>
+      </w:r>
+    </w:p>
+    <w:p>
+      <w:pPr>
+        <w:pStyle w:val="NoSpacing"/>
+        <w:numPr>
+          <w:ilvl w:val="1"/>
+          <w:numId w:val="5"/>
+        </w:numPr>
+        <w:jc w:val="both"/>
+        <w:rPr>
+          <w:rFonts w:ascii="Arial" w:hAnsi="Arial" w:cs="Arial"/>
+          <w:sz w:val="20"/>
+          <w:szCs w:val="20"/>
+          <w:lang w:val="es-PE"/>
+        </w:rPr>
+      </w:pPr>
+      <w:r>
+        <w:rPr>
+          <w:rFonts w:ascii="Arial" w:hAnsi="Arial" w:cs="Arial"/>
+          <w:b/>
+          <w:bCs/>
+          <w:sz w:val="20"/>
+          <w:szCs w:val="20"/>
+          <w:lang w:val="es-PE"/>
+        </w:rPr>
+        <w:t>Con LoS:</w:t>
+      </w:r>
+      <w:r>
+        <w:rPr>
+          <w:rFonts w:ascii="Arial" w:hAnsi="Arial" w:cs="Arial"/>
+          <w:sz w:val="20"/>
+          <w:szCs w:val="20"/>
+          <w:lang w:val="es-PE"/>
+        </w:rPr>
+        <w:t xml:space="preserve"> Error $\approx$ 2-5 cm.</w:t>
+      </w:r>
+    </w:p>
+    <w:p>
+      <w:pPr>
+        <w:pStyle w:val="NoSpacing"/>
+        <w:numPr>
+          <w:ilvl w:val="1"/>
+          <w:numId w:val="5"/>
+        </w:numPr>
+        <w:jc w:val="both"/>
+        <w:rPr>
+          <w:rFonts w:ascii="Arial" w:hAnsi="Arial" w:cs="Arial"/>
+          <w:sz w:val="20"/>
+          <w:szCs w:val="20"/>
+          <w:lang w:val="es-PE"/>
+        </w:rPr>
+      </w:pPr>
+      <w:r>
+        <w:rPr>
+          <w:rFonts w:ascii="Arial" w:hAnsi="Arial" w:cs="Arial"/>
+          <w:b/>
+          <w:bCs/>
+          <w:sz w:val="20"/>
+          <w:szCs w:val="20"/>
+          <w:lang w:val="es-PE"/>
+        </w:rPr>
+        <w:t>Con Bloqueo (Oclusión):</w:t>
+      </w:r>
+      <w:r>
+        <w:rPr>
+          <w:rFonts w:ascii="Arial" w:hAnsi="Arial" w:cs="Arial"/>
+          <w:sz w:val="20"/>
+          <w:szCs w:val="20"/>
+          <w:lang w:val="es-PE"/>
+        </w:rPr>
+        <w:t xml:space="preserve"> Error $\to \infty$ (No hay servicio, el sistema se cae).</w:t>
+      </w:r>
+    </w:p>
+    <w:p>
+      <w:pPr>
+        <w:pStyle w:val="NoSpacing"/>
+        <w:numPr>
+          <w:ilvl w:val="0"/>
+          <w:numId w:val="5"/>
+        </w:numPr>
+        <w:jc w:val="both"/>
+        <w:rPr>
+          <w:rFonts w:ascii="Arial" w:hAnsi="Arial" w:cs="Arial"/>
+          <w:sz w:val="20"/>
+          <w:szCs w:val="20"/>
+          <w:lang w:val="es-PE"/>
+        </w:rPr>
+      </w:pPr>
+      <w:r>
+        <w:rPr>
+          <w:rFonts w:ascii="Arial" w:hAnsi="Arial" w:cs="Arial"/>
+          <w:b/>
+          <w:bCs/>
+          <w:sz w:val="20"/>
+          <w:szCs w:val="20"/>
+          <w:lang w:val="es-PE"/>
+        </w:rPr>
+        <w:t>El Argumento para 4 SBL:</w:t>
+      </w:r>
+      <w:r>
+        <w:rPr>
+          <w:rFonts w:ascii="Arial" w:hAnsi="Arial" w:cs="Arial"/>
+          <w:sz w:val="20"/>
+          <w:szCs w:val="20"/>
+          <w:lang w:val="es-PE"/>
+        </w:rPr>
+        <w:t xml:space="preserve"> No es mejorar la precisión (que ya es buena), es </w:t>
+      </w:r>
+      <w:r>
+        <w:rPr>
+          <w:rFonts w:ascii="Arial" w:hAnsi="Arial" w:cs="Arial"/>
+          <w:b/>
+          <w:bCs/>
+          <w:sz w:val="20"/>
+          <w:szCs w:val="20"/>
+          <w:lang w:val="es-PE"/>
+        </w:rPr>
+        <w:t>garantizar la disponibilidad (Availability)</w:t>
+      </w:r>
+      <w:r>
+        <w:rPr>
+          <w:rFonts w:ascii="Arial" w:hAnsi="Arial" w:cs="Arial"/>
+          <w:sz w:val="20"/>
+          <w:szCs w:val="20"/>
+          <w:lang w:val="es-PE"/>
+        </w:rPr>
+        <w:t>.</w:t>
+      </w:r>
+    </w:p>
+    <w:p>
+      <w:pPr>
+        <w:pStyle w:val="NoSpacing"/>
+        <w:numPr>
+          <w:ilvl w:val="1"/>
+          <w:numId w:val="5"/>
+        </w:numPr>
+        <w:jc w:val="both"/>
+        <w:rPr>
+          <w:rFonts w:ascii="Arial" w:hAnsi="Arial" w:cs="Arial"/>
+          <w:sz w:val="20"/>
+          <w:szCs w:val="20"/>
+          <w:lang w:val="es-PE"/>
+        </w:rPr>
+      </w:pPr>
+      <w:r>
+        <w:rPr>
+          <w:rFonts w:ascii="Arial" w:hAnsi="Arial" w:cs="Arial"/>
+          <w:sz w:val="20"/>
+          <w:szCs w:val="20"/>
+          <w:lang w:val="es-PE"/>
+        </w:rPr>
+        <w:t>En un paper de comunicaciones/posicionamiento, el "Outage Probability" (Probabilidad de corte) es una métrica tan importante como el RMSE.</w:t>
+      </w:r>
+    </w:p>
+    <w:p>
+      <w:pPr>
+        <w:pStyle w:val="NoSpacing"/>
+        <w:numPr>
+          <w:ilvl w:val="1"/>
+          <w:numId w:val="5"/>
+        </w:numPr>
+        <w:jc w:val="both"/>
+        <w:rPr>
+          <w:rFonts w:ascii="Arial" w:hAnsi="Arial" w:cs="Arial"/>
+          <w:sz w:val="20"/>
+          <w:szCs w:val="20"/>
+          <w:lang w:val="es-PE"/>
+        </w:rPr>
+      </w:pPr>
+      <w:r>
+        <w:rPr>
+          <w:rFonts w:ascii="Arial" w:hAnsi="Arial" w:cs="Arial"/>
+          <w:b/>
+          <w:bCs/>
+          <w:sz w:val="20"/>
+          <w:szCs w:val="20"/>
+          <w:lang w:val="es-PE"/>
+        </w:rPr>
+        <w:lastRenderedPageBreak/>
+        <w:t>Tu gráfica ganadora:</w:t>
+      </w:r>
+      <w:r>
+        <w:rPr>
+          <w:rFonts w:ascii="Arial" w:hAnsi="Arial" w:cs="Arial"/>
+          <w:sz w:val="20"/>
+          <w:szCs w:val="20"/>
+          <w:lang w:val="es-PE"/>
+        </w:rPr>
+        <w:t xml:space="preserve"> Muestra que con 1 SBL, si pasa una persona, el servicio se corta. Con 4 SBL, si pasa una persona y tapa uno, los otros 3 mantienen el error en 2-5 cm.</w:t>
+      </w:r>
+    </w:p>
+    <w:p>
+      <w:pPr>
+        <w:pStyle w:val="NoSpacing"/>
+        <w:jc w:val="both"/>
+        <w:rPr>
+          <w:rFonts w:ascii="Arial" w:hAnsi="Arial" w:cs="Arial"/>
+          <w:sz w:val="20"/>
+          <w:szCs w:val="20"/>
+          <w:lang w:val="es-PE"/>
+        </w:rPr>
+      </w:pPr>
+    </w:p>
+    <w:p>
+      <w:pPr>
+        <w:pStyle w:val="NoSpacing"/>
+        <w:jc w:val="both"/>
+        <w:rPr>
+          <w:rFonts w:ascii="Arial" w:hAnsi="Arial" w:cs="Arial"/>
+          <w:sz w:val="20"/>
+          <w:szCs w:val="20"/>
+          <w:lang w:val="es-PE"/>
+        </w:rPr>
+      </w:pPr>
+    </w:p>
+    <w:p>
+      <w:pPr>
+        <w:pStyle w:val="NoSpacing"/>
+        <w:jc w:val="both"/>
+        <w:rPr>
+          <w:rFonts w:ascii="Arial" w:hAnsi="Arial" w:cs="Arial"/>
+          <w:b/>
+          <w:bCs/>
+          <w:sz w:val="20"/>
+          <w:szCs w:val="20"/>
+          <w:lang w:val="es-PE"/>
+        </w:rPr>
+      </w:pPr>
+      <w:r>
+        <w:rPr>
+          <w:rFonts w:ascii="Arial" w:hAnsi="Arial" w:cs="Arial"/>
+          <w:b/>
+          <w:bCs/>
+          <w:sz w:val="20"/>
+          <w:szCs w:val="20"/>
+          <w:lang w:val="es-PE"/>
+        </w:rPr>
+        <w:t>1. Metodología: Arquitectura de Estimación Distribuida</w:t>
+      </w:r>
+    </w:p>
+    <w:p>
+      <w:pPr>
+        <w:pStyle w:val="NoSpacing"/>
+        <w:jc w:val="both"/>
+        <w:rPr>
+          <w:rFonts w:ascii="Arial" w:hAnsi="Arial" w:cs="Arial"/>
+          <w:sz w:val="20"/>
+          <w:szCs w:val="20"/>
+          <w:lang w:val="es-PE"/>
+        </w:rPr>
+      </w:pPr>
+      <w:r>
+        <w:rPr>
+          <w:rFonts w:ascii="Arial" w:hAnsi="Arial" w:cs="Arial"/>
+          <w:sz w:val="20"/>
+          <w:szCs w:val="20"/>
+          <w:lang w:val="es-PE"/>
+        </w:rPr>
+        <w:t xml:space="preserve">Tu propuesta se basa en un enfoque de </w:t>
+      </w:r>
+      <w:r>
+        <w:rPr>
+          <w:rFonts w:ascii="Arial" w:hAnsi="Arial" w:cs="Arial"/>
+          <w:b/>
+          <w:bCs/>
+          <w:sz w:val="20"/>
+          <w:szCs w:val="20"/>
+          <w:lang w:val="es-PE"/>
+        </w:rPr>
+        <w:t>"Divide y Vencerás"</w:t>
+      </w:r>
+      <w:r>
+        <w:rPr>
+          <w:rFonts w:ascii="Arial" w:hAnsi="Arial" w:cs="Arial"/>
+          <w:sz w:val="20"/>
+          <w:szCs w:val="20"/>
+          <w:lang w:val="es-PE"/>
+        </w:rPr>
+        <w:t xml:space="preserve">. No procesas todo junto en un solo GLS gigante. Lo haces en dos etapas: </w:t>
+      </w:r>
+      <w:r>
+        <w:rPr>
+          <w:rFonts w:ascii="Arial" w:hAnsi="Arial" w:cs="Arial"/>
+          <w:b/>
+          <w:bCs/>
+          <w:sz w:val="20"/>
+          <w:szCs w:val="20"/>
+          <w:lang w:val="es-PE"/>
+        </w:rPr>
+        <w:t>Estimación Local (Local Estimation)</w:t>
+      </w:r>
+      <w:r>
+        <w:rPr>
+          <w:rFonts w:ascii="Arial" w:hAnsi="Arial" w:cs="Arial"/>
+          <w:sz w:val="20"/>
+          <w:szCs w:val="20"/>
+          <w:lang w:val="es-PE"/>
+        </w:rPr>
+        <w:t xml:space="preserve"> y </w:t>
+      </w:r>
+      <w:r>
+        <w:rPr>
+          <w:rFonts w:ascii="Arial" w:hAnsi="Arial" w:cs="Arial"/>
+          <w:b/>
+          <w:bCs/>
+          <w:sz w:val="20"/>
+          <w:szCs w:val="20"/>
+          <w:lang w:val="es-PE"/>
+        </w:rPr>
+        <w:t>Fusión Global (Global Fusion)</w:t>
+      </w:r>
+      <w:r>
+        <w:rPr>
+          <w:rFonts w:ascii="Arial" w:hAnsi="Arial" w:cs="Arial"/>
+          <w:sz w:val="20"/>
+          <w:szCs w:val="20"/>
+          <w:lang w:val="es-PE"/>
+        </w:rPr>
+        <w:t>.</w:t>
+      </w:r>
+    </w:p>
+    <w:p>
+      <w:pPr>
+        <w:pStyle w:val="NoSpacing"/>
+        <w:jc w:val="both"/>
+        <w:rPr>
+          <w:rFonts w:ascii="Arial" w:hAnsi="Arial" w:cs="Arial"/>
+          <w:b/>
+          <w:bCs/>
+          <w:sz w:val="20"/>
+          <w:szCs w:val="20"/>
+        </w:rPr>
+      </w:pPr>
+      <w:r>
+        <w:rPr>
+          <w:rFonts w:ascii="Arial" w:hAnsi="Arial" w:cs="Arial"/>
+          <w:b/>
+          <w:bCs/>
+          <w:sz w:val="20"/>
+          <w:szCs w:val="20"/>
+        </w:rPr>
+        <w:t>Paso 1: Escaneo Asíncrono (Scanning)</w:t>
+      </w:r>
+    </w:p>
+    <w:p>
+      <w:pPr>
+        <w:pStyle w:val="NoSpacing"/>
+        <w:numPr>
+          <w:ilvl w:val="0"/>
+          <w:numId w:val="6"/>
+        </w:numPr>
+        <w:jc w:val="both"/>
+        <w:rPr>
+          <w:rFonts w:ascii="Arial" w:hAnsi="Arial" w:cs="Arial"/>
+          <w:sz w:val="20"/>
+          <w:szCs w:val="20"/>
+        </w:rPr>
+      </w:pPr>
+      <w:r>
+        <w:rPr>
+          <w:rFonts w:ascii="Arial" w:hAnsi="Arial" w:cs="Arial"/>
+          <w:sz w:val="20"/>
+          <w:szCs w:val="20"/>
+        </w:rPr>
+        <w:t>Tienes 4 SBLs ($S_1, S_2, S_3, S_4$).</w:t>
+      </w:r>
+    </w:p>
+    <w:p>
+      <w:pPr>
+        <w:pStyle w:val="NoSpacing"/>
+        <w:numPr>
+          <w:ilvl w:val="0"/>
+          <w:numId w:val="6"/>
+        </w:numPr>
+        <w:jc w:val="both"/>
+        <w:rPr>
+          <w:rFonts w:ascii="Arial" w:hAnsi="Arial" w:cs="Arial"/>
+          <w:sz w:val="20"/>
+          <w:szCs w:val="20"/>
+          <w:lang w:val="es-PE"/>
+        </w:rPr>
+      </w:pPr>
+      <w:r>
+        <w:rPr>
+          <w:rFonts w:ascii="Arial" w:hAnsi="Arial" w:cs="Arial"/>
+          <w:sz w:val="20"/>
+          <w:szCs w:val="20"/>
+          <w:lang w:val="es-PE"/>
+        </w:rPr>
+        <w:t>Cada uno realiza su barrido de $K=9$ (o más) orientaciones predefinidas.</w:t>
+      </w:r>
+    </w:p>
+    <w:p>
+      <w:pPr>
+        <w:pStyle w:val="NoSpacing"/>
+        <w:numPr>
+          <w:ilvl w:val="0"/>
+          <w:numId w:val="6"/>
+        </w:numPr>
+        <w:jc w:val="both"/>
+        <w:rPr>
+          <w:rFonts w:ascii="Arial" w:hAnsi="Arial" w:cs="Arial"/>
+          <w:sz w:val="20"/>
+          <w:szCs w:val="20"/>
+          <w:lang w:val="es-PE"/>
+        </w:rPr>
+      </w:pPr>
+      <w:r>
+        <w:rPr>
+          <w:rFonts w:ascii="Arial" w:hAnsi="Arial" w:cs="Arial"/>
+          <w:sz w:val="20"/>
+          <w:szCs w:val="20"/>
+          <w:lang w:val="es-PE"/>
+        </w:rPr>
+        <w:t>El usuario (PD) recibe una secuencia de potencias e identifica de quién viene cada una (por ID o frecuencia).</w:t>
+      </w:r>
+    </w:p>
+    <w:p>
+      <w:pPr>
+        <w:pStyle w:val="NoSpacing"/>
+        <w:jc w:val="both"/>
+        <w:rPr>
+          <w:rFonts w:ascii="Arial" w:hAnsi="Arial" w:cs="Arial"/>
+          <w:b/>
+          <w:bCs/>
+          <w:sz w:val="20"/>
+          <w:szCs w:val="20"/>
+          <w:lang w:val="es-PE"/>
+        </w:rPr>
+      </w:pPr>
+      <w:r>
+        <w:rPr>
+          <w:rFonts w:ascii="Arial" w:hAnsi="Arial" w:cs="Arial"/>
+          <w:b/>
+          <w:bCs/>
+          <w:sz w:val="20"/>
+          <w:szCs w:val="20"/>
+          <w:lang w:val="es-PE"/>
+        </w:rPr>
+        <w:t>Paso 2: Agrupamiento y Filtrado (Grouping)</w:t>
+      </w:r>
+    </w:p>
+    <w:p>
+      <w:pPr>
+        <w:pStyle w:val="NoSpacing"/>
+        <w:numPr>
+          <w:ilvl w:val="0"/>
+          <w:numId w:val="7"/>
+        </w:numPr>
+        <w:jc w:val="both"/>
+        <w:rPr>
+          <w:rFonts w:ascii="Arial" w:hAnsi="Arial" w:cs="Arial"/>
+          <w:sz w:val="20"/>
+          <w:szCs w:val="20"/>
+          <w:lang w:val="es-PE"/>
+        </w:rPr>
+      </w:pPr>
+      <w:r>
+        <w:rPr>
+          <w:rFonts w:ascii="Arial" w:hAnsi="Arial" w:cs="Arial"/>
+          <w:sz w:val="20"/>
+          <w:szCs w:val="20"/>
+          <w:lang w:val="es-PE"/>
+        </w:rPr>
+        <w:t>El PD separa los datos en 4 "cubetas" (buckets): Datos de $S_1$, Datos de $S_2$, etc.</w:t>
+      </w:r>
+    </w:p>
+    <w:p>
+      <w:pPr>
+        <w:pStyle w:val="NoSpacing"/>
+        <w:numPr>
+          <w:ilvl w:val="0"/>
+          <w:numId w:val="7"/>
+        </w:numPr>
+        <w:jc w:val="both"/>
+        <w:rPr>
+          <w:rFonts w:ascii="Arial" w:hAnsi="Arial" w:cs="Arial"/>
+          <w:sz w:val="20"/>
+          <w:szCs w:val="20"/>
+          <w:lang w:val="es-PE"/>
+        </w:rPr>
+      </w:pPr>
+      <w:r>
+        <w:rPr>
+          <w:rFonts w:ascii="Arial" w:hAnsi="Arial" w:cs="Arial"/>
+          <w:b/>
+          <w:bCs/>
+          <w:sz w:val="20"/>
+          <w:szCs w:val="20"/>
+          <w:lang w:val="es-PE"/>
+        </w:rPr>
+        <w:t>Para el SBL 1:</w:t>
+      </w:r>
+      <w:r>
+        <w:rPr>
+          <w:rFonts w:ascii="Arial" w:hAnsi="Arial" w:cs="Arial"/>
+          <w:sz w:val="20"/>
+          <w:szCs w:val="20"/>
+          <w:lang w:val="es-PE"/>
+        </w:rPr>
+        <w:t xml:space="preserve"> El usuario selecciona las $k$ mejores muestras (digamos las 4 o 5 potencias más altas recibidas de $S_1$).</w:t>
+      </w:r>
+    </w:p>
+    <w:p>
+      <w:pPr>
+        <w:pStyle w:val="NoSpacing"/>
+        <w:numPr>
+          <w:ilvl w:val="1"/>
+          <w:numId w:val="7"/>
+        </w:numPr>
+        <w:jc w:val="both"/>
+        <w:rPr>
+          <w:rFonts w:ascii="Arial" w:hAnsi="Arial" w:cs="Arial"/>
+          <w:sz w:val="20"/>
+          <w:szCs w:val="20"/>
+          <w:lang w:val="es-PE"/>
+        </w:rPr>
+      </w:pPr>
+      <w:r>
+        <w:rPr>
+          <w:rFonts w:ascii="Arial" w:hAnsi="Arial" w:cs="Arial"/>
+          <w:i/>
+          <w:iCs/>
+          <w:sz w:val="20"/>
+          <w:szCs w:val="20"/>
+          <w:lang w:val="es-PE"/>
+        </w:rPr>
+        <w:t>Nota:</w:t>
+      </w:r>
+      <w:r>
+        <w:rPr>
+          <w:rFonts w:ascii="Arial" w:hAnsi="Arial" w:cs="Arial"/>
+          <w:sz w:val="20"/>
+          <w:szCs w:val="20"/>
+          <w:lang w:val="es-PE"/>
+        </w:rPr>
+        <w:t xml:space="preserve"> Necesitas al menos 3 o 4 muestras de un mismo SBL para que tu GLS converja y te de la dirección.</w:t>
+      </w:r>
+    </w:p>
+    <w:p>
+      <w:pPr>
+        <w:pStyle w:val="NoSpacing"/>
+        <w:jc w:val="both"/>
+        <w:rPr>
+          <w:rFonts w:ascii="Arial" w:hAnsi="Arial" w:cs="Arial"/>
+          <w:b/>
+          <w:bCs/>
+          <w:sz w:val="20"/>
+          <w:szCs w:val="20"/>
+          <w:lang w:val="es-PE"/>
+        </w:rPr>
+      </w:pPr>
+      <w:r>
+        <w:rPr>
+          <w:rFonts w:ascii="Arial" w:hAnsi="Arial" w:cs="Arial"/>
+          <w:b/>
+          <w:bCs/>
+          <w:sz w:val="20"/>
+          <w:szCs w:val="20"/>
+          <w:lang w:val="es-PE"/>
+        </w:rPr>
+        <w:t>Paso 3: Estimación de Dirección Local (Tu GLS/WLS actual)</w:t>
+      </w:r>
+    </w:p>
+    <w:p>
+      <w:pPr>
+        <w:pStyle w:val="NoSpacing"/>
+        <w:numPr>
+          <w:ilvl w:val="0"/>
+          <w:numId w:val="8"/>
+        </w:numPr>
+        <w:jc w:val="both"/>
+        <w:rPr>
+          <w:rFonts w:ascii="Arial" w:hAnsi="Arial" w:cs="Arial"/>
+          <w:sz w:val="20"/>
+          <w:szCs w:val="20"/>
+          <w:lang w:val="es-PE"/>
+        </w:rPr>
+      </w:pPr>
+      <w:r>
+        <w:rPr>
+          <w:rFonts w:ascii="Arial" w:hAnsi="Arial" w:cs="Arial"/>
+          <w:b/>
+          <w:bCs/>
+          <w:sz w:val="20"/>
+          <w:szCs w:val="20"/>
+          <w:lang w:val="es-PE"/>
+        </w:rPr>
+        <w:t>Aquí usas tu algoritmo TCOM tal cual.</w:t>
+      </w:r>
+    </w:p>
+    <w:p>
+      <w:pPr>
+        <w:pStyle w:val="NoSpacing"/>
+        <w:numPr>
+          <w:ilvl w:val="0"/>
+          <w:numId w:val="8"/>
+        </w:numPr>
+        <w:jc w:val="both"/>
+        <w:rPr>
+          <w:rFonts w:ascii="Arial" w:hAnsi="Arial" w:cs="Arial"/>
+          <w:sz w:val="20"/>
+          <w:szCs w:val="20"/>
+          <w:lang w:val="es-PE"/>
+        </w:rPr>
+      </w:pPr>
+      <w:r>
+        <w:rPr>
+          <w:rFonts w:ascii="Arial" w:hAnsi="Arial" w:cs="Arial"/>
+          <w:sz w:val="20"/>
+          <w:szCs w:val="20"/>
+          <w:lang w:val="es-PE"/>
+        </w:rPr>
+        <w:t xml:space="preserve">Ejecutas tu GLS usando </w:t>
+      </w:r>
+      <w:r>
+        <w:rPr>
+          <w:rFonts w:ascii="Arial" w:hAnsi="Arial" w:cs="Arial"/>
+          <w:i/>
+          <w:iCs/>
+          <w:sz w:val="20"/>
+          <w:szCs w:val="20"/>
+          <w:lang w:val="es-PE"/>
+        </w:rPr>
+        <w:t>solo</w:t>
+      </w:r>
+      <w:r>
+        <w:rPr>
+          <w:rFonts w:ascii="Arial" w:hAnsi="Arial" w:cs="Arial"/>
+          <w:sz w:val="20"/>
+          <w:szCs w:val="20"/>
+          <w:lang w:val="es-PE"/>
+        </w:rPr>
+        <w:t xml:space="preserve"> los datos del bucket $S_1$.</w:t>
+      </w:r>
+    </w:p>
+    <w:p>
+      <w:pPr>
+        <w:pStyle w:val="NoSpacing"/>
+        <w:numPr>
+          <w:ilvl w:val="1"/>
+          <w:numId w:val="8"/>
+        </w:numPr>
+        <w:jc w:val="both"/>
+        <w:rPr>
+          <w:rFonts w:ascii="Arial" w:hAnsi="Arial" w:cs="Arial"/>
+          <w:sz w:val="20"/>
+          <w:szCs w:val="20"/>
+          <w:lang w:val="es-PE"/>
+        </w:rPr>
+      </w:pPr>
+      <w:r>
+        <w:rPr>
+          <w:rFonts w:ascii="Arial" w:hAnsi="Arial" w:cs="Arial"/>
+          <w:b/>
+          <w:bCs/>
+          <w:sz w:val="20"/>
+          <w:szCs w:val="20"/>
+          <w:lang w:val="es-PE"/>
+        </w:rPr>
+        <w:t>Input:</w:t>
+      </w:r>
+      <w:r>
+        <w:rPr>
+          <w:rFonts w:ascii="Arial" w:hAnsi="Arial" w:cs="Arial"/>
+          <w:sz w:val="20"/>
+          <w:szCs w:val="20"/>
+          <w:lang w:val="es-PE"/>
+        </w:rPr>
+        <w:t xml:space="preserve"> Las mejores potencias de $S_1$ y sus vectores de orientación.</w:t>
+      </w:r>
+    </w:p>
+    <w:p>
+      <w:pPr>
+        <w:pStyle w:val="NoSpacing"/>
+        <w:numPr>
+          <w:ilvl w:val="1"/>
+          <w:numId w:val="8"/>
+        </w:numPr>
+        <w:jc w:val="both"/>
+        <w:rPr>
+          <w:rFonts w:ascii="Arial" w:hAnsi="Arial" w:cs="Arial"/>
+          <w:sz w:val="20"/>
+          <w:szCs w:val="20"/>
+          <w:lang w:val="es-PE"/>
+        </w:rPr>
+      </w:pPr>
+      <w:r>
+        <w:rPr>
+          <w:rFonts w:ascii="Arial" w:hAnsi="Arial" w:cs="Arial"/>
+          <w:b/>
+          <w:bCs/>
+          <w:sz w:val="20"/>
+          <w:szCs w:val="20"/>
+          <w:lang w:val="es-PE"/>
+        </w:rPr>
+        <w:t>Output:</w:t>
+      </w:r>
+      <w:r>
+        <w:rPr>
+          <w:rFonts w:ascii="Arial" w:hAnsi="Arial" w:cs="Arial"/>
+          <w:sz w:val="20"/>
+          <w:szCs w:val="20"/>
+          <w:lang w:val="es-PE"/>
+        </w:rPr>
+        <w:t xml:space="preserve"> Un vector dirección $\hat{\mathbf{n}}_{d,1}$ (una línea que sale del SBL 1 hacia el usuario).</w:t>
+      </w:r>
+    </w:p>
+    <w:p>
+      <w:pPr>
+        <w:pStyle w:val="NoSpacing"/>
+        <w:numPr>
+          <w:ilvl w:val="0"/>
+          <w:numId w:val="8"/>
+        </w:numPr>
+        <w:jc w:val="both"/>
+        <w:rPr>
+          <w:rFonts w:ascii="Arial" w:hAnsi="Arial" w:cs="Arial"/>
+          <w:sz w:val="20"/>
+          <w:szCs w:val="20"/>
+        </w:rPr>
+      </w:pPr>
+      <w:r>
+        <w:rPr>
+          <w:rFonts w:ascii="Arial" w:hAnsi="Arial" w:cs="Arial"/>
+          <w:sz w:val="20"/>
+          <w:szCs w:val="20"/>
+        </w:rPr>
+        <w:t>Repites esto para $S_2, S_3, S_4$.</w:t>
+      </w:r>
+    </w:p>
+    <w:p>
+      <w:pPr>
+        <w:pStyle w:val="NoSpacing"/>
+        <w:numPr>
+          <w:ilvl w:val="1"/>
+          <w:numId w:val="8"/>
+        </w:numPr>
+        <w:jc w:val="both"/>
+        <w:rPr>
+          <w:rFonts w:ascii="Arial" w:hAnsi="Arial" w:cs="Arial"/>
+          <w:sz w:val="20"/>
+          <w:szCs w:val="20"/>
+          <w:lang w:val="es-PE"/>
+        </w:rPr>
+      </w:pPr>
+      <w:r>
+        <w:rPr>
+          <w:rFonts w:ascii="Arial" w:hAnsi="Arial" w:cs="Arial"/>
+          <w:sz w:val="20"/>
+          <w:szCs w:val="20"/>
+          <w:lang w:val="es-PE"/>
+        </w:rPr>
+        <w:t>Obtienes 4 líneas en el espacio.</w:t>
+      </w:r>
+    </w:p>
+    <w:p>
+      <w:pPr>
+        <w:pStyle w:val="NoSpacing"/>
+        <w:jc w:val="both"/>
+        <w:rPr>
+          <w:rFonts w:ascii="Arial" w:hAnsi="Arial" w:cs="Arial"/>
+          <w:b/>
+          <w:bCs/>
+          <w:sz w:val="20"/>
+          <w:szCs w:val="20"/>
+          <w:lang w:val="es-PE"/>
+        </w:rPr>
+      </w:pPr>
+      <w:r>
+        <w:rPr>
+          <w:rFonts w:ascii="Arial" w:hAnsi="Arial" w:cs="Arial"/>
+          <w:b/>
+          <w:bCs/>
+          <w:sz w:val="20"/>
+          <w:szCs w:val="20"/>
+          <w:lang w:val="es-PE"/>
+        </w:rPr>
+        <w:t>Paso 4: Fusión Global (La Novedad)</w:t>
+      </w:r>
+    </w:p>
+    <w:p>
+      <w:pPr>
+        <w:pStyle w:val="NoSpacing"/>
+        <w:numPr>
+          <w:ilvl w:val="0"/>
+          <w:numId w:val="9"/>
+        </w:numPr>
+        <w:jc w:val="both"/>
+        <w:rPr>
+          <w:rFonts w:ascii="Arial" w:hAnsi="Arial" w:cs="Arial"/>
+          <w:sz w:val="20"/>
+          <w:szCs w:val="20"/>
+          <w:lang w:val="es-PE"/>
+        </w:rPr>
+      </w:pPr>
+      <w:r>
+        <w:rPr>
+          <w:rFonts w:ascii="Arial" w:hAnsi="Arial" w:cs="Arial"/>
+          <w:sz w:val="20"/>
+          <w:szCs w:val="20"/>
+          <w:lang w:val="es-PE"/>
+        </w:rPr>
+        <w:t>Ahora tienes 4 líneas que (idealmente) se cruzan en el usuario.</w:t>
+      </w:r>
+    </w:p>
+    <w:p>
+      <w:pPr>
+        <w:pStyle w:val="NoSpacing"/>
+        <w:numPr>
+          <w:ilvl w:val="0"/>
+          <w:numId w:val="9"/>
+        </w:numPr>
+        <w:jc w:val="both"/>
+        <w:rPr>
+          <w:rFonts w:ascii="Arial" w:hAnsi="Arial" w:cs="Arial"/>
+          <w:sz w:val="20"/>
+          <w:szCs w:val="20"/>
+          <w:lang w:val="es-PE"/>
+        </w:rPr>
+      </w:pPr>
+      <w:r>
+        <w:rPr>
+          <w:rFonts w:ascii="Arial" w:hAnsi="Arial" w:cs="Arial"/>
+          <w:sz w:val="20"/>
+          <w:szCs w:val="20"/>
+          <w:lang w:val="es-PE"/>
+        </w:rPr>
+        <w:t xml:space="preserve">Usas el algoritmo de </w:t>
+      </w:r>
+      <w:r>
+        <w:rPr>
+          <w:rFonts w:ascii="Arial" w:hAnsi="Arial" w:cs="Arial"/>
+          <w:b/>
+          <w:bCs/>
+          <w:sz w:val="20"/>
+          <w:szCs w:val="20"/>
+          <w:lang w:val="es-PE"/>
+        </w:rPr>
+        <w:t>Intersección de Líneas (Skew Lines Intersection)</w:t>
+      </w:r>
+      <w:r>
+        <w:rPr>
+          <w:rFonts w:ascii="Arial" w:hAnsi="Arial" w:cs="Arial"/>
+          <w:sz w:val="20"/>
+          <w:szCs w:val="20"/>
+          <w:lang w:val="es-PE"/>
+        </w:rPr>
+        <w:t xml:space="preserve"> que discutimos antes.</w:t>
+      </w:r>
+    </w:p>
+    <w:p>
+      <w:pPr>
+        <w:pStyle w:val="NoSpacing"/>
+        <w:numPr>
+          <w:ilvl w:val="0"/>
+          <w:numId w:val="9"/>
+        </w:numPr>
+        <w:jc w:val="both"/>
+        <w:rPr>
+          <w:rFonts w:ascii="Arial" w:hAnsi="Arial" w:cs="Arial"/>
+          <w:sz w:val="20"/>
+          <w:szCs w:val="20"/>
+          <w:lang w:val="es-PE"/>
+        </w:rPr>
+      </w:pPr>
+      <w:r>
+        <w:rPr>
+          <w:rFonts w:ascii="Arial" w:hAnsi="Arial" w:cs="Arial"/>
+          <w:b/>
+          <w:bCs/>
+          <w:sz w:val="20"/>
+          <w:szCs w:val="20"/>
+          <w:lang w:val="es-PE"/>
+        </w:rPr>
+        <w:t>¿Por qué no es triangulación RSS?</w:t>
+      </w:r>
+    </w:p>
+    <w:p>
+      <w:pPr>
+        <w:pStyle w:val="NoSpacing"/>
+        <w:numPr>
+          <w:ilvl w:val="1"/>
+          <w:numId w:val="9"/>
+        </w:numPr>
+        <w:jc w:val="both"/>
+        <w:rPr>
+          <w:rFonts w:ascii="Arial" w:hAnsi="Arial" w:cs="Arial"/>
+          <w:sz w:val="20"/>
+          <w:szCs w:val="20"/>
+        </w:rPr>
+      </w:pPr>
+      <w:r>
+        <w:rPr>
+          <w:rFonts w:ascii="Arial" w:hAnsi="Arial" w:cs="Arial"/>
+          <w:sz w:val="20"/>
+          <w:szCs w:val="20"/>
+          <w:lang w:val="es-PE"/>
+        </w:rPr>
+        <w:t xml:space="preserve">La triangulación RSS estima distancias basándose en la potencia absoluta (círculos). </w:t>
+      </w:r>
+      <w:r>
+        <w:rPr>
+          <w:rFonts w:ascii="Arial" w:hAnsi="Arial" w:cs="Arial"/>
+          <w:sz w:val="20"/>
+          <w:szCs w:val="20"/>
+        </w:rPr>
+        <w:t>Es muy sensible al modelo del canal ($m$, ganancias).</w:t>
+      </w:r>
+    </w:p>
+    <w:p>
+      <w:pPr>
+        <w:pStyle w:val="NoSpacing"/>
+        <w:numPr>
+          <w:ilvl w:val="1"/>
+          <w:numId w:val="9"/>
+        </w:numPr>
+        <w:jc w:val="both"/>
+        <w:rPr>
+          <w:rFonts w:ascii="Arial" w:hAnsi="Arial" w:cs="Arial"/>
+          <w:sz w:val="20"/>
+          <w:szCs w:val="20"/>
+        </w:rPr>
+      </w:pPr>
+      <w:r>
+        <w:rPr>
+          <w:rFonts w:ascii="Arial" w:hAnsi="Arial" w:cs="Arial"/>
+          <w:sz w:val="20"/>
+          <w:szCs w:val="20"/>
+          <w:lang w:val="es-PE"/>
+        </w:rPr>
+        <w:t xml:space="preserve">Tú estás cruzando </w:t>
+      </w:r>
+      <w:r>
+        <w:rPr>
+          <w:rFonts w:ascii="Arial" w:hAnsi="Arial" w:cs="Arial"/>
+          <w:b/>
+          <w:bCs/>
+          <w:sz w:val="20"/>
+          <w:szCs w:val="20"/>
+          <w:lang w:val="es-PE"/>
+        </w:rPr>
+        <w:t>Vectores Direccionales</w:t>
+      </w:r>
+      <w:r>
+        <w:rPr>
+          <w:rFonts w:ascii="Arial" w:hAnsi="Arial" w:cs="Arial"/>
+          <w:sz w:val="20"/>
+          <w:szCs w:val="20"/>
+          <w:lang w:val="es-PE"/>
+        </w:rPr>
+        <w:t xml:space="preserve">. Tu GLS extrae la dirección basándose en la </w:t>
+      </w:r>
+      <w:r>
+        <w:rPr>
+          <w:rFonts w:ascii="Arial" w:hAnsi="Arial" w:cs="Arial"/>
+          <w:i/>
+          <w:iCs/>
+          <w:sz w:val="20"/>
+          <w:szCs w:val="20"/>
+          <w:lang w:val="es-PE"/>
+        </w:rPr>
+        <w:t>forma</w:t>
+      </w:r>
+      <w:r>
+        <w:rPr>
+          <w:rFonts w:ascii="Arial" w:hAnsi="Arial" w:cs="Arial"/>
+          <w:sz w:val="20"/>
+          <w:szCs w:val="20"/>
+          <w:lang w:val="es-PE"/>
+        </w:rPr>
+        <w:t xml:space="preserve"> relativa de las potencias, no solo en la magnitud absoluta. </w:t>
+      </w:r>
+      <w:r>
+        <w:rPr>
+          <w:rFonts w:ascii="Arial" w:hAnsi="Arial" w:cs="Arial"/>
+          <w:sz w:val="20"/>
+          <w:szCs w:val="20"/>
+        </w:rPr>
+        <w:t>Es mucho más robusto</w:t>
+      </w:r>
+    </w:p>
+    <w:p>
+      <w:pPr>
+        <w:pStyle w:val="NoSpacing"/>
+        <w:jc w:val="both"/>
+        <w:rPr>
+          <w:rFonts w:ascii="Arial" w:hAnsi="Arial" w:cs="Arial"/>
+          <w:sz w:val="20"/>
+          <w:szCs w:val="20"/>
+          <w:lang w:val="es-PE"/>
+        </w:rPr>
+      </w:pPr>
+    </w:p>
+    <w:p>
+      <w:pPr>
+        <w:pStyle w:val="NoSpacing"/>
+        <w:jc w:val="both"/>
+        <w:rPr>
+          <w:rFonts w:ascii="Arial" w:hAnsi="Arial" w:cs="Arial"/>
+          <w:sz w:val="20"/>
+          <w:szCs w:val="20"/>
+          <w:lang w:val="es-PE"/>
+        </w:rPr>
+      </w:pPr>
+      <w:r>
+        <w:rPr>
+          <w:rFonts w:ascii="Arial" w:hAnsi="Arial" w:cs="Arial"/>
+          <w:sz w:val="20"/>
+          <w:szCs w:val="20"/>
+          <w:highlight w:val="yellow"/>
+          <w:lang w:val="es-PE"/>
+        </w:rPr>
+        <w:t>ALGORITMOS</w:t>
+      </w:r>
+    </w:p>
+    <w:p>
+      <w:pPr>
+        <w:pStyle w:val="NoSpacing"/>
+        <w:jc w:val="both"/>
+        <w:rPr>
+          <w:rFonts w:ascii="Arial" w:hAnsi="Arial" w:cs="Arial"/>
+          <w:sz w:val="20"/>
+          <w:szCs w:val="20"/>
+          <w:lang w:val="es-PE"/>
+        </w:rPr>
+      </w:pPr>
+    </w:p>
+    <w:p>
+      <w:pPr>
+        <w:pStyle w:val="NoSpacing"/>
+        <w:jc w:val="both"/>
+        <w:rPr>
+          <w:rFonts w:ascii="Arial" w:hAnsi="Arial" w:cs="Arial"/>
+          <w:b/>
+          <w:bCs/>
+          <w:sz w:val="20"/>
+          <w:szCs w:val="20"/>
+          <w:lang w:val="es-PE"/>
+        </w:rPr>
+      </w:pPr>
+      <w:r>
+        <w:rPr>
+          <w:rFonts w:ascii="Arial" w:hAnsi="Arial" w:cs="Arial"/>
+          <w:b/>
+          <w:bCs/>
+          <w:sz w:val="20"/>
+          <w:szCs w:val="20"/>
+          <w:lang w:val="es-PE"/>
+        </w:rPr>
+        <w:t>Algoritmo A: Selección del Mejor (Selection Combining)</w:t>
+      </w:r>
+    </w:p>
+    <w:p>
+      <w:pPr>
+        <w:pStyle w:val="NoSpacing"/>
+        <w:jc w:val="both"/>
+        <w:rPr>
+          <w:rFonts w:ascii="Arial" w:hAnsi="Arial" w:cs="Arial"/>
+          <w:sz w:val="20"/>
+          <w:szCs w:val="20"/>
+        </w:rPr>
+      </w:pPr>
+      <w:r>
+        <w:rPr>
+          <w:rFonts w:ascii="Arial" w:hAnsi="Arial" w:cs="Arial"/>
+          <w:i/>
+          <w:iCs/>
+          <w:sz w:val="20"/>
+          <w:szCs w:val="20"/>
+        </w:rPr>
+        <w:t>Simple, línea base.</w:t>
+      </w:r>
+    </w:p>
+    <w:p>
+      <w:pPr>
+        <w:pStyle w:val="NoSpacing"/>
+        <w:numPr>
+          <w:ilvl w:val="0"/>
+          <w:numId w:val="10"/>
+        </w:numPr>
+        <w:jc w:val="both"/>
+        <w:rPr>
+          <w:rFonts w:ascii="Arial" w:hAnsi="Arial" w:cs="Arial"/>
+          <w:sz w:val="20"/>
+          <w:szCs w:val="20"/>
+          <w:lang w:val="es-PE"/>
+        </w:rPr>
+      </w:pPr>
+      <w:r>
+        <w:rPr>
+          <w:rFonts w:ascii="Arial" w:hAnsi="Arial" w:cs="Arial"/>
+          <w:b/>
+          <w:bCs/>
+          <w:sz w:val="20"/>
+          <w:szCs w:val="20"/>
+          <w:lang w:val="es-PE"/>
+        </w:rPr>
+        <w:t>Lógica:</w:t>
+      </w:r>
+      <w:r>
+        <w:rPr>
+          <w:rFonts w:ascii="Arial" w:hAnsi="Arial" w:cs="Arial"/>
+          <w:sz w:val="20"/>
+          <w:szCs w:val="20"/>
+          <w:lang w:val="es-PE"/>
+        </w:rPr>
+        <w:t xml:space="preserve"> Estimas la posición con cada uno de los 4 SBL por separado. Miras cuál SBL reportó mayor potencia recibida (SNR). Te quedas con esa posición y descartas las otras 3.</w:t>
+      </w:r>
+    </w:p>
+    <w:p>
+      <w:pPr>
+        <w:pStyle w:val="NoSpacing"/>
+        <w:numPr>
+          <w:ilvl w:val="0"/>
+          <w:numId w:val="10"/>
+        </w:numPr>
+        <w:jc w:val="both"/>
+        <w:rPr>
+          <w:rFonts w:ascii="Arial" w:hAnsi="Arial" w:cs="Arial"/>
+          <w:sz w:val="20"/>
+          <w:szCs w:val="20"/>
+        </w:rPr>
+      </w:pPr>
+      <w:r>
+        <w:rPr>
+          <w:rFonts w:ascii="Arial" w:hAnsi="Arial" w:cs="Arial"/>
+          <w:b/>
+          <w:bCs/>
+          <w:sz w:val="20"/>
+          <w:szCs w:val="20"/>
+        </w:rPr>
+        <w:t>Pros:</w:t>
+      </w:r>
+      <w:r>
+        <w:rPr>
+          <w:rFonts w:ascii="Arial" w:hAnsi="Arial" w:cs="Arial"/>
+          <w:sz w:val="20"/>
+          <w:szCs w:val="20"/>
+        </w:rPr>
+        <w:t xml:space="preserve"> Muy fácil.</w:t>
+      </w:r>
+    </w:p>
+    <w:p>
+      <w:pPr>
+        <w:pStyle w:val="NoSpacing"/>
+        <w:numPr>
+          <w:ilvl w:val="0"/>
+          <w:numId w:val="10"/>
+        </w:numPr>
+        <w:jc w:val="both"/>
+        <w:rPr>
+          <w:rFonts w:ascii="Arial" w:hAnsi="Arial" w:cs="Arial"/>
+          <w:sz w:val="20"/>
+          <w:szCs w:val="20"/>
+        </w:rPr>
+      </w:pPr>
+      <w:r>
+        <w:rPr>
+          <w:rFonts w:ascii="Arial" w:hAnsi="Arial" w:cs="Arial"/>
+          <w:b/>
+          <w:bCs/>
+          <w:sz w:val="20"/>
+          <w:szCs w:val="20"/>
+          <w:lang w:val="es-PE"/>
+        </w:rPr>
+        <w:t>Contras:</w:t>
+      </w:r>
+      <w:r>
+        <w:rPr>
+          <w:rFonts w:ascii="Arial" w:hAnsi="Arial" w:cs="Arial"/>
+          <w:sz w:val="20"/>
+          <w:szCs w:val="20"/>
+          <w:lang w:val="es-PE"/>
+        </w:rPr>
+        <w:t xml:space="preserve"> Desperdicia información valiosa. Si el mejor tiene un error de 5cm y el segundo de 6cm, combinarlos podría bajar el error a 3cm. </w:t>
+      </w:r>
+      <w:r>
+        <w:rPr>
+          <w:rFonts w:ascii="Arial" w:hAnsi="Arial" w:cs="Arial"/>
+          <w:sz w:val="20"/>
+          <w:szCs w:val="20"/>
+        </w:rPr>
+        <w:t>Aquí no pasa.</w:t>
+      </w:r>
+    </w:p>
+    <w:p>
+      <w:pPr>
+        <w:pStyle w:val="NoSpacing"/>
+        <w:jc w:val="both"/>
+        <w:rPr>
+          <w:rFonts w:ascii="Arial" w:hAnsi="Arial" w:cs="Arial"/>
+          <w:b/>
+          <w:bCs/>
+          <w:sz w:val="20"/>
+          <w:szCs w:val="20"/>
+          <w:lang w:val="es-PE"/>
+        </w:rPr>
+      </w:pPr>
+      <w:r>
+        <w:rPr>
+          <w:rFonts w:ascii="Arial" w:hAnsi="Arial" w:cs="Arial"/>
+          <w:b/>
+          <w:bCs/>
+          <w:sz w:val="20"/>
+          <w:szCs w:val="20"/>
+          <w:lang w:val="es-PE"/>
+        </w:rPr>
+        <w:t>Algoritmo B: Promedio Ponderado de Posiciones (Weighted Position Averaging)</w:t>
+      </w:r>
+    </w:p>
+    <w:p>
+      <w:pPr>
+        <w:pStyle w:val="NoSpacing"/>
+        <w:jc w:val="both"/>
+        <w:rPr>
+          <w:rFonts w:ascii="Arial" w:hAnsi="Arial" w:cs="Arial"/>
+          <w:sz w:val="20"/>
+          <w:szCs w:val="20"/>
+        </w:rPr>
+      </w:pPr>
+      <w:r>
+        <w:rPr>
+          <w:rFonts w:ascii="Arial" w:hAnsi="Arial" w:cs="Arial"/>
+          <w:i/>
+          <w:iCs/>
+          <w:sz w:val="20"/>
+          <w:szCs w:val="20"/>
+        </w:rPr>
+        <w:t>Intermedio.</w:t>
+      </w:r>
+    </w:p>
+    <w:p>
+      <w:pPr>
+        <w:pStyle w:val="NoSpacing"/>
+        <w:numPr>
+          <w:ilvl w:val="0"/>
+          <w:numId w:val="11"/>
+        </w:numPr>
+        <w:jc w:val="both"/>
+        <w:rPr>
+          <w:rFonts w:ascii="Arial" w:hAnsi="Arial" w:cs="Arial"/>
+          <w:sz w:val="20"/>
+          <w:szCs w:val="20"/>
+          <w:lang w:val="es-PE"/>
+        </w:rPr>
+      </w:pPr>
+      <w:r>
+        <w:rPr>
+          <w:rFonts w:ascii="Arial" w:hAnsi="Arial" w:cs="Arial"/>
+          <w:b/>
+          <w:bCs/>
+          <w:sz w:val="20"/>
+          <w:szCs w:val="20"/>
+          <w:lang w:val="es-PE"/>
+        </w:rPr>
+        <w:t>Lógica:</w:t>
+      </w:r>
+      <w:r>
+        <w:rPr>
+          <w:rFonts w:ascii="Arial" w:hAnsi="Arial" w:cs="Arial"/>
+          <w:sz w:val="20"/>
+          <w:szCs w:val="20"/>
+          <w:lang w:val="es-PE"/>
+        </w:rPr>
+        <w:t xml:space="preserve"> Cada SBL $i$ te da una posición completa estimada $\hat{\mathbf{r}}_i$. Calculas el promedio, pero dándole más peso a los que están más cerca o tienen más potencia.</w:t>
+      </w:r>
+    </w:p>
+    <w:p>
+      <w:pPr>
+        <w:pStyle w:val="NoSpacing"/>
+        <w:numPr>
+          <w:ilvl w:val="0"/>
+          <w:numId w:val="11"/>
+        </w:numPr>
+        <w:jc w:val="both"/>
+        <w:rPr>
+          <w:rFonts w:ascii="Arial" w:hAnsi="Arial" w:cs="Arial"/>
+          <w:sz w:val="20"/>
+          <w:szCs w:val="20"/>
+        </w:rPr>
+      </w:pPr>
+      <w:r>
+        <w:rPr>
+          <w:rFonts w:ascii="Arial" w:hAnsi="Arial" w:cs="Arial"/>
+          <w:sz w:val="20"/>
+          <w:szCs w:val="20"/>
+        </w:rPr>
+        <w:t>Fórmula:</w:t>
+      </w:r>
+    </w:p>
+    <w:p>
+      <w:pPr>
+        <w:pStyle w:val="NoSpacing"/>
+        <w:jc w:val="both"/>
+        <w:rPr>
+          <w:rFonts w:ascii="Arial" w:hAnsi="Arial" w:cs="Arial"/>
+          <w:sz w:val="20"/>
+          <w:szCs w:val="20"/>
+        </w:rPr>
+      </w:pPr>
+      <w:r>
+        <w:rPr>
+          <w:rFonts w:ascii="Arial" w:hAnsi="Arial" w:cs="Arial"/>
+          <w:sz w:val="20"/>
+          <w:szCs w:val="20"/>
+        </w:rPr>
+        <w:t>$$\hat{\mathbf{r}}_{final} = \frac{\sum_{i=1}^{N} w_i \hat{\mathbf{r}}_i}{\sum_{i=1}^{N} w_i}$$</w:t>
+      </w:r>
+    </w:p>
+    <w:p>
+      <w:pPr>
+        <w:pStyle w:val="NoSpacing"/>
+        <w:jc w:val="both"/>
+        <w:rPr>
+          <w:rFonts w:ascii="Arial" w:hAnsi="Arial" w:cs="Arial"/>
+          <w:sz w:val="20"/>
+          <w:szCs w:val="20"/>
+        </w:rPr>
+      </w:pPr>
+      <w:r>
+        <w:rPr>
+          <w:rFonts w:ascii="Arial" w:hAnsi="Arial" w:cs="Arial"/>
+          <w:sz w:val="20"/>
+          <w:szCs w:val="20"/>
+        </w:rPr>
+        <w:t>Donde el peso $w_i = \text{SNR}_i$ o $w_i = 1/\hat{d}_i^2$.</w:t>
+      </w:r>
+    </w:p>
+    <w:p>
+      <w:pPr>
+        <w:pStyle w:val="NoSpacing"/>
+        <w:numPr>
+          <w:ilvl w:val="0"/>
+          <w:numId w:val="11"/>
+        </w:numPr>
+        <w:jc w:val="both"/>
+        <w:rPr>
+          <w:rFonts w:ascii="Arial" w:hAnsi="Arial" w:cs="Arial"/>
+          <w:sz w:val="20"/>
+          <w:szCs w:val="20"/>
+          <w:lang w:val="es-PE"/>
+        </w:rPr>
+      </w:pPr>
+      <w:r>
+        <w:rPr>
+          <w:rFonts w:ascii="Arial" w:hAnsi="Arial" w:cs="Arial"/>
+          <w:b/>
+          <w:bCs/>
+          <w:sz w:val="20"/>
+          <w:szCs w:val="20"/>
+          <w:lang w:val="es-PE"/>
+        </w:rPr>
+        <w:t>Contras:</w:t>
+      </w:r>
+      <w:r>
+        <w:rPr>
+          <w:rFonts w:ascii="Arial" w:hAnsi="Arial" w:cs="Arial"/>
+          <w:sz w:val="20"/>
+          <w:szCs w:val="20"/>
+          <w:lang w:val="es-PE"/>
+        </w:rPr>
+        <w:t xml:space="preserve"> Aunque mejora, sigue tratando cada estimación como un "punto final". Si un SBL tiene muy buena estimación de dirección pero mala estimación de distancia, este método arrastra el error.</w:t>
+      </w:r>
+    </w:p>
+    <w:p>
+      <w:pPr>
+        <w:pStyle w:val="NoSpacing"/>
+        <w:jc w:val="both"/>
+        <w:rPr>
+          <w:rFonts w:ascii="Arial" w:hAnsi="Arial" w:cs="Arial"/>
+          <w:b/>
+          <w:bCs/>
+          <w:sz w:val="20"/>
+          <w:szCs w:val="20"/>
+          <w:lang w:val="es-PE"/>
+        </w:rPr>
+      </w:pPr>
+      <w:r>
+        <w:rPr>
+          <w:rFonts w:ascii="Arial" w:hAnsi="Arial" w:cs="Arial"/>
+          <w:b/>
+          <w:bCs/>
+          <w:sz w:val="20"/>
+          <w:szCs w:val="20"/>
+          <w:lang w:val="es-PE"/>
+        </w:rPr>
+        <w:lastRenderedPageBreak/>
+        <w:t>Algoritmo C: Intersección de Líneas Ponderada (Weighted Skew Lines Intersection) - RECOMENDADO</w:t>
+      </w:r>
+    </w:p>
+    <w:p>
+      <w:pPr>
+        <w:pStyle w:val="NoSpacing"/>
+        <w:jc w:val="both"/>
+        <w:rPr>
+          <w:rFonts w:ascii="Arial" w:hAnsi="Arial" w:cs="Arial"/>
+          <w:sz w:val="20"/>
+          <w:szCs w:val="20"/>
+          <w:lang w:val="es-PE"/>
+        </w:rPr>
+      </w:pPr>
+      <w:r>
+        <w:rPr>
+          <w:rFonts w:ascii="Arial" w:hAnsi="Arial" w:cs="Arial"/>
+          <w:i/>
+          <w:iCs/>
+          <w:sz w:val="20"/>
+          <w:szCs w:val="20"/>
+          <w:lang w:val="es-PE"/>
+        </w:rPr>
+        <w:t>Este es el que soluciona tu miedo a que "una orientación esté mal".</w:t>
+      </w:r>
+    </w:p>
+    <w:p>
+      <w:pPr>
+        <w:pStyle w:val="NoSpacing"/>
+        <w:jc w:val="both"/>
+        <w:rPr>
+          <w:rFonts w:ascii="Arial" w:hAnsi="Arial" w:cs="Arial"/>
+          <w:sz w:val="20"/>
+          <w:szCs w:val="20"/>
+          <w:lang w:val="es-PE"/>
+        </w:rPr>
+      </w:pPr>
+      <w:r>
+        <w:rPr>
+          <w:rFonts w:ascii="Arial" w:hAnsi="Arial" w:cs="Arial"/>
+          <w:sz w:val="20"/>
+          <w:szCs w:val="20"/>
+          <w:lang w:val="es-PE"/>
+        </w:rPr>
+        <w:t xml:space="preserve">Aquí no promedias posiciones finales. Aquí usas </w:t>
+      </w:r>
+      <w:r>
+        <w:rPr>
+          <w:rFonts w:ascii="Arial" w:hAnsi="Arial" w:cs="Arial"/>
+          <w:b/>
+          <w:bCs/>
+          <w:sz w:val="20"/>
+          <w:szCs w:val="20"/>
+          <w:lang w:val="es-PE"/>
+        </w:rPr>
+        <w:t>toda la información vectorial cruda</w:t>
+      </w:r>
+      <w:r>
+        <w:rPr>
+          <w:rFonts w:ascii="Arial" w:hAnsi="Arial" w:cs="Arial"/>
+          <w:sz w:val="20"/>
+          <w:szCs w:val="20"/>
+          <w:lang w:val="es-PE"/>
+        </w:rPr>
+        <w:t xml:space="preserve"> y ponderas qué tanto confías en cada línea.</w:t>
+      </w:r>
+    </w:p>
+    <w:p>
+      <w:pPr>
+        <w:pStyle w:val="NoSpacing"/>
+        <w:jc w:val="both"/>
+        <w:rPr>
+          <w:rFonts w:ascii="Arial" w:hAnsi="Arial" w:cs="Arial"/>
+          <w:sz w:val="20"/>
+          <w:szCs w:val="20"/>
+          <w:lang w:val="es-PE"/>
+        </w:rPr>
+      </w:pPr>
+      <w:r>
+        <w:rPr>
+          <w:rFonts w:ascii="Arial" w:hAnsi="Arial" w:cs="Arial"/>
+          <w:b/>
+          <w:bCs/>
+          <w:sz w:val="20"/>
+          <w:szCs w:val="20"/>
+          <w:lang w:val="es-PE"/>
+        </w:rPr>
+        <w:t>El Problema:</w:t>
+      </w:r>
+      <w:r>
+        <w:rPr>
+          <w:rFonts w:ascii="Arial" w:hAnsi="Arial" w:cs="Arial"/>
+          <w:sz w:val="20"/>
+          <w:szCs w:val="20"/>
+          <w:lang w:val="es-PE"/>
+        </w:rPr>
+        <w:t xml:space="preserve"> Tienes 4 líneas (rayos) en el espacio que no se cruzan perfectamente debido al ruido. Quieres hallar el punto $\mathbf{r}$ que minimice la suma de las distancias al cuadrado a esas líneas, </w:t>
+      </w:r>
+      <w:r>
+        <w:rPr>
+          <w:rFonts w:ascii="Arial" w:hAnsi="Arial" w:cs="Arial"/>
+          <w:b/>
+          <w:bCs/>
+          <w:sz w:val="20"/>
+          <w:szCs w:val="20"/>
+          <w:lang w:val="es-PE"/>
+        </w:rPr>
+        <w:t>pero castigando menos a las líneas malas.</w:t>
+      </w:r>
+    </w:p>
+    <w:p>
+      <w:pPr>
+        <w:pStyle w:val="NoSpacing"/>
+        <w:jc w:val="both"/>
+        <w:rPr>
+          <w:rFonts w:ascii="Arial" w:hAnsi="Arial" w:cs="Arial"/>
+          <w:sz w:val="20"/>
+          <w:szCs w:val="20"/>
+        </w:rPr>
+      </w:pPr>
+      <w:r>
+        <w:rPr>
+          <w:rFonts w:ascii="Arial" w:hAnsi="Arial" w:cs="Arial"/>
+          <w:sz w:val="20"/>
+          <w:szCs w:val="20"/>
+        </w:rPr>
+        <w:drawing>
+          <wp:inline distT="0" distB="0" distL="0" distR="0" wp14:anchorId="624B4FA6" wp14:editId="55E192A2">
+            <wp:extent cx="5731510" cy="2893695"/>
+            <wp:effectExtent l="0" t="0" r="2540" b="1905"/>
+            <wp:docPr id="1971878366" name="Picture 8" descr="Imagen de skew lines intersection diagram"/>
+            <wp:cNvGraphicFramePr>
+              <a:graphicFrameLocks xmlns:a="http://schemas.openxmlformats.org/drawingml/2006/main" noChangeAspect="1"/>
+            </wp:cNvGraphicFramePr>
+            <a:graphic xmlns:a="http://schemas.openxmlformats.org/drawingml/2006/main">
+              <a:graphicData uri="http://schemas.openxmlformats.org/drawingml/2006/picture">
+                <pic:pic xmlns:pic="http://schemas.openxmlformats.org/drawingml/2006/picture">
+                  <pic:nvPicPr>
+                    <pic:cNvPr id="0" name="Picture 14" descr="Imagen de skew lines intersection diagram"/>
+                    <pic:cNvPicPr>
+                      <a:picLocks noChangeAspect="1" noChangeArrowheads="1"/>
+                    </pic:cNvPicPr>
+                  </pic:nvPicPr>
+                  <pic:blipFill>
+                    <a:blip r:embed="rId7" cstate="print">
+                      <a:extLst>
+                        <a:ext uri="{28A0092B-C50C-407E-A947-70E740481C1C}">
+                          <a14:useLocalDpi xmlns:a14="http://schemas.microsoft.com/office/drawing/2010/main" val="0"/>
+                        </a:ext>
+                      </a:extLst>
+                    </a:blip>
+                    <a:srcRect/>
+                    <a:stretch>
+                      <a:fillRect/>
+                    </a:stretch>
+                  </pic:blipFill>
+                  <pic:spPr bwMode="auto">
+                    <a:xfrm>
+                      <a:off x="0" y="0"/>
+                      <a:ext cx="5731510" cy="2893695"/>
+                    </a:xfrm>
+                    <a:prstGeom prst="rect">
+                      <a:avLst/>
+                    </a:prstGeom>
+                    <a:noFill/>
+                    <a:ln>
+                      <a:noFill/>
+                    </a:ln>
+                  </pic:spPr>
+                </pic:pic>
+              </a:graphicData>
+            </a:graphic>
+          </wp:inline>
+        </w:drawing>
+      </w:r>
+    </w:p>
+    <w:p>
+      <w:pPr>
+        <w:pStyle w:val="NoSpacing"/>
+        <w:jc w:val="both"/>
+        <w:rPr>
+          <w:rFonts w:ascii="Arial" w:hAnsi="Arial" w:cs="Arial"/>
+          <w:sz w:val="20"/>
+          <w:szCs w:val="20"/>
+          <w:lang w:val="es-PE"/>
+        </w:rPr>
+      </w:pPr>
+      <w:r>
+        <w:rPr>
+          <w:rFonts w:ascii="Arial" w:hAnsi="Arial" w:cs="Arial"/>
+          <w:sz w:val="20"/>
+          <w:szCs w:val="20"/>
+          <w:lang w:val="es-PE"/>
+        </w:rPr>
+        <w:t>Shutterstock</w:t>
+      </w:r>
+    </w:p>
+    <w:p>
+      <w:pPr>
+        <w:pStyle w:val="NoSpacing"/>
+        <w:jc w:val="both"/>
+        <w:rPr>
+          <w:rFonts w:ascii="Arial" w:hAnsi="Arial" w:cs="Arial"/>
+          <w:sz w:val="20"/>
+          <w:szCs w:val="20"/>
+          <w:lang w:val="es-PE"/>
+        </w:rPr>
+      </w:pPr>
+      <w:r>
+        <w:rPr>
+          <w:rFonts w:ascii="Arial" w:hAnsi="Arial" w:cs="Arial"/>
+          <w:b/>
+          <w:bCs/>
+          <w:sz w:val="20"/>
+          <w:szCs w:val="20"/>
+          <w:lang w:val="es-PE"/>
+        </w:rPr>
+        <w:t>La Solución Matemática (Copia esto para tu código):</w:t>
+      </w:r>
+    </w:p>
+    <w:p>
+      <w:pPr>
+        <w:pStyle w:val="NoSpacing"/>
+        <w:jc w:val="both"/>
+        <w:rPr>
+          <w:rFonts w:ascii="Arial" w:hAnsi="Arial" w:cs="Arial"/>
+          <w:sz w:val="20"/>
+          <w:szCs w:val="20"/>
+          <w:lang w:val="es-PE"/>
+        </w:rPr>
+      </w:pPr>
+      <w:r>
+        <w:rPr>
+          <w:rFonts w:ascii="Arial" w:hAnsi="Arial" w:cs="Arial"/>
+          <w:sz w:val="20"/>
+          <w:szCs w:val="20"/>
+          <w:lang w:val="es-PE"/>
+        </w:rPr>
+        <w:t>Definimos para cada SBL $i$:</w:t>
+      </w:r>
+    </w:p>
+    <w:p>
+      <w:pPr>
+        <w:pStyle w:val="NoSpacing"/>
+        <w:numPr>
+          <w:ilvl w:val="0"/>
+          <w:numId w:val="12"/>
+        </w:numPr>
+        <w:jc w:val="both"/>
+        <w:rPr>
+          <w:rFonts w:ascii="Arial" w:hAnsi="Arial" w:cs="Arial"/>
+          <w:sz w:val="20"/>
+          <w:szCs w:val="20"/>
+          <w:lang w:val="es-PE"/>
+        </w:rPr>
+      </w:pPr>
+      <w:r>
+        <w:rPr>
+          <w:rFonts w:ascii="Arial" w:hAnsi="Arial" w:cs="Arial"/>
+          <w:sz w:val="20"/>
+          <w:szCs w:val="20"/>
+          <w:lang w:val="es-PE"/>
+        </w:rPr>
+        <w:t>$\mathbf{t}_i$: Posición del LED (conocida).</w:t>
+      </w:r>
+    </w:p>
+    <w:p>
+      <w:pPr>
+        <w:pStyle w:val="NoSpacing"/>
+        <w:numPr>
+          <w:ilvl w:val="0"/>
+          <w:numId w:val="12"/>
+        </w:numPr>
+        <w:jc w:val="both"/>
+        <w:rPr>
+          <w:rFonts w:ascii="Arial" w:hAnsi="Arial" w:cs="Arial"/>
+          <w:sz w:val="20"/>
+          <w:szCs w:val="20"/>
+          <w:lang w:val="es-PE"/>
+        </w:rPr>
+      </w:pPr>
+      <w:r>
+        <w:rPr>
+          <w:rFonts w:ascii="Arial" w:hAnsi="Arial" w:cs="Arial"/>
+          <w:sz w:val="20"/>
+          <w:szCs w:val="20"/>
+          <w:lang w:val="es-PE"/>
+        </w:rPr>
+        <w:t>$\hat{\mathbf{n}}_i$: Vector dirección estimado (unitario).</w:t>
+      </w:r>
+    </w:p>
+    <w:p>
+      <w:pPr>
+        <w:pStyle w:val="NoSpacing"/>
+        <w:numPr>
+          <w:ilvl w:val="0"/>
+          <w:numId w:val="12"/>
+        </w:numPr>
+        <w:jc w:val="both"/>
+        <w:rPr>
+          <w:rFonts w:ascii="Arial" w:hAnsi="Arial" w:cs="Arial"/>
+          <w:sz w:val="20"/>
+          <w:szCs w:val="20"/>
+          <w:lang w:val="es-PE"/>
+        </w:rPr>
+      </w:pPr>
+      <w:r>
+        <w:rPr>
+          <w:rFonts w:ascii="Arial" w:hAnsi="Arial" w:cs="Arial"/>
+          <w:sz w:val="20"/>
+          <w:szCs w:val="20"/>
+          <w:lang w:val="es-PE"/>
+        </w:rPr>
+        <w:t xml:space="preserve">$w_i$: </w:t>
+      </w:r>
+      <w:r>
+        <w:rPr>
+          <w:rFonts w:ascii="Arial" w:hAnsi="Arial" w:cs="Arial"/>
+          <w:b/>
+          <w:bCs/>
+          <w:sz w:val="20"/>
+          <w:szCs w:val="20"/>
+          <w:lang w:val="es-PE"/>
+        </w:rPr>
+        <w:t>Peso de confianza</w:t>
+      </w:r>
+      <w:r>
+        <w:rPr>
+          <w:rFonts w:ascii="Arial" w:hAnsi="Arial" w:cs="Arial"/>
+          <w:sz w:val="20"/>
+          <w:szCs w:val="20"/>
+          <w:lang w:val="es-PE"/>
+        </w:rPr>
+        <w:t xml:space="preserve"> (Este es tu filtro de seguridad).</w:t>
+      </w:r>
+    </w:p>
+    <w:p>
+      <w:pPr>
+        <w:pStyle w:val="NoSpacing"/>
+        <w:jc w:val="both"/>
+        <w:rPr>
+          <w:rFonts w:ascii="Arial" w:hAnsi="Arial" w:cs="Arial"/>
+          <w:sz w:val="20"/>
+          <w:szCs w:val="20"/>
+          <w:lang w:val="es-PE"/>
+        </w:rPr>
+      </w:pPr>
+      <w:r>
+        <w:rPr>
+          <w:rFonts w:ascii="Arial" w:hAnsi="Arial" w:cs="Arial"/>
+          <w:sz w:val="20"/>
+          <w:szCs w:val="20"/>
+          <w:lang w:val="es-PE"/>
+        </w:rPr>
+        <w:t>La matriz de proyección para cada línea es $\mathbf{P}_i = (\mathbf{I} - \hat{\mathbf{n}}_i \hat{\mathbf{n}}_i^T)$. Esta matriz te dice cuán lejos está un punto de la línea $i$.</w:t>
+      </w:r>
+    </w:p>
+    <w:p>
+      <w:pPr>
+        <w:pStyle w:val="NoSpacing"/>
+        <w:jc w:val="both"/>
+        <w:rPr>
+          <w:rFonts w:ascii="Arial" w:hAnsi="Arial" w:cs="Arial"/>
+          <w:sz w:val="20"/>
+          <w:szCs w:val="20"/>
+          <w:lang w:val="es-PE"/>
+        </w:rPr>
+      </w:pPr>
+      <w:r>
+        <w:rPr>
+          <w:rFonts w:ascii="Arial" w:hAnsi="Arial" w:cs="Arial"/>
+          <w:sz w:val="20"/>
+          <w:szCs w:val="20"/>
+          <w:lang w:val="es-PE"/>
+        </w:rPr>
+        <w:t>La fórmula cerrada para la posición óptima $\hat{\mathbf{r}}$ es:</w:t>
+      </w:r>
+    </w:p>
+    <w:p>
+      <w:pPr>
+        <w:pStyle w:val="NoSpacing"/>
+        <w:jc w:val="both"/>
+        <w:rPr>
+          <w:rFonts w:ascii="Arial" w:hAnsi="Arial" w:cs="Arial"/>
+          <w:sz w:val="20"/>
+          <w:szCs w:val="20"/>
+          <w:lang w:val="es-PE"/>
+        </w:rPr>
+      </w:pPr>
+      <w:r>
+        <w:rPr>
+          <w:rFonts w:ascii="Arial" w:hAnsi="Arial" w:cs="Arial"/>
+          <w:sz w:val="20"/>
+          <w:szCs w:val="20"/>
+          <w:lang w:val="es-PE"/>
+        </w:rPr>
+        <w:t>$$\hat{\mathbf{r}} = \left( \sum_{i=1}^{N} w_i \mathbf{P}_i \right)^{-1} \left( \sum_{i=1}^{N} w_i \mathbf{P}_i \mathbf{t}_i \right)$$</w:t>
+      </w:r>
+    </w:p>
+    <w:p>
+      <w:pPr>
+        <w:pStyle w:val="NoSpacing"/>
+        <w:jc w:val="both"/>
+        <w:rPr>
+          <w:rFonts w:ascii="Arial" w:hAnsi="Arial" w:cs="Arial"/>
+          <w:sz w:val="20"/>
+          <w:szCs w:val="20"/>
+          <w:lang w:val="es-PE"/>
+        </w:rPr>
+      </w:pPr>
+      <w:r>
+        <w:rPr>
+          <w:rFonts w:ascii="Arial" w:hAnsi="Arial" w:cs="Arial"/>
+          <w:sz w:val="20"/>
+          <w:szCs w:val="20"/>
+          <w:lang w:val="es-PE"/>
+        </w:rPr>
+        <w:t>¿Cómo protegerte de una mala orientación (Outliers)?</w:t>
+      </w:r>
+    </w:p>
+    <w:p>
+      <w:pPr>
+        <w:pStyle w:val="NoSpacing"/>
+        <w:jc w:val="both"/>
+        <w:rPr>
+          <w:rFonts w:ascii="Arial" w:hAnsi="Arial" w:cs="Arial"/>
+          <w:sz w:val="20"/>
+          <w:szCs w:val="20"/>
+          <w:lang w:val="es-PE"/>
+        </w:rPr>
+      </w:pPr>
+      <w:r>
+        <w:rPr>
+          <w:rFonts w:ascii="Arial" w:hAnsi="Arial" w:cs="Arial"/>
+          <w:sz w:val="20"/>
+          <w:szCs w:val="20"/>
+          <w:lang w:val="es-PE"/>
+        </w:rPr>
+        <w:t>La clave está en cómo defines el peso $w_i$.</w:t>
+      </w:r>
+    </w:p>
+    <w:p>
+      <w:pPr>
+        <w:pStyle w:val="NoSpacing"/>
+        <w:numPr>
+          <w:ilvl w:val="0"/>
+          <w:numId w:val="13"/>
+        </w:numPr>
+        <w:jc w:val="both"/>
+        <w:rPr>
+          <w:rFonts w:ascii="Arial" w:hAnsi="Arial" w:cs="Arial"/>
+          <w:sz w:val="20"/>
+          <w:szCs w:val="20"/>
+          <w:lang w:val="es-PE"/>
+        </w:rPr>
+      </w:pPr>
+      <w:r>
+        <w:rPr>
+          <w:rFonts w:ascii="Arial" w:hAnsi="Arial" w:cs="Arial"/>
+          <w:b/>
+          <w:bCs/>
+          <w:sz w:val="20"/>
+          <w:szCs w:val="20"/>
+          <w:lang w:val="es-PE"/>
+        </w:rPr>
+        <w:t>Opción Robustez por Potencia:</w:t>
+      </w:r>
+      <w:r>
+        <w:rPr>
+          <w:rFonts w:ascii="Arial" w:hAnsi="Arial" w:cs="Arial"/>
+          <w:sz w:val="20"/>
+          <w:szCs w:val="20"/>
+          <w:lang w:val="es-PE"/>
+        </w:rPr>
+        <w:t xml:space="preserve"> $w_i = P_{recibida, i}^2$.</w:t>
+      </w:r>
+    </w:p>
+    <w:p>
+      <w:pPr>
+        <w:pStyle w:val="NoSpacing"/>
+        <w:numPr>
+          <w:ilvl w:val="1"/>
+          <w:numId w:val="13"/>
+        </w:numPr>
+        <w:jc w:val="both"/>
+        <w:rPr>
+          <w:rFonts w:ascii="Arial" w:hAnsi="Arial" w:cs="Arial"/>
+          <w:sz w:val="20"/>
+          <w:szCs w:val="20"/>
+          <w:lang w:val="es-PE"/>
+        </w:rPr>
+      </w:pPr>
+      <w:r>
+        <w:rPr>
+          <w:rFonts w:ascii="Arial" w:hAnsi="Arial" w:cs="Arial"/>
+          <w:sz w:val="20"/>
+          <w:szCs w:val="20"/>
+          <w:lang w:val="es-PE"/>
+        </w:rPr>
+        <w:t xml:space="preserve">Si un LED está bloqueado o muy lejos, su potencia será bajísima. El algoritmo multiplicará su error por casi cero, </w:t>
+      </w:r>
+      <w:r>
+        <w:rPr>
+          <w:rFonts w:ascii="Arial" w:hAnsi="Arial" w:cs="Arial"/>
+          <w:b/>
+          <w:bCs/>
+          <w:sz w:val="20"/>
+          <w:szCs w:val="20"/>
+          <w:lang w:val="es-PE"/>
+        </w:rPr>
+        <w:t>ignorando automáticamente la mala orientación</w:t>
+      </w:r>
+      <w:r>
+        <w:rPr>
+          <w:rFonts w:ascii="Arial" w:hAnsi="Arial" w:cs="Arial"/>
+          <w:sz w:val="20"/>
+          <w:szCs w:val="20"/>
+          <w:lang w:val="es-PE"/>
+        </w:rPr>
+        <w:t>.</w:t>
+      </w:r>
+    </w:p>
+    <w:p>
+      <w:pPr>
+        <w:pStyle w:val="NoSpacing"/>
+        <w:numPr>
+          <w:ilvl w:val="0"/>
+          <w:numId w:val="13"/>
+        </w:numPr>
+        <w:jc w:val="both"/>
+        <w:rPr>
+          <w:rFonts w:ascii="Arial" w:hAnsi="Arial" w:cs="Arial"/>
+          <w:sz w:val="20"/>
+          <w:szCs w:val="20"/>
+          <w:lang w:val="es-PE"/>
+        </w:rPr>
+      </w:pPr>
+      <w:r>
+        <w:rPr>
+          <w:rFonts w:ascii="Arial" w:hAnsi="Arial" w:cs="Arial"/>
+          <w:b/>
+          <w:bCs/>
+          <w:sz w:val="20"/>
+          <w:szCs w:val="20"/>
+          <w:lang w:val="es-PE"/>
+        </w:rPr>
+        <w:t>Opción Robustez por Varianza (Teórica):</w:t>
+      </w:r>
+      <w:r>
+        <w:rPr>
+          <w:rFonts w:ascii="Arial" w:hAnsi="Arial" w:cs="Arial"/>
+          <w:sz w:val="20"/>
+          <w:szCs w:val="20"/>
+          <w:lang w:val="es-PE"/>
+        </w:rPr>
+        <w:t xml:space="preserve"> $w_i = 1 / \text{Tr}(\text{CRLB}_i)$.</w:t>
+      </w:r>
+    </w:p>
+    <w:p>
+      <w:pPr>
+        <w:pStyle w:val="NoSpacing"/>
+        <w:numPr>
+          <w:ilvl w:val="1"/>
+          <w:numId w:val="13"/>
+        </w:numPr>
+        <w:jc w:val="both"/>
+        <w:rPr>
+          <w:rFonts w:ascii="Arial" w:hAnsi="Arial" w:cs="Arial"/>
+          <w:sz w:val="20"/>
+          <w:szCs w:val="20"/>
+          <w:lang w:val="es-PE"/>
+        </w:rPr>
+      </w:pPr>
+      <w:r>
+        <w:rPr>
+          <w:rFonts w:ascii="Arial" w:hAnsi="Arial" w:cs="Arial"/>
+          <w:sz w:val="20"/>
+          <w:szCs w:val="20"/>
+          <w:lang w:val="es-PE"/>
+        </w:rPr>
+        <w:t>Si tu estimador dice "tengo mucha incertidumbre en este LED", el peso baja.</w:t>
+      </w:r>
+    </w:p>
+    <w:p>
+      <w:pPr>
+        <w:pStyle w:val="NoSpacing"/>
+        <w:jc w:val="both"/>
+        <w:rPr>
+          <w:rFonts w:ascii="Arial" w:hAnsi="Arial" w:cs="Arial"/>
+          <w:sz w:val="20"/>
+          <w:szCs w:val="20"/>
+          <w:lang w:val="es-PE"/>
+        </w:rPr>
+      </w:pPr>
+    </w:p>
+    <w:p>
+      <w:pPr>
+        <w:pStyle w:val="NoSpacing"/>
+        <w:jc w:val="both"/>
+        <w:rPr>
+          <w:rFonts w:ascii="Arial" w:hAnsi="Arial" w:cs="Arial"/>
+          <w:sz w:val="20"/>
+          <w:szCs w:val="20"/>
+          <w:lang w:val="es-PE"/>
+        </w:rPr>
+      </w:pPr>
+    </w:p>
+    <w:p>
+      <w:pPr>
+        <w:pStyle w:val="NoSpacing"/>
+        <w:jc w:val="both"/>
+        <w:rPr>
+          <w:rFonts w:ascii="Arial" w:hAnsi="Arial" w:cs="Arial"/>
+          <w:sz w:val="20"/>
+          <w:szCs w:val="20"/>
+          <w:lang w:val="es-PE"/>
+        </w:rPr>
+      </w:pPr>
+    </w:p>
+    <w:p>
+      <w:pPr>
+        <w:pStyle w:val="NoSpacing"/>
+        <w:jc w:val="both"/>
+        <w:rPr>
+          <w:rFonts w:ascii="Arial" w:hAnsi="Arial" w:cs="Arial"/>
+          <w:sz w:val="20"/>
+          <w:szCs w:val="20"/>
+          <w:lang w:val="es-PE"/>
+        </w:rPr>
+      </w:pPr>
+      <w:r>
+        <w:rPr>
+          <w:rFonts w:ascii="Arial" w:hAnsi="Arial" w:cs="Arial"/>
+          <w:sz w:val="20"/>
+          <w:szCs w:val="20"/>
+          <w:lang w:val="es-PE"/>
+        </w:rPr>
+        <w:t>RESUMEN:</w:t>
+      </w:r>
+    </w:p>
+    <w:p>
+      <w:pPr>
+        <w:pStyle w:val="NoSpacing"/>
+        <w:jc w:val="both"/>
+        <w:rPr>
+          <w:rFonts w:ascii="Arial" w:hAnsi="Arial" w:cs="Arial"/>
+          <w:sz w:val="20"/>
+          <w:szCs w:val="20"/>
+          <w:lang w:val="es-PE"/>
+        </w:rPr>
+      </w:pPr>
+    </w:p>
+    <w:p>
+      <w:pPr>
+        <w:pStyle w:val="NoSpacing"/>
+        <w:jc w:val="both"/>
+        <w:rPr>
+          <w:rFonts w:ascii="Arial" w:hAnsi="Arial" w:cs="Arial"/>
+          <w:sz w:val="20"/>
+          <w:szCs w:val="20"/>
+          <w:lang w:val="es-PE"/>
+        </w:rPr>
+      </w:pPr>
+      <w:r>
+        <w:rPr>
+          <w:rFonts w:ascii="Arial" w:hAnsi="Arial" w:cs="Arial"/>
+          <w:sz w:val="20"/>
+          <w:szCs w:val="20"/>
+          <w:lang w:val="es-PE"/>
+        </w:rPr>
+        <w:t>Se posicion 4 SBL. Cada uno de ellos es independiente y puede estimar la posicion en 3D. Cada uno de ellos usa GLS. Al final se tienen rayos que se intersectan idealmente en el receptor, pero como hay ruido se usa otro algoritmo para estimar su posciion. Esto lo haria ROBUSTO antes oclusiones y mejoraria la cobertura.</w:t>
+      </w:r>
+    </w:p>
+    <w:p>
+      <w:pPr>
+        <w:pStyle w:val="NoSpacing"/>
+        <w:jc w:val="both"/>
+        <w:rPr>
+          <w:rFonts w:ascii="Arial" w:hAnsi="Arial" w:cs="Arial"/>
+          <w:sz w:val="20"/>
+          <w:szCs w:val="20"/>
+          <w:lang w:val="es-PE"/>
+        </w:rPr>
+      </w:pPr>
+    </w:p>
+    <w:p>
+      <w:pPr>
+        <w:pStyle w:val="NoSpacing"/>
+        <w:jc w:val="both"/>
+        <w:rPr>
+          <w:rFonts w:ascii="Arial" w:hAnsi="Arial" w:cs="Arial"/>
+          <w:sz w:val="20"/>
+          <w:szCs w:val="20"/>
+        </w:rPr>
+      </w:pPr>
+      <w:r>
+        <w:rPr>
+          <w:rFonts w:ascii="Arial" w:hAnsi="Arial" w:cs="Arial"/>
+          <w:sz w:val="20"/>
+          <w:szCs w:val="20"/>
+        </w:rPr>
+        <w:t>Titulo : “</w:t>
+      </w:r>
+      <w:r>
+        <w:rPr>
+          <w:rFonts w:ascii="Arial" w:hAnsi="Arial" w:cs="Arial"/>
+          <w:sz w:val="20"/>
+          <w:szCs w:val="20"/>
+        </w:rPr>
+        <w:t>Scalable and Robust 3D Optical Wireless Positioning via Distributed Beam-Steering Anchors: A Geometric Fusion Approach</w:t>
+      </w:r>
+      <w:r>
+        <w:rPr>
+          <w:rFonts w:ascii="Arial" w:hAnsi="Arial" w:cs="Arial"/>
+          <w:sz w:val="20"/>
+          <w:szCs w:val="20"/>
+        </w:rPr>
+        <w:t>”</w:t>
+      </w:r>
+    </w:p>
+    <w:p>
+      <w:pPr>
+        <w:pStyle w:val="NoSpacing"/>
+        <w:jc w:val="both"/>
+        <w:rPr>
+          <w:rFonts w:ascii="Arial" w:hAnsi="Arial" w:cs="Arial"/>
+          <w:sz w:val="20"/>
+          <w:szCs w:val="20"/>
+        </w:rPr>
+      </w:pPr>
+    </w:p>
+    <w:p>
+      <w:pPr>
+        <w:pStyle w:val="NoSpacing"/>
+        <w:jc w:val="both"/>
+        <w:rPr>
+          <w:rFonts w:ascii="Arial" w:hAnsi="Arial" w:cs="Arial"/>
+          <w:sz w:val="20"/>
+          <w:szCs w:val="20"/>
+        </w:rPr>
+      </w:pPr>
+    </w:p>
+    <w:p>
+      <w:pPr>
+        <w:pStyle w:val="NoSpacing"/>
+        <w:jc w:val="both"/>
+        <w:rPr>
+          <w:rFonts w:ascii="Arial" w:hAnsi="Arial" w:cs="Arial"/>
+          <w:b/>
+          <w:bCs/>
+          <w:sz w:val="20"/>
+          <w:szCs w:val="20"/>
+          <w:lang w:val="es-PE"/>
+        </w:rPr>
+      </w:pPr>
+      <w:r>
+        <w:rPr>
+          <w:rFonts w:ascii="Arial" w:hAnsi="Arial" w:cs="Arial"/>
+          <w:b/>
+          <w:bCs/>
+          <w:sz w:val="20"/>
+          <w:szCs w:val="20"/>
+          <w:lang w:val="es-PE"/>
+        </w:rPr>
+        <w:lastRenderedPageBreak/>
+        <w:t xml:space="preserve">4. Aclaración sobre el Contexto </w:t>
+      </w:r>
+      <w:r>
+        <w:rPr>
+          <w:rFonts w:ascii="Arial" w:hAnsi="Arial" w:cs="Arial"/>
+          <w:b/>
+          <w:bCs/>
+          <w:sz w:val="20"/>
+          <w:szCs w:val="20"/>
+          <w:highlight w:val="yellow"/>
+          <w:lang w:val="es-PE"/>
+        </w:rPr>
+        <w:t>5x5x3m</w:t>
+      </w:r>
+    </w:p>
+    <w:p>
+      <w:pPr>
+        <w:pStyle w:val="NoSpacing"/>
+        <w:jc w:val="both"/>
+        <w:rPr>
+          <w:rFonts w:ascii="Arial" w:hAnsi="Arial" w:cs="Arial"/>
+          <w:sz w:val="20"/>
+          <w:szCs w:val="20"/>
+          <w:lang w:val="es-PE"/>
+        </w:rPr>
+      </w:pPr>
+      <w:r>
+        <w:rPr>
+          <w:rFonts w:ascii="Arial" w:hAnsi="Arial" w:cs="Arial"/>
+          <w:sz w:val="20"/>
+          <w:szCs w:val="20"/>
+          <w:lang w:val="es-PE"/>
+        </w:rPr>
+        <w:t>Tienes toda la razón: El tamaño importa.</w:t>
+      </w:r>
+    </w:p>
+    <w:p>
+      <w:pPr>
+        <w:pStyle w:val="NoSpacing"/>
+        <w:jc w:val="both"/>
+        <w:rPr>
+          <w:rFonts w:ascii="Arial" w:hAnsi="Arial" w:cs="Arial"/>
+          <w:sz w:val="20"/>
+          <w:szCs w:val="20"/>
+          <w:lang w:val="es-PE"/>
+        </w:rPr>
+      </w:pPr>
+      <w:r>
+        <w:rPr>
+          <w:rFonts w:ascii="Arial" w:hAnsi="Arial" w:cs="Arial"/>
+          <w:sz w:val="20"/>
+          <w:szCs w:val="20"/>
+          <w:lang w:val="es-PE"/>
+        </w:rPr>
+        <w:t>En un cubículo pequeño ($2 \times 2$m), un LED fijo ilumina todo bien. Pero en $5 \times 5 \times 3$m (un hall, una oficina grande, una fábrica), la luz de un LED fijo en el techo llega al suelo con una atenuación brutal en las esquinas opuestas (Path loss).</w:t>
+      </w:r>
+    </w:p>
+    <w:p>
+      <w:pPr>
+        <w:pStyle w:val="NoSpacing"/>
+        <w:numPr>
+          <w:ilvl w:val="0"/>
+          <w:numId w:val="14"/>
+        </w:numPr>
+        <w:jc w:val="both"/>
+        <w:rPr>
+          <w:rFonts w:ascii="Arial" w:hAnsi="Arial" w:cs="Arial"/>
+          <w:sz w:val="20"/>
+          <w:szCs w:val="20"/>
+          <w:lang w:val="es-PE"/>
+        </w:rPr>
+      </w:pPr>
+      <w:r>
+        <w:rPr>
+          <w:rFonts w:ascii="Arial" w:hAnsi="Arial" w:cs="Arial"/>
+          <w:b/>
+          <w:bCs/>
+          <w:sz w:val="20"/>
+          <w:szCs w:val="20"/>
+          <w:lang w:val="es-PE"/>
+        </w:rPr>
+        <w:t>Tu ventaja:</w:t>
+      </w:r>
+      <w:r>
+        <w:rPr>
+          <w:rFonts w:ascii="Arial" w:hAnsi="Arial" w:cs="Arial"/>
+          <w:sz w:val="20"/>
+          <w:szCs w:val="20"/>
+          <w:lang w:val="es-PE"/>
+        </w:rPr>
+        <w:t xml:space="preserve"> El Beam-Steering "vence" a la ley del cuadrado de la distancia concentrando la luz.</w:t>
+      </w:r>
+    </w:p>
+    <w:p>
+      <w:pPr>
+        <w:pStyle w:val="NoSpacing"/>
+        <w:jc w:val="both"/>
+        <w:rPr>
+          <w:rFonts w:ascii="Arial" w:hAnsi="Arial" w:cs="Arial"/>
+          <w:sz w:val="20"/>
+          <w:szCs w:val="20"/>
+          <w:lang w:val="es-PE"/>
+        </w:rPr>
+      </w:pPr>
+    </w:p>
+    <w:p>
+      <w:pPr>
+        <w:pStyle w:val="NoSpacing"/>
+        <w:jc w:val="both"/>
+        <w:rPr>
+          <w:rFonts w:ascii="Arial" w:hAnsi="Arial" w:cs="Arial"/>
+          <w:sz w:val="20"/>
+          <w:szCs w:val="20"/>
+          <w:lang w:val="es-PE"/>
+        </w:rPr>
+      </w:pPr>
+    </w:p>
+    <w:p>
+      <w:pPr>
+        <w:pStyle w:val="NoSpacing"/>
+        <w:jc w:val="both"/>
+        <w:rPr>
+          <w:rFonts w:ascii="Arial" w:hAnsi="Arial" w:cs="Arial"/>
+          <w:sz w:val="20"/>
+          <w:szCs w:val="20"/>
+          <w:lang w:val="es-PE"/>
+        </w:rPr>
+      </w:pPr>
+    </w:p>
+    <w:p>
+      <w:pPr>
+        <w:pStyle w:val="NoSpacing"/>
+        <w:jc w:val="both"/>
+        <w:rPr>
+          <w:rFonts w:ascii="Arial" w:hAnsi="Arial" w:cs="Arial"/>
+          <w:sz w:val="20"/>
+          <w:szCs w:val="20"/>
+          <w:lang w:val="es-PE"/>
+        </w:rPr>
+      </w:pPr>
+    </w:p>
+    <w:p>
+      <w:pPr>
+        <w:pStyle w:val="NoSpacing"/>
+        <w:jc w:val="both"/>
+        <w:rPr>
+          <w:rFonts w:ascii="Arial" w:hAnsi="Arial" w:cs="Arial"/>
+          <w:b/>
+          <w:bCs/>
+          <w:sz w:val="20"/>
+          <w:szCs w:val="20"/>
+          <w:lang w:val="es-PE"/>
+        </w:rPr>
+      </w:pPr>
+      <w:r>
+        <w:rPr>
+          <w:rFonts w:ascii="Arial" w:hAnsi="Arial" w:cs="Arial"/>
+          <w:b/>
+          <w:bCs/>
+          <w:sz w:val="20"/>
+          <w:szCs w:val="20"/>
+          <w:lang w:val="es-PE"/>
+        </w:rPr>
+        <w:t>3. Gráficos para mostrar los resultados</w:t>
+      </w:r>
+    </w:p>
+    <w:p>
+      <w:pPr>
+        <w:pStyle w:val="NoSpacing"/>
+        <w:jc w:val="both"/>
+        <w:rPr>
+          <w:rFonts w:ascii="Arial" w:hAnsi="Arial" w:cs="Arial"/>
+          <w:sz w:val="20"/>
+          <w:szCs w:val="20"/>
+          <w:lang w:val="es-PE"/>
+        </w:rPr>
+      </w:pPr>
+      <w:r>
+        <w:rPr>
+          <w:rFonts w:ascii="Arial" w:hAnsi="Arial" w:cs="Arial"/>
+          <w:sz w:val="20"/>
+          <w:szCs w:val="20"/>
+          <w:lang w:val="es-PE"/>
+        </w:rPr>
+        <w:t>Aquí es donde "vendes" el paper. Necesitas dos tipos de gráficos:</w:t>
+      </w:r>
+    </w:p>
+    <w:p>
+      <w:pPr>
+        <w:pStyle w:val="NoSpacing"/>
+        <w:jc w:val="both"/>
+        <w:rPr>
+          <w:rFonts w:ascii="Arial" w:hAnsi="Arial" w:cs="Arial"/>
+          <w:b/>
+          <w:bCs/>
+          <w:sz w:val="20"/>
+          <w:szCs w:val="20"/>
+          <w:lang w:val="es-PE"/>
+        </w:rPr>
+      </w:pPr>
+      <w:r>
+        <w:rPr>
+          <w:rFonts w:ascii="Arial" w:hAnsi="Arial" w:cs="Arial"/>
+          <w:b/>
+          <w:bCs/>
+          <w:sz w:val="20"/>
+          <w:szCs w:val="20"/>
+          <w:lang w:val="es-PE"/>
+        </w:rPr>
+        <w:t xml:space="preserve">Gráfico 1: </w:t>
+      </w:r>
+      <w:r>
+        <w:rPr>
+          <w:rFonts w:ascii="Arial" w:hAnsi="Arial" w:cs="Arial"/>
+          <w:b/>
+          <w:bCs/>
+          <w:sz w:val="20"/>
+          <w:szCs w:val="20"/>
+          <w:highlight w:val="yellow"/>
+          <w:lang w:val="es-PE"/>
+        </w:rPr>
+        <w:t>Mapa de Disponibilidad (Availability Heatmap</w:t>
+      </w:r>
+      <w:r>
+        <w:rPr>
+          <w:rFonts w:ascii="Arial" w:hAnsi="Arial" w:cs="Arial"/>
+          <w:b/>
+          <w:bCs/>
+          <w:sz w:val="20"/>
+          <w:szCs w:val="20"/>
+          <w:lang w:val="es-PE"/>
+        </w:rPr>
+        <w:t>)</w:t>
+      </w:r>
+    </w:p>
+    <w:p>
+      <w:pPr>
+        <w:pStyle w:val="NoSpacing"/>
+        <w:jc w:val="both"/>
+        <w:rPr>
+          <w:rFonts w:ascii="Arial" w:hAnsi="Arial" w:cs="Arial"/>
+          <w:sz w:val="20"/>
+          <w:szCs w:val="20"/>
+          <w:lang w:val="es-PE"/>
+        </w:rPr>
+      </w:pPr>
+      <w:r>
+        <w:rPr>
+          <w:rFonts w:ascii="Arial" w:hAnsi="Arial" w:cs="Arial"/>
+          <w:sz w:val="20"/>
+          <w:szCs w:val="20"/>
+          <w:lang w:val="es-PE"/>
+        </w:rPr>
+        <w:t>Divide el suelo en una grilla. Pinta cada pixel según el error de posición.</w:t>
+      </w:r>
+    </w:p>
+    <w:p>
+      <w:pPr>
+        <w:pStyle w:val="NoSpacing"/>
+        <w:numPr>
+          <w:ilvl w:val="0"/>
+          <w:numId w:val="15"/>
+        </w:numPr>
+        <w:jc w:val="both"/>
+        <w:rPr>
+          <w:rFonts w:ascii="Arial" w:hAnsi="Arial" w:cs="Arial"/>
+          <w:sz w:val="20"/>
+          <w:szCs w:val="20"/>
+        </w:rPr>
+      </w:pPr>
+      <w:r>
+        <w:rPr>
+          <w:rFonts w:ascii="Arial" w:hAnsi="Arial" w:cs="Arial"/>
+          <w:b/>
+          <w:bCs/>
+          <w:sz w:val="20"/>
+          <w:szCs w:val="20"/>
+          <w:lang w:val="es-PE"/>
+        </w:rPr>
+        <w:t>Panel Izquierdo (4 Fijos + Obstáculos):</w:t>
+      </w:r>
+      <w:r>
+        <w:rPr>
+          <w:rFonts w:ascii="Arial" w:hAnsi="Arial" w:cs="Arial"/>
+          <w:sz w:val="20"/>
+          <w:szCs w:val="20"/>
+          <w:lang w:val="es-PE"/>
+        </w:rPr>
+        <w:t xml:space="preserve"> Verás "manchas negras" (zonas muertas) detrás de cada obstáculo. </w:t>
+      </w:r>
+      <w:r>
+        <w:rPr>
+          <w:rFonts w:ascii="Arial" w:hAnsi="Arial" w:cs="Arial"/>
+          <w:sz w:val="20"/>
+          <w:szCs w:val="20"/>
+        </w:rPr>
+        <w:t>Si el usuario cae ahí, el error es gigante.</w:t>
+      </w:r>
+    </w:p>
+    <w:p>
+      <w:pPr>
+        <w:pStyle w:val="NoSpacing"/>
+        <w:numPr>
+          <w:ilvl w:val="0"/>
+          <w:numId w:val="15"/>
+        </w:numPr>
+        <w:jc w:val="both"/>
+        <w:rPr>
+          <w:rFonts w:ascii="Arial" w:hAnsi="Arial" w:cs="Arial"/>
+          <w:sz w:val="20"/>
+          <w:szCs w:val="20"/>
+          <w:lang w:val="es-PE"/>
+        </w:rPr>
+      </w:pPr>
+      <w:r>
+        <w:rPr>
+          <w:rFonts w:ascii="Arial" w:hAnsi="Arial" w:cs="Arial"/>
+          <w:b/>
+          <w:bCs/>
+          <w:sz w:val="20"/>
+          <w:szCs w:val="20"/>
+          <w:lang w:val="es-PE"/>
+        </w:rPr>
+        <w:t>Panel Derecho (4 SBL + Obstáculos):</w:t>
+      </w:r>
+      <w:r>
+        <w:rPr>
+          <w:rFonts w:ascii="Arial" w:hAnsi="Arial" w:cs="Arial"/>
+          <w:sz w:val="20"/>
+          <w:szCs w:val="20"/>
+          <w:lang w:val="es-PE"/>
+        </w:rPr>
+        <w:t xml:space="preserve"> Verás que las manchas negras desaparecen o son minúsculas.</w:t>
+      </w:r>
+    </w:p>
+    <w:p>
+      <w:pPr>
+        <w:pStyle w:val="NoSpacing"/>
+        <w:numPr>
+          <w:ilvl w:val="1"/>
+          <w:numId w:val="15"/>
+        </w:numPr>
+        <w:jc w:val="both"/>
+        <w:rPr>
+          <w:rFonts w:ascii="Arial" w:hAnsi="Arial" w:cs="Arial"/>
+          <w:sz w:val="20"/>
+          <w:szCs w:val="20"/>
+        </w:rPr>
+      </w:pPr>
+      <w:r>
+        <w:rPr>
+          <w:rFonts w:ascii="Arial" w:hAnsi="Arial" w:cs="Arial"/>
+          <w:i/>
+          <w:iCs/>
+          <w:sz w:val="20"/>
+          <w:szCs w:val="20"/>
+        </w:rPr>
+        <w:t>Explicación visual:</w:t>
+      </w:r>
+    </w:p>
+    <w:p>
+      <w:pPr>
+        <w:pStyle w:val="NoSpacing"/>
+        <w:numPr>
+          <w:ilvl w:val="1"/>
+          <w:numId w:val="15"/>
+        </w:numPr>
+        <w:jc w:val="both"/>
+        <w:rPr>
+          <w:rFonts w:ascii="Arial" w:hAnsi="Arial" w:cs="Arial"/>
+          <w:sz w:val="20"/>
+          <w:szCs w:val="20"/>
+          <w:lang w:val="es-PE"/>
+        </w:rPr>
+      </w:pPr>
+      <w:r>
+        <w:rPr>
+          <w:rFonts w:ascii="Arial" w:hAnsi="Arial" w:cs="Arial"/>
+          <w:i/>
+          <w:iCs/>
+          <w:sz w:val="20"/>
+          <w:szCs w:val="20"/>
+          <w:lang w:val="es-PE"/>
+        </w:rPr>
+        <w:t>Narrativa:</w:t>
+      </w:r>
+      <w:r>
+        <w:rPr>
+          <w:rFonts w:ascii="Arial" w:hAnsi="Arial" w:cs="Arial"/>
+          <w:sz w:val="20"/>
+          <w:szCs w:val="20"/>
+          <w:lang w:val="es-PE"/>
+        </w:rPr>
+        <w:t xml:space="preserve"> "Gracias a la </w:t>
+      </w:r>
+      <w:r>
+        <w:rPr>
+          <w:rFonts w:ascii="Arial" w:hAnsi="Arial" w:cs="Arial"/>
+          <w:b/>
+          <w:bCs/>
+          <w:sz w:val="20"/>
+          <w:szCs w:val="20"/>
+          <w:lang w:val="es-PE"/>
+        </w:rPr>
+        <w:t>Diversidad Angular</w:t>
+      </w:r>
+      <w:r>
+        <w:rPr>
+          <w:rFonts w:ascii="Arial" w:hAnsi="Arial" w:cs="Arial"/>
+          <w:sz w:val="20"/>
+          <w:szCs w:val="20"/>
+          <w:lang w:val="es-PE"/>
+        </w:rPr>
+        <w:t>, las sombras generadas desde la perspectiva del SBL 1 son iluminadas ('rellenadas') por el SBL 2, 3 o 4".</w:t>
+      </w:r>
+    </w:p>
+    <w:p>
+      <w:pPr>
+        <w:pStyle w:val="NoSpacing"/>
+        <w:jc w:val="both"/>
+        <w:rPr>
+          <w:rFonts w:ascii="Arial" w:hAnsi="Arial" w:cs="Arial"/>
+          <w:sz w:val="20"/>
+          <w:szCs w:val="20"/>
+          <w:lang w:val="es-PE"/>
+        </w:rPr>
+      </w:pPr>
+    </w:p>
+    <w:p>
+      <w:pPr>
+        <w:pStyle w:val="NoSpacing"/>
+        <w:jc w:val="both"/>
+        <w:rPr>
+          <w:rFonts w:ascii="Arial" w:hAnsi="Arial" w:cs="Arial"/>
+          <w:sz w:val="20"/>
+          <w:szCs w:val="20"/>
+          <w:lang w:val="es-PE"/>
+        </w:rPr>
+      </w:pPr>
+      <w:r>
+        <w:rPr>
+          <w:rFonts w:ascii="Arial" w:hAnsi="Arial" w:cs="Arial"/>
+          <w:sz w:val="20"/>
+          <w:szCs w:val="20"/>
+          <w:lang w:val="es-PE"/>
+        </w:rPr>
+        <w:drawing>
+          <wp:inline distT="0" distB="0" distL="0" distR="0" wp14:anchorId="72D31E67" wp14:editId="3086C305">
+            <wp:extent cx="5731510" cy="3194050"/>
+            <wp:effectExtent l="0" t="0" r="2540" b="6350"/>
+            <wp:docPr id="1868216959" name="Picture 1" descr="A screenshot of a computer&#10;&#10;AI-generated content may be incorrect."/>
+            <wp:cNvGraphicFramePr>
+              <a:graphicFrameLocks xmlns:a="http://schemas.openxmlformats.org/drawingml/2006/main" noChangeAspect="1"/>
+            </wp:cNvGraphicFramePr>
+            <a:graphic xmlns:a="http://schemas.openxmlformats.org/drawingml/2006/main">
+              <a:graphicData uri="http://schemas.openxmlformats.org/drawingml/2006/picture">
+                <pic:pic xmlns:pic="http://schemas.openxmlformats.org/drawingml/2006/picture">
+                  <pic:nvPicPr>
+                    <pic:cNvPr id="1868216959" name="Picture 1" descr="A screenshot of a computer&#10;&#10;AI-generated content may be incorrect."/>
+                    <pic:cNvPicPr/>
+                  </pic:nvPicPr>
+                  <pic:blipFill>
+                    <a:blip r:embed="rId8"/>
+                    <a:stretch>
+                      <a:fillRect/>
+                    </a:stretch>
+                  </pic:blipFill>
+                  <pic:spPr>
+                    <a:xfrm>
+                      <a:off x="0" y="0"/>
+                      <a:ext cx="5731510" cy="3194050"/>
+                    </a:xfrm>
+                    <a:prstGeom prst="rect">
+                      <a:avLst/>
+                    </a:prstGeom>
+                  </pic:spPr>
+                </pic:pic>
+              </a:graphicData>
+            </a:graphic>
+          </wp:inline>
+        </w:drawing>
+      </w:r>
+    </w:p>
+    <w:p>
+      <w:pPr>
+        <w:pStyle w:val="NoSpacing"/>
+        <w:jc w:val="both"/>
+        <w:rPr>
+          <w:rFonts w:ascii="Arial" w:hAnsi="Arial" w:cs="Arial"/>
+          <w:sz w:val="20"/>
+          <w:szCs w:val="20"/>
+          <w:lang w:val="es-PE"/>
+        </w:rPr>
+      </w:pPr>
+      <w:r>
+        <w:rPr>
+          <w:rFonts w:ascii="Arial" w:hAnsi="Arial" w:cs="Arial"/>
+          <w:sz w:val="20"/>
+          <w:szCs w:val="20"/>
+          <w:lang w:val="es-PE"/>
+        </w:rPr>
+        <w:lastRenderedPageBreak/>
+        <w:drawing>
+          <wp:inline distT="0" distB="0" distL="0" distR="0" wp14:anchorId="703D53BA" wp14:editId="116041BF">
+            <wp:extent cx="5731510" cy="4469765"/>
+            <wp:effectExtent l="0" t="0" r="2540" b="6985"/>
+            <wp:docPr id="278460816" name="Picture 1" descr="A screenshot of a computer program&#10;&#10;AI-generated content may be incorrect."/>
+            <wp:cNvGraphicFramePr>
+              <a:graphicFrameLocks xmlns:a="http://schemas.openxmlformats.org/drawingml/2006/main" noChangeAspect="1"/>
+            </wp:cNvGraphicFramePr>
+            <a:graphic xmlns:a="http://schemas.openxmlformats.org/drawingml/2006/main">
+              <a:graphicData uri="http://schemas.openxmlformats.org/drawingml/2006/picture">
+                <pic:pic xmlns:pic="http://schemas.openxmlformats.org/drawingml/2006/picture">
+                  <pic:nvPicPr>
+                    <pic:cNvPr id="278460816" name="Picture 1" descr="A screenshot of a computer program&#10;&#10;AI-generated content may be incorrect."/>
+                    <pic:cNvPicPr/>
+                  </pic:nvPicPr>
+                  <pic:blipFill>
+                    <a:blip r:embed="rId9"/>
+                    <a:stretch>
+                      <a:fillRect/>
+                    </a:stretch>
+                  </pic:blipFill>
+                  <pic:spPr>
+                    <a:xfrm>
+                      <a:off x="0" y="0"/>
+                      <a:ext cx="5731510" cy="4469765"/>
+                    </a:xfrm>
+                    <a:prstGeom prst="rect">
+                      <a:avLst/>
+                    </a:prstGeom>
+                  </pic:spPr>
+                </pic:pic>
+              </a:graphicData>
+            </a:graphic>
+          </wp:inline>
+        </w:drawing>
+      </w:r>
+    </w:p>
+    <w:p>
+      <w:pPr>
+        <w:pStyle w:val="NoSpacing"/>
+        <w:jc w:val="both"/>
+        <w:rPr>
+          <w:rFonts w:ascii="Arial" w:hAnsi="Arial" w:cs="Arial"/>
+          <w:sz w:val="20"/>
+          <w:szCs w:val="20"/>
+          <w:lang w:val="es-PE"/>
+        </w:rPr>
+      </w:pPr>
+    </w:p>
+    <w:p>
+      <w:pPr>
+        <w:pStyle w:val="NoSpacing"/>
+        <w:jc w:val="both"/>
+        <w:rPr>
+          <w:rFonts w:ascii="Arial" w:hAnsi="Arial" w:cs="Arial"/>
+          <w:sz w:val="20"/>
+          <w:szCs w:val="20"/>
+          <w:lang w:val="es-PE"/>
+        </w:rPr>
+      </w:pPr>
+      <w:r>
+        <w:rPr>
+          <w:rFonts w:ascii="Arial" w:hAnsi="Arial" w:cs="Arial"/>
+          <w:sz w:val="20"/>
+          <w:szCs w:val="20"/>
+          <w:lang w:val="es-PE"/>
+        </w:rPr>
+        <w:t xml:space="preserve">CONCEPTOS: </w:t>
+      </w:r>
+    </w:p>
+    <w:p>
+      <w:pPr>
+        <w:pStyle w:val="NoSpacing"/>
+        <w:jc w:val="both"/>
+        <w:rPr>
+          <w:rFonts w:ascii="Arial" w:hAnsi="Arial" w:cs="Arial"/>
+          <w:sz w:val="20"/>
+          <w:szCs w:val="20"/>
+          <w:lang w:val="es-PE"/>
+        </w:rPr>
+      </w:pPr>
+    </w:p>
+    <w:p>
+      <w:pPr>
+        <w:pStyle w:val="NoSpacing"/>
+        <w:jc w:val="both"/>
+        <w:rPr>
+          <w:rFonts w:ascii="Arial" w:hAnsi="Arial" w:cs="Arial"/>
+          <w:sz w:val="20"/>
+          <w:szCs w:val="20"/>
+          <w:lang w:val="es-PE"/>
+        </w:rPr>
+      </w:pPr>
+      <w:r>
+        <w:rPr>
+          <w:rFonts w:ascii="Arial" w:hAnsi="Arial" w:cs="Arial"/>
+          <w:sz w:val="20"/>
+          <w:szCs w:val="20"/>
+          <w:lang w:val="es-PE"/>
+        </w:rPr>
+        <w:t>DIVERSIDAD ANGULAR</w:t>
+      </w:r>
+    </w:p>
+    <w:p>
+      <w:pPr>
+        <w:pStyle w:val="NoSpacing"/>
+        <w:jc w:val="both"/>
+        <w:rPr>
+          <w:rFonts w:ascii="Arial" w:hAnsi="Arial" w:cs="Arial"/>
+          <w:sz w:val="20"/>
+          <w:szCs w:val="20"/>
+        </w:rPr>
+      </w:pPr>
+      <w:r>
+        <w:rPr>
+          <w:rFonts w:ascii="Arial" w:hAnsi="Arial" w:cs="Arial"/>
+          <w:sz w:val="20"/>
+          <w:szCs w:val="20"/>
+        </w:rPr>
+        <w:t>Geometric Dilution of Precision</w:t>
+      </w:r>
+      <w:r>
+        <w:rPr>
+          <w:rFonts w:ascii="Arial" w:hAnsi="Arial" w:cs="Arial"/>
+          <w:sz w:val="20"/>
+          <w:szCs w:val="20"/>
+        </w:rPr>
+        <w:t xml:space="preserve"> (GDOP)</w:t>
+      </w:r>
+    </w:p>
+    <w:p>
+      <w:pPr>
+        <w:pStyle w:val="NoSpacing"/>
+        <w:jc w:val="both"/>
+        <w:rPr>
+          <w:rFonts w:ascii="Arial" w:hAnsi="Arial" w:cs="Arial"/>
+          <w:sz w:val="20"/>
+          <w:szCs w:val="20"/>
+        </w:rPr>
+      </w:pPr>
+    </w:p>
+    <w:p>
+      <w:pPr>
+        <w:pStyle w:val="NoSpacing"/>
+        <w:jc w:val="both"/>
+        <w:rPr>
+          <w:rFonts w:ascii="Arial" w:hAnsi="Arial" w:cs="Arial"/>
+          <w:sz w:val="20"/>
+          <w:szCs w:val="20"/>
+          <w:lang w:val="es-PE"/>
+        </w:rPr>
+      </w:pPr>
+      <w:r>
+        <w:rPr>
+          <w:rFonts w:ascii="Arial" w:hAnsi="Arial" w:cs="Arial"/>
+          <w:sz w:val="20"/>
+          <w:szCs w:val="20"/>
+          <w:lang w:val="es-PE"/>
+        </w:rPr>
+        <w:t>Gráfico Clave: Mapa de GDOP (o Mapa de Error RMS)</w:t>
+      </w:r>
+    </w:p>
+    <w:p>
+      <w:pPr>
+        <w:pStyle w:val="NoSpacing"/>
+        <w:jc w:val="both"/>
+        <w:rPr>
+          <w:rFonts w:ascii="Arial" w:hAnsi="Arial" w:cs="Arial"/>
+          <w:sz w:val="20"/>
+          <w:szCs w:val="20"/>
+          <w:lang w:val="es-PE"/>
+        </w:rPr>
+      </w:pPr>
+    </w:p>
+    <w:p>
+      <w:pPr>
+        <w:pStyle w:val="NoSpacing"/>
+        <w:jc w:val="both"/>
+        <w:rPr>
+          <w:rFonts w:ascii="Arial" w:hAnsi="Arial" w:cs="Arial"/>
+          <w:sz w:val="20"/>
+          <w:szCs w:val="20"/>
+          <w:lang w:val="es-PE"/>
+        </w:rPr>
+      </w:pPr>
+      <w:r>
+        <w:rPr>
+          <w:rFonts w:ascii="Arial" w:hAnsi="Arial" w:cs="Arial"/>
+          <w:sz w:val="20"/>
+          <w:szCs w:val="20"/>
+          <w:lang w:val="es-PE"/>
+        </w:rPr>
+        <w:t>PASO 1:</w:t>
+      </w:r>
+    </w:p>
+    <w:p>
+      <w:pPr>
+        <w:pStyle w:val="NoSpacing"/>
+        <w:jc w:val="both"/>
+        <w:rPr>
+          <w:rFonts w:ascii="Arial" w:hAnsi="Arial" w:cs="Arial"/>
+          <w:sz w:val="20"/>
+          <w:szCs w:val="20"/>
+          <w:lang w:val="es-PE"/>
+        </w:rPr>
+      </w:pPr>
+      <w:r>
+        <w:rPr>
+          <w:rFonts w:ascii="Arial" w:hAnsi="Arial" w:cs="Arial"/>
+          <w:sz w:val="20"/>
+          <w:szCs w:val="20"/>
+          <w:lang w:val="es-PE"/>
+        </w:rPr>
+        <w:t>SIMULAR PARA UN AREA GRANDE DE 5M X 5M CON MULTI LED</w:t>
+      </w:r>
+      <w:r>
+        <w:rPr>
+          <w:rFonts w:ascii="Arial" w:hAnsi="Arial" w:cs="Arial"/>
+          <w:sz w:val="20"/>
+          <w:szCs w:val="20"/>
+          <w:lang w:val="es-PE"/>
+        </w:rPr>
+        <w:t xml:space="preserve"> (en 3D)</w:t>
+      </w:r>
+    </w:p>
+    <w:p>
+      <w:pPr>
+        <w:pStyle w:val="NoSpacing"/>
+        <w:jc w:val="both"/>
+        <w:rPr>
+          <w:rFonts w:ascii="Arial" w:hAnsi="Arial" w:cs="Arial"/>
+          <w:sz w:val="20"/>
+          <w:szCs w:val="20"/>
+          <w:lang w:val="es-PE"/>
+        </w:rPr>
+      </w:pPr>
+    </w:p>
+    <w:p>
+      <w:pPr>
+        <w:pStyle w:val="NoSpacing"/>
+        <w:jc w:val="both"/>
+        <w:rPr>
+          <w:rFonts w:ascii="Arial" w:hAnsi="Arial" w:cs="Arial"/>
+          <w:b/>
+          <w:bCs/>
+          <w:sz w:val="20"/>
+          <w:szCs w:val="20"/>
+          <w:lang w:val="es-PE"/>
+        </w:rPr>
+      </w:pPr>
+      <w:r>
+        <w:rPr>
+          <w:rFonts w:ascii="Arial" w:hAnsi="Arial" w:cs="Arial"/>
+          <w:b/>
+          <w:bCs/>
+          <w:sz w:val="20"/>
+          <w:szCs w:val="20"/>
+          <w:lang w:val="es-PE"/>
+        </w:rPr>
+        <w:t>Argumento para el Paper sobre este código</w:t>
+      </w:r>
+    </w:p>
+    <w:p>
+      <w:pPr>
+        <w:pStyle w:val="NoSpacing"/>
+        <w:jc w:val="both"/>
+        <w:rPr>
+          <w:rFonts w:ascii="Arial" w:hAnsi="Arial" w:cs="Arial"/>
+          <w:sz w:val="20"/>
+          <w:szCs w:val="20"/>
+          <w:lang w:val="es-PE"/>
+        </w:rPr>
+      </w:pPr>
+      <w:r>
+        <w:rPr>
+          <w:rFonts w:ascii="Arial" w:hAnsi="Arial" w:cs="Arial"/>
+          <w:sz w:val="20"/>
+          <w:szCs w:val="20"/>
+          <w:lang w:val="es-PE"/>
+        </w:rPr>
+        <w:t>Cuando describas este algoritmo en la sección de "Baseline Methods", resalta esto:</w:t>
+      </w:r>
+    </w:p>
+    <w:p>
+      <w:pPr>
+        <w:pStyle w:val="NoSpacing"/>
+        <w:jc w:val="both"/>
+        <w:rPr>
+          <w:rFonts w:ascii="Arial" w:hAnsi="Arial" w:cs="Arial"/>
+          <w:sz w:val="20"/>
+          <w:szCs w:val="20"/>
+        </w:rPr>
+      </w:pPr>
+      <w:r>
+        <w:rPr>
+          <w:rFonts w:ascii="Arial" w:hAnsi="Arial" w:cs="Arial"/>
+          <w:sz w:val="20"/>
+          <w:szCs w:val="20"/>
+        </w:rPr>
+        <w:t xml:space="preserve">"The baseline position is estimated via </w:t>
+      </w:r>
+      <w:r>
+        <w:rPr>
+          <w:rFonts w:ascii="Arial" w:hAnsi="Arial" w:cs="Arial"/>
+          <w:b/>
+          <w:bCs/>
+          <w:sz w:val="20"/>
+          <w:szCs w:val="20"/>
+        </w:rPr>
+        <w:t>Non-Linear Least Squares (NLLS)</w:t>
+      </w:r>
+      <w:r>
+        <w:rPr>
+          <w:rFonts w:ascii="Arial" w:hAnsi="Arial" w:cs="Arial"/>
+          <w:sz w:val="20"/>
+          <w:szCs w:val="20"/>
+        </w:rPr>
+        <w:t xml:space="preserve"> optimization minimizing the RSS logarithmic error. Crucially, the analytical model used within the optimizer assumes a perfect vertical alignment of the receiver ($\hat{\mathbf{n}}_{Rx} = [0,0,1]$), as is standard in conventional VLP literature [Referencia]. This creates a realistic mismatch when applied to scenarios with random receiver tilt."</w:t>
+      </w:r>
+    </w:p>
+    <w:p>
+      <w:pPr>
+        <w:pStyle w:val="NoSpacing"/>
+        <w:jc w:val="both"/>
+        <w:rPr>
+          <w:rFonts w:ascii="Arial" w:hAnsi="Arial" w:cs="Arial"/>
+          <w:sz w:val="20"/>
+          <w:szCs w:val="20"/>
+        </w:rPr>
+      </w:pPr>
+    </w:p>
+    <w:p>
+      <w:pPr>
+        <w:pStyle w:val="NoSpacing"/>
+        <w:jc w:val="both"/>
+        <w:rPr>
+          <w:rFonts w:ascii="Arial" w:hAnsi="Arial" w:cs="Arial"/>
+          <w:sz w:val="20"/>
+          <w:szCs w:val="20"/>
+        </w:rPr>
+      </w:pPr>
+    </w:p>
+    <w:p>
+      <w:pPr>
+        <w:pStyle w:val="NoSpacing"/>
+        <w:jc w:val="both"/>
+        <w:rPr>
+          <w:rFonts w:ascii="Arial" w:hAnsi="Arial" w:cs="Arial"/>
+          <w:sz w:val="20"/>
+          <w:szCs w:val="20"/>
+          <w:lang w:val="es-PE"/>
+        </w:rPr>
+      </w:pPr>
+      <w:r>
+        <w:rPr>
+          <w:rFonts w:ascii="Arial" w:hAnsi="Arial" w:cs="Arial"/>
+          <w:sz w:val="20"/>
+          <w:szCs w:val="20"/>
+          <w:lang w:val="es-PE"/>
+        </w:rPr>
+        <w:t xml:space="preserve">SIMULAR PARA UN AREA GRANDE DE 5M X 5M CON </w:t>
+      </w:r>
+      <w:r>
+        <w:rPr>
+          <w:rFonts w:ascii="Arial" w:hAnsi="Arial" w:cs="Arial"/>
+          <w:sz w:val="20"/>
+          <w:szCs w:val="20"/>
+          <w:lang w:val="es-PE"/>
+        </w:rPr>
+        <w:t>SBL</w:t>
+      </w:r>
+    </w:p>
+    <w:p>
+      <w:pPr>
+        <w:pStyle w:val="NoSpacing"/>
+        <w:jc w:val="both"/>
+        <w:rPr>
+          <w:rFonts w:ascii="Arial" w:hAnsi="Arial" w:cs="Arial"/>
+          <w:sz w:val="20"/>
+          <w:szCs w:val="20"/>
+          <w:lang w:val="es-PE"/>
+        </w:rPr>
+      </w:pPr>
+      <w:r>
+        <w:rPr>
+          <w:rFonts w:ascii="Arial" w:hAnsi="Arial" w:cs="Arial"/>
+          <w:sz w:val="20"/>
+          <w:szCs w:val="20"/>
+          <w:lang w:val="es-PE"/>
+        </w:rPr>
+        <w:t>SIMULAR PARA UN AREA GRANDE DE 5M X 5M CON M</w:t>
+      </w:r>
+      <w:r>
+        <w:rPr>
+          <w:rFonts w:ascii="Arial" w:hAnsi="Arial" w:cs="Arial"/>
+          <w:sz w:val="20"/>
+          <w:szCs w:val="20"/>
+          <w:lang w:val="es-PE"/>
+        </w:rPr>
+        <w:t>ULTI SBL (VER LAS ESTRATEGIAS U OPCIONES)</w:t>
+      </w:r>
+    </w:p>
+    <w:p>
+      <w:pPr>
+        <w:pStyle w:val="NoSpacing"/>
+        <w:jc w:val="both"/>
+        <w:rPr>
+          <w:rFonts w:ascii="Arial" w:hAnsi="Arial" w:cs="Arial"/>
+          <w:sz w:val="20"/>
+          <w:szCs w:val="20"/>
+          <w:lang w:val="es-PE"/>
+        </w:rPr>
+      </w:pPr>
+    </w:p>
+    <w:p>
+      <w:pPr>
+        <w:pStyle w:val="NoSpacing"/>
+        <w:jc w:val="both"/>
+        <w:rPr>
+          <w:rFonts w:ascii="Arial" w:hAnsi="Arial" w:cs="Arial"/>
+          <w:sz w:val="20"/>
+          <w:szCs w:val="20"/>
+          <w:lang w:val="es-PE"/>
+        </w:rPr>
+      </w:pPr>
+      <w:r>
+        <w:rPr>
+          <w:rFonts w:ascii="Arial" w:hAnsi="Arial" w:cs="Arial"/>
+          <w:sz w:val="20"/>
+          <w:szCs w:val="20"/>
+          <w:lang w:val="es-PE"/>
+        </w:rPr>
+        <w:t>PASO 2:</w:t>
+      </w:r>
+    </w:p>
+    <w:p>
+      <w:pPr>
+        <w:pStyle w:val="NoSpacing"/>
+        <w:jc w:val="both"/>
+        <w:rPr>
+          <w:rFonts w:ascii="Arial" w:hAnsi="Arial" w:cs="Arial"/>
+          <w:sz w:val="20"/>
+          <w:szCs w:val="20"/>
+          <w:lang w:val="es-PE"/>
+        </w:rPr>
+      </w:pPr>
+      <w:r>
+        <w:rPr>
+          <w:rFonts w:ascii="Arial" w:hAnsi="Arial" w:cs="Arial"/>
+          <w:sz w:val="20"/>
+          <w:szCs w:val="20"/>
+          <w:lang w:val="es-PE"/>
+        </w:rPr>
+        <w:t>AÑADIR OCLUSION. SE AÑADE UNA PERSONA COMO UN CILINDRO Y SE OBTIENE.</w:t>
+      </w:r>
+    </w:p>
+    <w:p>
+      <w:pPr>
+        <w:pStyle w:val="NoSpacing"/>
+        <w:jc w:val="both"/>
+        <w:rPr>
+          <w:rFonts w:ascii="Arial" w:hAnsi="Arial" w:cs="Arial"/>
+          <w:sz w:val="20"/>
+          <w:szCs w:val="20"/>
+          <w:lang w:val="es-PE"/>
+        </w:rPr>
+      </w:pPr>
+    </w:p>
+    <w:p>
+      <w:pPr>
+        <w:pStyle w:val="NoSpacing"/>
+        <w:jc w:val="both"/>
+        <w:rPr>
+          <w:rFonts w:ascii="Arial" w:hAnsi="Arial" w:cs="Arial"/>
+          <w:sz w:val="20"/>
+          <w:szCs w:val="20"/>
+          <w:lang w:val="es-PE"/>
+        </w:rPr>
+      </w:pPr>
+    </w:p>
+    <w:p>
+      <w:pPr>
+        <w:pStyle w:val="NoSpacing"/>
+        <w:jc w:val="both"/>
+        <w:rPr>
+          <w:rFonts w:ascii="Arial" w:hAnsi="Arial" w:cs="Arial"/>
+          <w:sz w:val="20"/>
+          <w:szCs w:val="20"/>
+          <w:lang w:val="es-PE"/>
+        </w:rPr>
+      </w:pPr>
+    </w:p>
+    <w:p>
+      <w:pPr>
+        <w:pStyle w:val="NoSpacing"/>
+        <w:jc w:val="both"/>
+        <w:rPr>
+          <w:rFonts w:ascii="Arial" w:hAnsi="Arial" w:cs="Arial"/>
+          <w:sz w:val="20"/>
+          <w:szCs w:val="20"/>
+          <w:lang w:val="es-PE"/>
+        </w:rPr>
+      </w:pPr>
+    </w:p>
+    <w:p>
+      <w:pPr>
+        <w:pStyle w:val="NoSpacing"/>
+        <w:jc w:val="both"/>
+        <w:rPr>
+          <w:rFonts w:ascii="Arial" w:hAnsi="Arial" w:cs="Arial"/>
+          <w:sz w:val="20"/>
+          <w:szCs w:val="20"/>
+        </w:rPr>
+      </w:pPr>
+    </w:p>
     <w:sectPr>
       <w:pgSz w:w="11906" w:h="16838" w:code="9"/>
       <w:pgMar w:top="1440" w:right="1440" w:bottom="1440" w:left="1440" w:header="352" w:footer="2177" w:gutter="0"/>
@@ -1730,6 +8267,304 @@
 <file path=word/numbering.xml><?xml version="1.0" encoding="utf-8"?>
 <w:numbering xmlns:wpc="http://schemas.microsoft.com/office/word/2010/wordprocessingCanvas" xmlns:cx="http://schemas.microsoft.com/office/drawing/2014/chartex" xmlns:cx1="http://schemas.microsoft.com/office/drawing/2015/9/8/chartex" xmlns:cx2="http://schemas.microsoft.com/office/drawing/2015/10/21/chartex" xmlns:cx3="http://schemas.microsoft.com/office/drawing/2016/5/9/chartex" xmlns:cx4="http://schemas.microsoft.com/office/drawing/2016/5/10/chartex" xmlns:cx5="http://schemas.microsoft.com/office/drawing/2016/5/11/chartex" xmlns:cx6="http://schemas.microsoft.com/office/drawing/2016/5/12/chartex" xmlns:cx7="http://schemas.microsoft.com/office/drawing/2016/5/13/chartex" xmlns:cx8="http://schemas.microsoft.com/office/drawing/2016/5/14/chartex" xmlns:mc="http://schemas.openxmlformats.org/markup-compatibility/2006" xmlns:aink="http://schemas.microsoft.com/office/drawing/2016/ink" xmlns:am3d="http://schemas.microsoft.com/office/drawing/2017/model3d" xmlns:o="urn:schemas-microsoft-com:office:office" xmlns:oel="http://schemas.microsoft.com/office/2019/extlst" xmlns:r="http://schemas.openxmlformats.org/officeDocument/2006/relationships" xmlns:m="http://schemas.openxmlformats.org/officeDocument/2006/math" xmlns:v="urn:schemas-microsoft-com:vml" xmlns:wp14="http://schemas.microsoft.com/office/word/2010/wordprocessingDrawing" xmlns:wp="http://schemas.openxmlformats.org/drawingml/2006/wordprocessingDrawing" xmlns:w10="urn:schemas-microsoft-com:office:word" xmlns:w="http://schemas.openxmlformats.org/wordprocessingml/2006/main" xmlns:w14="http://schemas.microsoft.com/office/word/2010/wordml" xmlns:w15="http://schemas.microsoft.com/office/word/2012/wordml" xmlns:w16cex="http://schemas.microsoft.com/office/word/2018/wordml/cex" xmlns:w16cid="http://schemas.microsoft.com/office/word/2016/wordml/cid" xmlns:w16="http://schemas.microsoft.com/office/word/2018/wordml" xmlns:w16du="http://schemas.microsoft.com/office/word/2023/wordml/word16du" xmlns:w16sdtdh="http://schemas.microsoft.com/office/word/2020/wordml/sdtdatahash" xmlns:w16sdtfl="http://schemas.microsoft.com/office/word/2024/wordml/sdtformatlock" xmlns:w16se="http://schemas.microsoft.com/office/word/2015/wordml/symex" xmlns:wpg="http://schemas.microsoft.com/office/word/2010/wordprocessingGroup" xmlns:wpi="http://schemas.microsoft.com/office/word/2010/wordprocessingInk" xmlns:wne="http://schemas.microsoft.com/office/word/2006/wordml" xmlns:wps="http://schemas.microsoft.com/office/word/2010/wordprocessingShape" mc:Ignorable="w14 w15 w16se w16cid w16 w16cex w16sdtdh w16sdtfl w16du wp14">
   <w:abstractNum w:abstractNumId="0" w15:restartNumberingAfterBreak="0">
+    <w:nsid w:val="0B4A3D58"/>
+    <w:multiLevelType w:val="multilevel"/>
+    <w:tmpl w:val="2286B2FA"/>
+    <w:lvl w:ilvl="0">
+      <w:start w:val="1"/>
+      <w:numFmt w:val="bullet"/>
+      <w:lvlText w:val=""/>
+      <w:lvlJc w:val="left"/>
+      <w:pPr>
+        <w:tabs>
+          <w:tab w:val="num" w:pos="720"/>
+        </w:tabs>
+        <w:ind w:left="720" w:hanging="360"/>
+      </w:pPr>
+      <w:rPr>
+        <w:rFonts w:ascii="Symbol" w:hAnsi="Symbol" w:hint="default"/>
+        <w:sz w:val="20"/>
+      </w:rPr>
+    </w:lvl>
+    <w:lvl w:ilvl="1" w:tentative="1">
+      <w:start w:val="1"/>
+      <w:numFmt w:val="bullet"/>
+      <w:lvlText w:val="o"/>
+      <w:lvlJc w:val="left"/>
+      <w:pPr>
+        <w:tabs>
+          <w:tab w:val="num" w:pos="1440"/>
+        </w:tabs>
+        <w:ind w:left="1440" w:hanging="360"/>
+      </w:pPr>
+      <w:rPr>
+        <w:rFonts w:ascii="Courier New" w:hAnsi="Courier New" w:hint="default"/>
+        <w:sz w:val="20"/>
+      </w:rPr>
+    </w:lvl>
+    <w:lvl w:ilvl="2" w:tentative="1">
+      <w:start w:val="1"/>
+      <w:numFmt w:val="bullet"/>
+      <w:lvlText w:val=""/>
+      <w:lvlJc w:val="left"/>
+      <w:pPr>
+        <w:tabs>
+          <w:tab w:val="num" w:pos="2160"/>
+        </w:tabs>
+        <w:ind w:left="2160" w:hanging="360"/>
+      </w:pPr>
+      <w:rPr>
+        <w:rFonts w:ascii="Wingdings" w:hAnsi="Wingdings" w:hint="default"/>
+        <w:sz w:val="20"/>
+      </w:rPr>
+    </w:lvl>
+    <w:lvl w:ilvl="3" w:tentative="1">
+      <w:start w:val="1"/>
+      <w:numFmt w:val="bullet"/>
+      <w:lvlText w:val=""/>
+      <w:lvlJc w:val="left"/>
+      <w:pPr>
+        <w:tabs>
+          <w:tab w:val="num" w:pos="2880"/>
+        </w:tabs>
+        <w:ind w:left="2880" w:hanging="360"/>
+      </w:pPr>
+      <w:rPr>
+        <w:rFonts w:ascii="Wingdings" w:hAnsi="Wingdings" w:hint="default"/>
+        <w:sz w:val="20"/>
+      </w:rPr>
+    </w:lvl>
+    <w:lvl w:ilvl="4" w:tentative="1">
+      <w:start w:val="1"/>
+      <w:numFmt w:val="bullet"/>
+      <w:lvlText w:val=""/>
+      <w:lvlJc w:val="left"/>
+      <w:pPr>
+        <w:tabs>
+          <w:tab w:val="num" w:pos="3600"/>
+        </w:tabs>
+        <w:ind w:left="3600" w:hanging="360"/>
+      </w:pPr>
+      <w:rPr>
+        <w:rFonts w:ascii="Wingdings" w:hAnsi="Wingdings" w:hint="default"/>
+        <w:sz w:val="20"/>
+      </w:rPr>
+    </w:lvl>
+    <w:lvl w:ilvl="5" w:tentative="1">
+      <w:start w:val="1"/>
+      <w:numFmt w:val="bullet"/>
+      <w:lvlText w:val=""/>
+      <w:lvlJc w:val="left"/>
+      <w:pPr>
+        <w:tabs>
+          <w:tab w:val="num" w:pos="4320"/>
+        </w:tabs>
+        <w:ind w:left="4320" w:hanging="360"/>
+      </w:pPr>
+      <w:rPr>
+        <w:rFonts w:ascii="Wingdings" w:hAnsi="Wingdings" w:hint="default"/>
+        <w:sz w:val="20"/>
+      </w:rPr>
+    </w:lvl>
+    <w:lvl w:ilvl="6" w:tentative="1">
+      <w:start w:val="1"/>
+      <w:numFmt w:val="bullet"/>
+      <w:lvlText w:val=""/>
+      <w:lvlJc w:val="left"/>
+      <w:pPr>
+        <w:tabs>
+          <w:tab w:val="num" w:pos="5040"/>
+        </w:tabs>
+        <w:ind w:left="5040" w:hanging="360"/>
+      </w:pPr>
+      <w:rPr>
+        <w:rFonts w:ascii="Wingdings" w:hAnsi="Wingdings" w:hint="default"/>
+        <w:sz w:val="20"/>
+      </w:rPr>
+    </w:lvl>
+    <w:lvl w:ilvl="7" w:tentative="1">
+      <w:start w:val="1"/>
+      <w:numFmt w:val="bullet"/>
+      <w:lvlText w:val=""/>
+      <w:lvlJc w:val="left"/>
+      <w:pPr>
+        <w:tabs>
+          <w:tab w:val="num" w:pos="5760"/>
+        </w:tabs>
+        <w:ind w:left="5760" w:hanging="360"/>
+      </w:pPr>
+      <w:rPr>
+        <w:rFonts w:ascii="Wingdings" w:hAnsi="Wingdings" w:hint="default"/>
+        <w:sz w:val="20"/>
+      </w:rPr>
+    </w:lvl>
+    <w:lvl w:ilvl="8" w:tentative="1">
+      <w:start w:val="1"/>
+      <w:numFmt w:val="bullet"/>
+      <w:lvlText w:val=""/>
+      <w:lvlJc w:val="left"/>
+      <w:pPr>
+        <w:tabs>
+          <w:tab w:val="num" w:pos="6480"/>
+        </w:tabs>
+        <w:ind w:left="6480" w:hanging="360"/>
+      </w:pPr>
+      <w:rPr>
+        <w:rFonts w:ascii="Wingdings" w:hAnsi="Wingdings" w:hint="default"/>
+        <w:sz w:val="20"/>
+      </w:rPr>
+    </w:lvl>
+  </w:abstractNum>
+  <w:abstractNum w:abstractNumId="1" w15:restartNumberingAfterBreak="0">
+    <w:nsid w:val="17BC3D2D"/>
+    <w:multiLevelType w:val="multilevel"/>
+    <w:tmpl w:val="3CB8D5B0"/>
+    <w:lvl w:ilvl="0">
+      <w:start w:val="1"/>
+      <w:numFmt w:val="bullet"/>
+      <w:lvlText w:val=""/>
+      <w:lvlJc w:val="left"/>
+      <w:pPr>
+        <w:tabs>
+          <w:tab w:val="num" w:pos="720"/>
+        </w:tabs>
+        <w:ind w:left="720" w:hanging="360"/>
+      </w:pPr>
+      <w:rPr>
+        <w:rFonts w:ascii="Symbol" w:hAnsi="Symbol" w:hint="default"/>
+        <w:sz w:val="20"/>
+      </w:rPr>
+    </w:lvl>
+    <w:lvl w:ilvl="1">
+      <w:start w:val="1"/>
+      <w:numFmt w:val="bullet"/>
+      <w:lvlText w:val="o"/>
+      <w:lvlJc w:val="left"/>
+      <w:pPr>
+        <w:tabs>
+          <w:tab w:val="num" w:pos="1440"/>
+        </w:tabs>
+        <w:ind w:left="1440" w:hanging="360"/>
+      </w:pPr>
+      <w:rPr>
+        <w:rFonts w:ascii="Courier New" w:hAnsi="Courier New" w:hint="default"/>
+        <w:sz w:val="20"/>
+      </w:rPr>
+    </w:lvl>
+    <w:lvl w:ilvl="2" w:tentative="1">
+      <w:start w:val="1"/>
+      <w:numFmt w:val="bullet"/>
+      <w:lvlText w:val=""/>
+      <w:lvlJc w:val="left"/>
+      <w:pPr>
+        <w:tabs>
+          <w:tab w:val="num" w:pos="2160"/>
+        </w:tabs>
+        <w:ind w:left="2160" w:hanging="360"/>
+      </w:pPr>
+      <w:rPr>
+        <w:rFonts w:ascii="Wingdings" w:hAnsi="Wingdings" w:hint="default"/>
+        <w:sz w:val="20"/>
+      </w:rPr>
+    </w:lvl>
+    <w:lvl w:ilvl="3" w:tentative="1">
+      <w:start w:val="1"/>
+      <w:numFmt w:val="bullet"/>
+      <w:lvlText w:val=""/>
+      <w:lvlJc w:val="left"/>
+      <w:pPr>
+        <w:tabs>
+          <w:tab w:val="num" w:pos="2880"/>
+        </w:tabs>
+        <w:ind w:left="2880" w:hanging="360"/>
+      </w:pPr>
+      <w:rPr>
+        <w:rFonts w:ascii="Wingdings" w:hAnsi="Wingdings" w:hint="default"/>
+        <w:sz w:val="20"/>
+      </w:rPr>
+    </w:lvl>
+    <w:lvl w:ilvl="4" w:tentative="1">
+      <w:start w:val="1"/>
+      <w:numFmt w:val="bullet"/>
+      <w:lvlText w:val=""/>
+      <w:lvlJc w:val="left"/>
+      <w:pPr>
+        <w:tabs>
+          <w:tab w:val="num" w:pos="3600"/>
+        </w:tabs>
+        <w:ind w:left="3600" w:hanging="360"/>
+      </w:pPr>
+      <w:rPr>
+        <w:rFonts w:ascii="Wingdings" w:hAnsi="Wingdings" w:hint="default"/>
+        <w:sz w:val="20"/>
+      </w:rPr>
+    </w:lvl>
+    <w:lvl w:ilvl="5" w:tentative="1">
+      <w:start w:val="1"/>
+      <w:numFmt w:val="bullet"/>
+      <w:lvlText w:val=""/>
+      <w:lvlJc w:val="left"/>
+      <w:pPr>
+        <w:tabs>
+          <w:tab w:val="num" w:pos="4320"/>
+        </w:tabs>
+        <w:ind w:left="4320" w:hanging="360"/>
+      </w:pPr>
+      <w:rPr>
+        <w:rFonts w:ascii="Wingdings" w:hAnsi="Wingdings" w:hint="default"/>
+        <w:sz w:val="20"/>
+      </w:rPr>
+    </w:lvl>
+    <w:lvl w:ilvl="6" w:tentative="1">
+      <w:start w:val="1"/>
+      <w:numFmt w:val="bullet"/>
+      <w:lvlText w:val=""/>
+      <w:lvlJc w:val="left"/>
+      <w:pPr>
+        <w:tabs>
+          <w:tab w:val="num" w:pos="5040"/>
+        </w:tabs>
+        <w:ind w:left="5040" w:hanging="360"/>
+      </w:pPr>
+      <w:rPr>
+        <w:rFonts w:ascii="Wingdings" w:hAnsi="Wingdings" w:hint="default"/>
+        <w:sz w:val="20"/>
+      </w:rPr>
+    </w:lvl>
+    <w:lvl w:ilvl="7" w:tentative="1">
+      <w:start w:val="1"/>
+      <w:numFmt w:val="bullet"/>
+      <w:lvlText w:val=""/>
+      <w:lvlJc w:val="left"/>
+      <w:pPr>
+        <w:tabs>
+          <w:tab w:val="num" w:pos="5760"/>
+        </w:tabs>
+        <w:ind w:left="5760" w:hanging="360"/>
+      </w:pPr>
+      <w:rPr>
+        <w:rFonts w:ascii="Wingdings" w:hAnsi="Wingdings" w:hint="default"/>
+        <w:sz w:val="20"/>
+      </w:rPr>
+    </w:lvl>
+    <w:lvl w:ilvl="8" w:tentative="1">
+      <w:start w:val="1"/>
+      <w:numFmt w:val="bullet"/>
+      <w:lvlText w:val=""/>
+      <w:lvlJc w:val="left"/>
+      <w:pPr>
+        <w:tabs>
+          <w:tab w:val="num" w:pos="6480"/>
+        </w:tabs>
+        <w:ind w:left="6480" w:hanging="360"/>
+      </w:pPr>
+      <w:rPr>
+        <w:rFonts w:ascii="Wingdings" w:hAnsi="Wingdings" w:hint="default"/>
+        <w:sz w:val="20"/>
+      </w:rPr>
+    </w:lvl>
+  </w:abstractNum>
+  <w:abstractNum w:abstractNumId="2" w15:restartNumberingAfterBreak="0">
     <w:nsid w:val="28BC6EE2"/>
     <w:multiLevelType w:val="hybridMultilevel"/>
     <w:tmpl w:val="E530136C"/>
@@ -1818,8 +8653,1769 @@
       </w:pPr>
     </w:lvl>
   </w:abstractNum>
+  <w:abstractNum w:abstractNumId="3" w15:restartNumberingAfterBreak="0">
+    <w:nsid w:val="3B5B50A6"/>
+    <w:multiLevelType w:val="multilevel"/>
+    <w:tmpl w:val="5C686332"/>
+    <w:lvl w:ilvl="0">
+      <w:start w:val="1"/>
+      <w:numFmt w:val="bullet"/>
+      <w:lvlText w:val=""/>
+      <w:lvlJc w:val="left"/>
+      <w:pPr>
+        <w:tabs>
+          <w:tab w:val="num" w:pos="720"/>
+        </w:tabs>
+        <w:ind w:left="720" w:hanging="360"/>
+      </w:pPr>
+      <w:rPr>
+        <w:rFonts w:ascii="Symbol" w:hAnsi="Symbol" w:hint="default"/>
+        <w:sz w:val="20"/>
+      </w:rPr>
+    </w:lvl>
+    <w:lvl w:ilvl="1">
+      <w:start w:val="1"/>
+      <w:numFmt w:val="bullet"/>
+      <w:lvlText w:val="o"/>
+      <w:lvlJc w:val="left"/>
+      <w:pPr>
+        <w:tabs>
+          <w:tab w:val="num" w:pos="1440"/>
+        </w:tabs>
+        <w:ind w:left="1440" w:hanging="360"/>
+      </w:pPr>
+      <w:rPr>
+        <w:rFonts w:ascii="Courier New" w:hAnsi="Courier New" w:hint="default"/>
+        <w:sz w:val="20"/>
+      </w:rPr>
+    </w:lvl>
+    <w:lvl w:ilvl="2" w:tentative="1">
+      <w:start w:val="1"/>
+      <w:numFmt w:val="bullet"/>
+      <w:lvlText w:val=""/>
+      <w:lvlJc w:val="left"/>
+      <w:pPr>
+        <w:tabs>
+          <w:tab w:val="num" w:pos="2160"/>
+        </w:tabs>
+        <w:ind w:left="2160" w:hanging="360"/>
+      </w:pPr>
+      <w:rPr>
+        <w:rFonts w:ascii="Wingdings" w:hAnsi="Wingdings" w:hint="default"/>
+        <w:sz w:val="20"/>
+      </w:rPr>
+    </w:lvl>
+    <w:lvl w:ilvl="3" w:tentative="1">
+      <w:start w:val="1"/>
+      <w:numFmt w:val="bullet"/>
+      <w:lvlText w:val=""/>
+      <w:lvlJc w:val="left"/>
+      <w:pPr>
+        <w:tabs>
+          <w:tab w:val="num" w:pos="2880"/>
+        </w:tabs>
+        <w:ind w:left="2880" w:hanging="360"/>
+      </w:pPr>
+      <w:rPr>
+        <w:rFonts w:ascii="Wingdings" w:hAnsi="Wingdings" w:hint="default"/>
+        <w:sz w:val="20"/>
+      </w:rPr>
+    </w:lvl>
+    <w:lvl w:ilvl="4" w:tentative="1">
+      <w:start w:val="1"/>
+      <w:numFmt w:val="bullet"/>
+      <w:lvlText w:val=""/>
+      <w:lvlJc w:val="left"/>
+      <w:pPr>
+        <w:tabs>
+          <w:tab w:val="num" w:pos="3600"/>
+        </w:tabs>
+        <w:ind w:left="3600" w:hanging="360"/>
+      </w:pPr>
+      <w:rPr>
+        <w:rFonts w:ascii="Wingdings" w:hAnsi="Wingdings" w:hint="default"/>
+        <w:sz w:val="20"/>
+      </w:rPr>
+    </w:lvl>
+    <w:lvl w:ilvl="5" w:tentative="1">
+      <w:start w:val="1"/>
+      <w:numFmt w:val="bullet"/>
+      <w:lvlText w:val=""/>
+      <w:lvlJc w:val="left"/>
+      <w:pPr>
+        <w:tabs>
+          <w:tab w:val="num" w:pos="4320"/>
+        </w:tabs>
+        <w:ind w:left="4320" w:hanging="360"/>
+      </w:pPr>
+      <w:rPr>
+        <w:rFonts w:ascii="Wingdings" w:hAnsi="Wingdings" w:hint="default"/>
+        <w:sz w:val="20"/>
+      </w:rPr>
+    </w:lvl>
+    <w:lvl w:ilvl="6" w:tentative="1">
+      <w:start w:val="1"/>
+      <w:numFmt w:val="bullet"/>
+      <w:lvlText w:val=""/>
+      <w:lvlJc w:val="left"/>
+      <w:pPr>
+        <w:tabs>
+          <w:tab w:val="num" w:pos="5040"/>
+        </w:tabs>
+        <w:ind w:left="5040" w:hanging="360"/>
+      </w:pPr>
+      <w:rPr>
+        <w:rFonts w:ascii="Wingdings" w:hAnsi="Wingdings" w:hint="default"/>
+        <w:sz w:val="20"/>
+      </w:rPr>
+    </w:lvl>
+    <w:lvl w:ilvl="7" w:tentative="1">
+      <w:start w:val="1"/>
+      <w:numFmt w:val="bullet"/>
+      <w:lvlText w:val=""/>
+      <w:lvlJc w:val="left"/>
+      <w:pPr>
+        <w:tabs>
+          <w:tab w:val="num" w:pos="5760"/>
+        </w:tabs>
+        <w:ind w:left="5760" w:hanging="360"/>
+      </w:pPr>
+      <w:rPr>
+        <w:rFonts w:ascii="Wingdings" w:hAnsi="Wingdings" w:hint="default"/>
+        <w:sz w:val="20"/>
+      </w:rPr>
+    </w:lvl>
+    <w:lvl w:ilvl="8" w:tentative="1">
+      <w:start w:val="1"/>
+      <w:numFmt w:val="bullet"/>
+      <w:lvlText w:val=""/>
+      <w:lvlJc w:val="left"/>
+      <w:pPr>
+        <w:tabs>
+          <w:tab w:val="num" w:pos="6480"/>
+        </w:tabs>
+        <w:ind w:left="6480" w:hanging="360"/>
+      </w:pPr>
+      <w:rPr>
+        <w:rFonts w:ascii="Wingdings" w:hAnsi="Wingdings" w:hint="default"/>
+        <w:sz w:val="20"/>
+      </w:rPr>
+    </w:lvl>
+  </w:abstractNum>
+  <w:abstractNum w:abstractNumId="4" w15:restartNumberingAfterBreak="0">
+    <w:nsid w:val="3E68551A"/>
+    <w:multiLevelType w:val="multilevel"/>
+    <w:tmpl w:val="F7A8830A"/>
+    <w:lvl w:ilvl="0">
+      <w:start w:val="1"/>
+      <w:numFmt w:val="decimal"/>
+      <w:lvlText w:val="%1."/>
+      <w:lvlJc w:val="left"/>
+      <w:pPr>
+        <w:tabs>
+          <w:tab w:val="num" w:pos="720"/>
+        </w:tabs>
+        <w:ind w:left="720" w:hanging="360"/>
+      </w:pPr>
+    </w:lvl>
+    <w:lvl w:ilvl="1">
+      <w:start w:val="1"/>
+      <w:numFmt w:val="bullet"/>
+      <w:lvlText w:val="o"/>
+      <w:lvlJc w:val="left"/>
+      <w:pPr>
+        <w:tabs>
+          <w:tab w:val="num" w:pos="1440"/>
+        </w:tabs>
+        <w:ind w:left="1440" w:hanging="360"/>
+      </w:pPr>
+      <w:rPr>
+        <w:rFonts w:ascii="Courier New" w:hAnsi="Courier New" w:hint="default"/>
+        <w:sz w:val="20"/>
+      </w:rPr>
+    </w:lvl>
+    <w:lvl w:ilvl="2" w:tentative="1">
+      <w:start w:val="1"/>
+      <w:numFmt w:val="decimal"/>
+      <w:lvlText w:val="%3."/>
+      <w:lvlJc w:val="left"/>
+      <w:pPr>
+        <w:tabs>
+          <w:tab w:val="num" w:pos="2160"/>
+        </w:tabs>
+        <w:ind w:left="2160" w:hanging="360"/>
+      </w:pPr>
+    </w:lvl>
+    <w:lvl w:ilvl="3" w:tentative="1">
+      <w:start w:val="1"/>
+      <w:numFmt w:val="decimal"/>
+      <w:lvlText w:val="%4."/>
+      <w:lvlJc w:val="left"/>
+      <w:pPr>
+        <w:tabs>
+          <w:tab w:val="num" w:pos="2880"/>
+        </w:tabs>
+        <w:ind w:left="2880" w:hanging="360"/>
+      </w:pPr>
+    </w:lvl>
+    <w:lvl w:ilvl="4" w:tentative="1">
+      <w:start w:val="1"/>
+      <w:numFmt w:val="decimal"/>
+      <w:lvlText w:val="%5."/>
+      <w:lvlJc w:val="left"/>
+      <w:pPr>
+        <w:tabs>
+          <w:tab w:val="num" w:pos="3600"/>
+        </w:tabs>
+        <w:ind w:left="3600" w:hanging="360"/>
+      </w:pPr>
+    </w:lvl>
+    <w:lvl w:ilvl="5" w:tentative="1">
+      <w:start w:val="1"/>
+      <w:numFmt w:val="decimal"/>
+      <w:lvlText w:val="%6."/>
+      <w:lvlJc w:val="left"/>
+      <w:pPr>
+        <w:tabs>
+          <w:tab w:val="num" w:pos="4320"/>
+        </w:tabs>
+        <w:ind w:left="4320" w:hanging="360"/>
+      </w:pPr>
+    </w:lvl>
+    <w:lvl w:ilvl="6" w:tentative="1">
+      <w:start w:val="1"/>
+      <w:numFmt w:val="decimal"/>
+      <w:lvlText w:val="%7."/>
+      <w:lvlJc w:val="left"/>
+      <w:pPr>
+        <w:tabs>
+          <w:tab w:val="num" w:pos="5040"/>
+        </w:tabs>
+        <w:ind w:left="5040" w:hanging="360"/>
+      </w:pPr>
+    </w:lvl>
+    <w:lvl w:ilvl="7" w:tentative="1">
+      <w:start w:val="1"/>
+      <w:numFmt w:val="decimal"/>
+      <w:lvlText w:val="%8."/>
+      <w:lvlJc w:val="left"/>
+      <w:pPr>
+        <w:tabs>
+          <w:tab w:val="num" w:pos="5760"/>
+        </w:tabs>
+        <w:ind w:left="5760" w:hanging="360"/>
+      </w:pPr>
+    </w:lvl>
+    <w:lvl w:ilvl="8" w:tentative="1">
+      <w:start w:val="1"/>
+      <w:numFmt w:val="decimal"/>
+      <w:lvlText w:val="%9."/>
+      <w:lvlJc w:val="left"/>
+      <w:pPr>
+        <w:tabs>
+          <w:tab w:val="num" w:pos="6480"/>
+        </w:tabs>
+        <w:ind w:left="6480" w:hanging="360"/>
+      </w:pPr>
+    </w:lvl>
+  </w:abstractNum>
+  <w:abstractNum w:abstractNumId="5" w15:restartNumberingAfterBreak="0">
+    <w:nsid w:val="3E6F6758"/>
+    <w:multiLevelType w:val="multilevel"/>
+    <w:tmpl w:val="E43C6380"/>
+    <w:lvl w:ilvl="0">
+      <w:start w:val="1"/>
+      <w:numFmt w:val="bullet"/>
+      <w:lvlText w:val=""/>
+      <w:lvlJc w:val="left"/>
+      <w:pPr>
+        <w:tabs>
+          <w:tab w:val="num" w:pos="1068"/>
+        </w:tabs>
+        <w:ind w:left="1068" w:hanging="360"/>
+      </w:pPr>
+      <w:rPr>
+        <w:rFonts w:ascii="Symbol" w:hAnsi="Symbol" w:hint="default"/>
+        <w:sz w:val="20"/>
+      </w:rPr>
+    </w:lvl>
+    <w:lvl w:ilvl="1" w:tentative="1">
+      <w:start w:val="1"/>
+      <w:numFmt w:val="bullet"/>
+      <w:lvlText w:val="o"/>
+      <w:lvlJc w:val="left"/>
+      <w:pPr>
+        <w:tabs>
+          <w:tab w:val="num" w:pos="1788"/>
+        </w:tabs>
+        <w:ind w:left="1788" w:hanging="360"/>
+      </w:pPr>
+      <w:rPr>
+        <w:rFonts w:ascii="Courier New" w:hAnsi="Courier New" w:hint="default"/>
+        <w:sz w:val="20"/>
+      </w:rPr>
+    </w:lvl>
+    <w:lvl w:ilvl="2" w:tentative="1">
+      <w:start w:val="1"/>
+      <w:numFmt w:val="bullet"/>
+      <w:lvlText w:val=""/>
+      <w:lvlJc w:val="left"/>
+      <w:pPr>
+        <w:tabs>
+          <w:tab w:val="num" w:pos="2508"/>
+        </w:tabs>
+        <w:ind w:left="2508" w:hanging="360"/>
+      </w:pPr>
+      <w:rPr>
+        <w:rFonts w:ascii="Wingdings" w:hAnsi="Wingdings" w:hint="default"/>
+        <w:sz w:val="20"/>
+      </w:rPr>
+    </w:lvl>
+    <w:lvl w:ilvl="3" w:tentative="1">
+      <w:start w:val="1"/>
+      <w:numFmt w:val="bullet"/>
+      <w:lvlText w:val=""/>
+      <w:lvlJc w:val="left"/>
+      <w:pPr>
+        <w:tabs>
+          <w:tab w:val="num" w:pos="3228"/>
+        </w:tabs>
+        <w:ind w:left="3228" w:hanging="360"/>
+      </w:pPr>
+      <w:rPr>
+        <w:rFonts w:ascii="Wingdings" w:hAnsi="Wingdings" w:hint="default"/>
+        <w:sz w:val="20"/>
+      </w:rPr>
+    </w:lvl>
+    <w:lvl w:ilvl="4" w:tentative="1">
+      <w:start w:val="1"/>
+      <w:numFmt w:val="bullet"/>
+      <w:lvlText w:val=""/>
+      <w:lvlJc w:val="left"/>
+      <w:pPr>
+        <w:tabs>
+          <w:tab w:val="num" w:pos="3948"/>
+        </w:tabs>
+        <w:ind w:left="3948" w:hanging="360"/>
+      </w:pPr>
+      <w:rPr>
+        <w:rFonts w:ascii="Wingdings" w:hAnsi="Wingdings" w:hint="default"/>
+        <w:sz w:val="20"/>
+      </w:rPr>
+    </w:lvl>
+    <w:lvl w:ilvl="5" w:tentative="1">
+      <w:start w:val="1"/>
+      <w:numFmt w:val="bullet"/>
+      <w:lvlText w:val=""/>
+      <w:lvlJc w:val="left"/>
+      <w:pPr>
+        <w:tabs>
+          <w:tab w:val="num" w:pos="4668"/>
+        </w:tabs>
+        <w:ind w:left="4668" w:hanging="360"/>
+      </w:pPr>
+      <w:rPr>
+        <w:rFonts w:ascii="Wingdings" w:hAnsi="Wingdings" w:hint="default"/>
+        <w:sz w:val="20"/>
+      </w:rPr>
+    </w:lvl>
+    <w:lvl w:ilvl="6" w:tentative="1">
+      <w:start w:val="1"/>
+      <w:numFmt w:val="bullet"/>
+      <w:lvlText w:val=""/>
+      <w:lvlJc w:val="left"/>
+      <w:pPr>
+        <w:tabs>
+          <w:tab w:val="num" w:pos="5388"/>
+        </w:tabs>
+        <w:ind w:left="5388" w:hanging="360"/>
+      </w:pPr>
+      <w:rPr>
+        <w:rFonts w:ascii="Wingdings" w:hAnsi="Wingdings" w:hint="default"/>
+        <w:sz w:val="20"/>
+      </w:rPr>
+    </w:lvl>
+    <w:lvl w:ilvl="7" w:tentative="1">
+      <w:start w:val="1"/>
+      <w:numFmt w:val="bullet"/>
+      <w:lvlText w:val=""/>
+      <w:lvlJc w:val="left"/>
+      <w:pPr>
+        <w:tabs>
+          <w:tab w:val="num" w:pos="6108"/>
+        </w:tabs>
+        <w:ind w:left="6108" w:hanging="360"/>
+      </w:pPr>
+      <w:rPr>
+        <w:rFonts w:ascii="Wingdings" w:hAnsi="Wingdings" w:hint="default"/>
+        <w:sz w:val="20"/>
+      </w:rPr>
+    </w:lvl>
+    <w:lvl w:ilvl="8" w:tentative="1">
+      <w:start w:val="1"/>
+      <w:numFmt w:val="bullet"/>
+      <w:lvlText w:val=""/>
+      <w:lvlJc w:val="left"/>
+      <w:pPr>
+        <w:tabs>
+          <w:tab w:val="num" w:pos="6828"/>
+        </w:tabs>
+        <w:ind w:left="6828" w:hanging="360"/>
+      </w:pPr>
+      <w:rPr>
+        <w:rFonts w:ascii="Wingdings" w:hAnsi="Wingdings" w:hint="default"/>
+        <w:sz w:val="20"/>
+      </w:rPr>
+    </w:lvl>
+  </w:abstractNum>
+  <w:abstractNum w:abstractNumId="6" w15:restartNumberingAfterBreak="0">
+    <w:nsid w:val="3FB54C67"/>
+    <w:multiLevelType w:val="hybridMultilevel"/>
+    <w:tmpl w:val="24C4D2E4"/>
+    <w:lvl w:ilvl="0" w:tplc="50B0C83C">
+      <w:numFmt w:val="bullet"/>
+      <w:lvlText w:val="-"/>
+      <w:lvlJc w:val="left"/>
+      <w:pPr>
+        <w:ind w:left="720" w:hanging="360"/>
+      </w:pPr>
+      <w:rPr>
+        <w:rFonts w:ascii="Arial" w:eastAsiaTheme="minorHAnsi" w:hAnsi="Arial" w:cs="Arial" w:hint="default"/>
+      </w:rPr>
+    </w:lvl>
+    <w:lvl w:ilvl="1" w:tplc="04090003" w:tentative="1">
+      <w:start w:val="1"/>
+      <w:numFmt w:val="bullet"/>
+      <w:lvlText w:val="o"/>
+      <w:lvlJc w:val="left"/>
+      <w:pPr>
+        <w:ind w:left="1440" w:hanging="360"/>
+      </w:pPr>
+      <w:rPr>
+        <w:rFonts w:ascii="Courier New" w:hAnsi="Courier New" w:cs="Courier New" w:hint="default"/>
+      </w:rPr>
+    </w:lvl>
+    <w:lvl w:ilvl="2" w:tplc="04090005" w:tentative="1">
+      <w:start w:val="1"/>
+      <w:numFmt w:val="bullet"/>
+      <w:lvlText w:val=""/>
+      <w:lvlJc w:val="left"/>
+      <w:pPr>
+        <w:ind w:left="2160" w:hanging="360"/>
+      </w:pPr>
+      <w:rPr>
+        <w:rFonts w:ascii="Wingdings" w:hAnsi="Wingdings" w:hint="default"/>
+      </w:rPr>
+    </w:lvl>
+    <w:lvl w:ilvl="3" w:tplc="04090001" w:tentative="1">
+      <w:start w:val="1"/>
+      <w:numFmt w:val="bullet"/>
+      <w:lvlText w:val=""/>
+      <w:lvlJc w:val="left"/>
+      <w:pPr>
+        <w:ind w:left="2880" w:hanging="360"/>
+      </w:pPr>
+      <w:rPr>
+        <w:rFonts w:ascii="Symbol" w:hAnsi="Symbol" w:hint="default"/>
+      </w:rPr>
+    </w:lvl>
+    <w:lvl w:ilvl="4" w:tplc="04090003" w:tentative="1">
+      <w:start w:val="1"/>
+      <w:numFmt w:val="bullet"/>
+      <w:lvlText w:val="o"/>
+      <w:lvlJc w:val="left"/>
+      <w:pPr>
+        <w:ind w:left="3600" w:hanging="360"/>
+      </w:pPr>
+      <w:rPr>
+        <w:rFonts w:ascii="Courier New" w:hAnsi="Courier New" w:cs="Courier New" w:hint="default"/>
+      </w:rPr>
+    </w:lvl>
+    <w:lvl w:ilvl="5" w:tplc="04090005" w:tentative="1">
+      <w:start w:val="1"/>
+      <w:numFmt w:val="bullet"/>
+      <w:lvlText w:val=""/>
+      <w:lvlJc w:val="left"/>
+      <w:pPr>
+        <w:ind w:left="4320" w:hanging="360"/>
+      </w:pPr>
+      <w:rPr>
+        <w:rFonts w:ascii="Wingdings" w:hAnsi="Wingdings" w:hint="default"/>
+      </w:rPr>
+    </w:lvl>
+    <w:lvl w:ilvl="6" w:tplc="04090001" w:tentative="1">
+      <w:start w:val="1"/>
+      <w:numFmt w:val="bullet"/>
+      <w:lvlText w:val=""/>
+      <w:lvlJc w:val="left"/>
+      <w:pPr>
+        <w:ind w:left="5040" w:hanging="360"/>
+      </w:pPr>
+      <w:rPr>
+        <w:rFonts w:ascii="Symbol" w:hAnsi="Symbol" w:hint="default"/>
+      </w:rPr>
+    </w:lvl>
+    <w:lvl w:ilvl="7" w:tplc="04090003" w:tentative="1">
+      <w:start w:val="1"/>
+      <w:numFmt w:val="bullet"/>
+      <w:lvlText w:val="o"/>
+      <w:lvlJc w:val="left"/>
+      <w:pPr>
+        <w:ind w:left="5760" w:hanging="360"/>
+      </w:pPr>
+      <w:rPr>
+        <w:rFonts w:ascii="Courier New" w:hAnsi="Courier New" w:cs="Courier New" w:hint="default"/>
+      </w:rPr>
+    </w:lvl>
+    <w:lvl w:ilvl="8" w:tplc="04090005" w:tentative="1">
+      <w:start w:val="1"/>
+      <w:numFmt w:val="bullet"/>
+      <w:lvlText w:val=""/>
+      <w:lvlJc w:val="left"/>
+      <w:pPr>
+        <w:ind w:left="6480" w:hanging="360"/>
+      </w:pPr>
+      <w:rPr>
+        <w:rFonts w:ascii="Wingdings" w:hAnsi="Wingdings" w:hint="default"/>
+      </w:rPr>
+    </w:lvl>
+  </w:abstractNum>
+  <w:abstractNum w:abstractNumId="7" w15:restartNumberingAfterBreak="0">
+    <w:nsid w:val="47DF673B"/>
+    <w:multiLevelType w:val="multilevel"/>
+    <w:tmpl w:val="3164599A"/>
+    <w:lvl w:ilvl="0">
+      <w:start w:val="1"/>
+      <w:numFmt w:val="bullet"/>
+      <w:lvlText w:val=""/>
+      <w:lvlJc w:val="left"/>
+      <w:pPr>
+        <w:tabs>
+          <w:tab w:val="num" w:pos="720"/>
+        </w:tabs>
+        <w:ind w:left="720" w:hanging="360"/>
+      </w:pPr>
+      <w:rPr>
+        <w:rFonts w:ascii="Symbol" w:hAnsi="Symbol" w:hint="default"/>
+        <w:sz w:val="20"/>
+      </w:rPr>
+    </w:lvl>
+    <w:lvl w:ilvl="1" w:tentative="1">
+      <w:start w:val="1"/>
+      <w:numFmt w:val="bullet"/>
+      <w:lvlText w:val="o"/>
+      <w:lvlJc w:val="left"/>
+      <w:pPr>
+        <w:tabs>
+          <w:tab w:val="num" w:pos="1440"/>
+        </w:tabs>
+        <w:ind w:left="1440" w:hanging="360"/>
+      </w:pPr>
+      <w:rPr>
+        <w:rFonts w:ascii="Courier New" w:hAnsi="Courier New" w:hint="default"/>
+        <w:sz w:val="20"/>
+      </w:rPr>
+    </w:lvl>
+    <w:lvl w:ilvl="2" w:tentative="1">
+      <w:start w:val="1"/>
+      <w:numFmt w:val="bullet"/>
+      <w:lvlText w:val=""/>
+      <w:lvlJc w:val="left"/>
+      <w:pPr>
+        <w:tabs>
+          <w:tab w:val="num" w:pos="2160"/>
+        </w:tabs>
+        <w:ind w:left="2160" w:hanging="360"/>
+      </w:pPr>
+      <w:rPr>
+        <w:rFonts w:ascii="Wingdings" w:hAnsi="Wingdings" w:hint="default"/>
+        <w:sz w:val="20"/>
+      </w:rPr>
+    </w:lvl>
+    <w:lvl w:ilvl="3" w:tentative="1">
+      <w:start w:val="1"/>
+      <w:numFmt w:val="bullet"/>
+      <w:lvlText w:val=""/>
+      <w:lvlJc w:val="left"/>
+      <w:pPr>
+        <w:tabs>
+          <w:tab w:val="num" w:pos="2880"/>
+        </w:tabs>
+        <w:ind w:left="2880" w:hanging="360"/>
+      </w:pPr>
+      <w:rPr>
+        <w:rFonts w:ascii="Wingdings" w:hAnsi="Wingdings" w:hint="default"/>
+        <w:sz w:val="20"/>
+      </w:rPr>
+    </w:lvl>
+    <w:lvl w:ilvl="4" w:tentative="1">
+      <w:start w:val="1"/>
+      <w:numFmt w:val="bullet"/>
+      <w:lvlText w:val=""/>
+      <w:lvlJc w:val="left"/>
+      <w:pPr>
+        <w:tabs>
+          <w:tab w:val="num" w:pos="3600"/>
+        </w:tabs>
+        <w:ind w:left="3600" w:hanging="360"/>
+      </w:pPr>
+      <w:rPr>
+        <w:rFonts w:ascii="Wingdings" w:hAnsi="Wingdings" w:hint="default"/>
+        <w:sz w:val="20"/>
+      </w:rPr>
+    </w:lvl>
+    <w:lvl w:ilvl="5" w:tentative="1">
+      <w:start w:val="1"/>
+      <w:numFmt w:val="bullet"/>
+      <w:lvlText w:val=""/>
+      <w:lvlJc w:val="left"/>
+      <w:pPr>
+        <w:tabs>
+          <w:tab w:val="num" w:pos="4320"/>
+        </w:tabs>
+        <w:ind w:left="4320" w:hanging="360"/>
+      </w:pPr>
+      <w:rPr>
+        <w:rFonts w:ascii="Wingdings" w:hAnsi="Wingdings" w:hint="default"/>
+        <w:sz w:val="20"/>
+      </w:rPr>
+    </w:lvl>
+    <w:lvl w:ilvl="6" w:tentative="1">
+      <w:start w:val="1"/>
+      <w:numFmt w:val="bullet"/>
+      <w:lvlText w:val=""/>
+      <w:lvlJc w:val="left"/>
+      <w:pPr>
+        <w:tabs>
+          <w:tab w:val="num" w:pos="5040"/>
+        </w:tabs>
+        <w:ind w:left="5040" w:hanging="360"/>
+      </w:pPr>
+      <w:rPr>
+        <w:rFonts w:ascii="Wingdings" w:hAnsi="Wingdings" w:hint="default"/>
+        <w:sz w:val="20"/>
+      </w:rPr>
+    </w:lvl>
+    <w:lvl w:ilvl="7" w:tentative="1">
+      <w:start w:val="1"/>
+      <w:numFmt w:val="bullet"/>
+      <w:lvlText w:val=""/>
+      <w:lvlJc w:val="left"/>
+      <w:pPr>
+        <w:tabs>
+          <w:tab w:val="num" w:pos="5760"/>
+        </w:tabs>
+        <w:ind w:left="5760" w:hanging="360"/>
+      </w:pPr>
+      <w:rPr>
+        <w:rFonts w:ascii="Wingdings" w:hAnsi="Wingdings" w:hint="default"/>
+        <w:sz w:val="20"/>
+      </w:rPr>
+    </w:lvl>
+    <w:lvl w:ilvl="8" w:tentative="1">
+      <w:start w:val="1"/>
+      <w:numFmt w:val="bullet"/>
+      <w:lvlText w:val=""/>
+      <w:lvlJc w:val="left"/>
+      <w:pPr>
+        <w:tabs>
+          <w:tab w:val="num" w:pos="6480"/>
+        </w:tabs>
+        <w:ind w:left="6480" w:hanging="360"/>
+      </w:pPr>
+      <w:rPr>
+        <w:rFonts w:ascii="Wingdings" w:hAnsi="Wingdings" w:hint="default"/>
+        <w:sz w:val="20"/>
+      </w:rPr>
+    </w:lvl>
+  </w:abstractNum>
+  <w:abstractNum w:abstractNumId="8" w15:restartNumberingAfterBreak="0">
+    <w:nsid w:val="48800B12"/>
+    <w:multiLevelType w:val="multilevel"/>
+    <w:tmpl w:val="AA24A46E"/>
+    <w:lvl w:ilvl="0">
+      <w:start w:val="1"/>
+      <w:numFmt w:val="bullet"/>
+      <w:lvlText w:val=""/>
+      <w:lvlJc w:val="left"/>
+      <w:pPr>
+        <w:tabs>
+          <w:tab w:val="num" w:pos="720"/>
+        </w:tabs>
+        <w:ind w:left="720" w:hanging="360"/>
+      </w:pPr>
+      <w:rPr>
+        <w:rFonts w:ascii="Symbol" w:hAnsi="Symbol" w:hint="default"/>
+        <w:sz w:val="20"/>
+      </w:rPr>
+    </w:lvl>
+    <w:lvl w:ilvl="1">
+      <w:start w:val="1"/>
+      <w:numFmt w:val="bullet"/>
+      <w:lvlText w:val="o"/>
+      <w:lvlJc w:val="left"/>
+      <w:pPr>
+        <w:tabs>
+          <w:tab w:val="num" w:pos="1440"/>
+        </w:tabs>
+        <w:ind w:left="1440" w:hanging="360"/>
+      </w:pPr>
+      <w:rPr>
+        <w:rFonts w:ascii="Courier New" w:hAnsi="Courier New" w:hint="default"/>
+        <w:sz w:val="20"/>
+      </w:rPr>
+    </w:lvl>
+    <w:lvl w:ilvl="2" w:tentative="1">
+      <w:start w:val="1"/>
+      <w:numFmt w:val="bullet"/>
+      <w:lvlText w:val=""/>
+      <w:lvlJc w:val="left"/>
+      <w:pPr>
+        <w:tabs>
+          <w:tab w:val="num" w:pos="2160"/>
+        </w:tabs>
+        <w:ind w:left="2160" w:hanging="360"/>
+      </w:pPr>
+      <w:rPr>
+        <w:rFonts w:ascii="Wingdings" w:hAnsi="Wingdings" w:hint="default"/>
+        <w:sz w:val="20"/>
+      </w:rPr>
+    </w:lvl>
+    <w:lvl w:ilvl="3" w:tentative="1">
+      <w:start w:val="1"/>
+      <w:numFmt w:val="bullet"/>
+      <w:lvlText w:val=""/>
+      <w:lvlJc w:val="left"/>
+      <w:pPr>
+        <w:tabs>
+          <w:tab w:val="num" w:pos="2880"/>
+        </w:tabs>
+        <w:ind w:left="2880" w:hanging="360"/>
+      </w:pPr>
+      <w:rPr>
+        <w:rFonts w:ascii="Wingdings" w:hAnsi="Wingdings" w:hint="default"/>
+        <w:sz w:val="20"/>
+      </w:rPr>
+    </w:lvl>
+    <w:lvl w:ilvl="4" w:tentative="1">
+      <w:start w:val="1"/>
+      <w:numFmt w:val="bullet"/>
+      <w:lvlText w:val=""/>
+      <w:lvlJc w:val="left"/>
+      <w:pPr>
+        <w:tabs>
+          <w:tab w:val="num" w:pos="3600"/>
+        </w:tabs>
+        <w:ind w:left="3600" w:hanging="360"/>
+      </w:pPr>
+      <w:rPr>
+        <w:rFonts w:ascii="Wingdings" w:hAnsi="Wingdings" w:hint="default"/>
+        <w:sz w:val="20"/>
+      </w:rPr>
+    </w:lvl>
+    <w:lvl w:ilvl="5" w:tentative="1">
+      <w:start w:val="1"/>
+      <w:numFmt w:val="bullet"/>
+      <w:lvlText w:val=""/>
+      <w:lvlJc w:val="left"/>
+      <w:pPr>
+        <w:tabs>
+          <w:tab w:val="num" w:pos="4320"/>
+        </w:tabs>
+        <w:ind w:left="4320" w:hanging="360"/>
+      </w:pPr>
+      <w:rPr>
+        <w:rFonts w:ascii="Wingdings" w:hAnsi="Wingdings" w:hint="default"/>
+        <w:sz w:val="20"/>
+      </w:rPr>
+    </w:lvl>
+    <w:lvl w:ilvl="6" w:tentative="1">
+      <w:start w:val="1"/>
+      <w:numFmt w:val="bullet"/>
+      <w:lvlText w:val=""/>
+      <w:lvlJc w:val="left"/>
+      <w:pPr>
+        <w:tabs>
+          <w:tab w:val="num" w:pos="5040"/>
+        </w:tabs>
+        <w:ind w:left="5040" w:hanging="360"/>
+      </w:pPr>
+      <w:rPr>
+        <w:rFonts w:ascii="Wingdings" w:hAnsi="Wingdings" w:hint="default"/>
+        <w:sz w:val="20"/>
+      </w:rPr>
+    </w:lvl>
+    <w:lvl w:ilvl="7" w:tentative="1">
+      <w:start w:val="1"/>
+      <w:numFmt w:val="bullet"/>
+      <w:lvlText w:val=""/>
+      <w:lvlJc w:val="left"/>
+      <w:pPr>
+        <w:tabs>
+          <w:tab w:val="num" w:pos="5760"/>
+        </w:tabs>
+        <w:ind w:left="5760" w:hanging="360"/>
+      </w:pPr>
+      <w:rPr>
+        <w:rFonts w:ascii="Wingdings" w:hAnsi="Wingdings" w:hint="default"/>
+        <w:sz w:val="20"/>
+      </w:rPr>
+    </w:lvl>
+    <w:lvl w:ilvl="8" w:tentative="1">
+      <w:start w:val="1"/>
+      <w:numFmt w:val="bullet"/>
+      <w:lvlText w:val=""/>
+      <w:lvlJc w:val="left"/>
+      <w:pPr>
+        <w:tabs>
+          <w:tab w:val="num" w:pos="6480"/>
+        </w:tabs>
+        <w:ind w:left="6480" w:hanging="360"/>
+      </w:pPr>
+      <w:rPr>
+        <w:rFonts w:ascii="Wingdings" w:hAnsi="Wingdings" w:hint="default"/>
+        <w:sz w:val="20"/>
+      </w:rPr>
+    </w:lvl>
+  </w:abstractNum>
+  <w:abstractNum w:abstractNumId="9" w15:restartNumberingAfterBreak="0">
+    <w:nsid w:val="4C343C51"/>
+    <w:multiLevelType w:val="multilevel"/>
+    <w:tmpl w:val="7338C87C"/>
+    <w:lvl w:ilvl="0">
+      <w:start w:val="1"/>
+      <w:numFmt w:val="bullet"/>
+      <w:lvlText w:val=""/>
+      <w:lvlJc w:val="left"/>
+      <w:pPr>
+        <w:tabs>
+          <w:tab w:val="num" w:pos="720"/>
+        </w:tabs>
+        <w:ind w:left="720" w:hanging="360"/>
+      </w:pPr>
+      <w:rPr>
+        <w:rFonts w:ascii="Symbol" w:hAnsi="Symbol" w:hint="default"/>
+        <w:sz w:val="20"/>
+      </w:rPr>
+    </w:lvl>
+    <w:lvl w:ilvl="1" w:tentative="1">
+      <w:start w:val="1"/>
+      <w:numFmt w:val="bullet"/>
+      <w:lvlText w:val="o"/>
+      <w:lvlJc w:val="left"/>
+      <w:pPr>
+        <w:tabs>
+          <w:tab w:val="num" w:pos="1440"/>
+        </w:tabs>
+        <w:ind w:left="1440" w:hanging="360"/>
+      </w:pPr>
+      <w:rPr>
+        <w:rFonts w:ascii="Courier New" w:hAnsi="Courier New" w:hint="default"/>
+        <w:sz w:val="20"/>
+      </w:rPr>
+    </w:lvl>
+    <w:lvl w:ilvl="2" w:tentative="1">
+      <w:start w:val="1"/>
+      <w:numFmt w:val="bullet"/>
+      <w:lvlText w:val=""/>
+      <w:lvlJc w:val="left"/>
+      <w:pPr>
+        <w:tabs>
+          <w:tab w:val="num" w:pos="2160"/>
+        </w:tabs>
+        <w:ind w:left="2160" w:hanging="360"/>
+      </w:pPr>
+      <w:rPr>
+        <w:rFonts w:ascii="Wingdings" w:hAnsi="Wingdings" w:hint="default"/>
+        <w:sz w:val="20"/>
+      </w:rPr>
+    </w:lvl>
+    <w:lvl w:ilvl="3" w:tentative="1">
+      <w:start w:val="1"/>
+      <w:numFmt w:val="bullet"/>
+      <w:lvlText w:val=""/>
+      <w:lvlJc w:val="left"/>
+      <w:pPr>
+        <w:tabs>
+          <w:tab w:val="num" w:pos="2880"/>
+        </w:tabs>
+        <w:ind w:left="2880" w:hanging="360"/>
+      </w:pPr>
+      <w:rPr>
+        <w:rFonts w:ascii="Wingdings" w:hAnsi="Wingdings" w:hint="default"/>
+        <w:sz w:val="20"/>
+      </w:rPr>
+    </w:lvl>
+    <w:lvl w:ilvl="4" w:tentative="1">
+      <w:start w:val="1"/>
+      <w:numFmt w:val="bullet"/>
+      <w:lvlText w:val=""/>
+      <w:lvlJc w:val="left"/>
+      <w:pPr>
+        <w:tabs>
+          <w:tab w:val="num" w:pos="3600"/>
+        </w:tabs>
+        <w:ind w:left="3600" w:hanging="360"/>
+      </w:pPr>
+      <w:rPr>
+        <w:rFonts w:ascii="Wingdings" w:hAnsi="Wingdings" w:hint="default"/>
+        <w:sz w:val="20"/>
+      </w:rPr>
+    </w:lvl>
+    <w:lvl w:ilvl="5" w:tentative="1">
+      <w:start w:val="1"/>
+      <w:numFmt w:val="bullet"/>
+      <w:lvlText w:val=""/>
+      <w:lvlJc w:val="left"/>
+      <w:pPr>
+        <w:tabs>
+          <w:tab w:val="num" w:pos="4320"/>
+        </w:tabs>
+        <w:ind w:left="4320" w:hanging="360"/>
+      </w:pPr>
+      <w:rPr>
+        <w:rFonts w:ascii="Wingdings" w:hAnsi="Wingdings" w:hint="default"/>
+        <w:sz w:val="20"/>
+      </w:rPr>
+    </w:lvl>
+    <w:lvl w:ilvl="6" w:tentative="1">
+      <w:start w:val="1"/>
+      <w:numFmt w:val="bullet"/>
+      <w:lvlText w:val=""/>
+      <w:lvlJc w:val="left"/>
+      <w:pPr>
+        <w:tabs>
+          <w:tab w:val="num" w:pos="5040"/>
+        </w:tabs>
+        <w:ind w:left="5040" w:hanging="360"/>
+      </w:pPr>
+      <w:rPr>
+        <w:rFonts w:ascii="Wingdings" w:hAnsi="Wingdings" w:hint="default"/>
+        <w:sz w:val="20"/>
+      </w:rPr>
+    </w:lvl>
+    <w:lvl w:ilvl="7" w:tentative="1">
+      <w:start w:val="1"/>
+      <w:numFmt w:val="bullet"/>
+      <w:lvlText w:val=""/>
+      <w:lvlJc w:val="left"/>
+      <w:pPr>
+        <w:tabs>
+          <w:tab w:val="num" w:pos="5760"/>
+        </w:tabs>
+        <w:ind w:left="5760" w:hanging="360"/>
+      </w:pPr>
+      <w:rPr>
+        <w:rFonts w:ascii="Wingdings" w:hAnsi="Wingdings" w:hint="default"/>
+        <w:sz w:val="20"/>
+      </w:rPr>
+    </w:lvl>
+    <w:lvl w:ilvl="8" w:tentative="1">
+      <w:start w:val="1"/>
+      <w:numFmt w:val="bullet"/>
+      <w:lvlText w:val=""/>
+      <w:lvlJc w:val="left"/>
+      <w:pPr>
+        <w:tabs>
+          <w:tab w:val="num" w:pos="6480"/>
+        </w:tabs>
+        <w:ind w:left="6480" w:hanging="360"/>
+      </w:pPr>
+      <w:rPr>
+        <w:rFonts w:ascii="Wingdings" w:hAnsi="Wingdings" w:hint="default"/>
+        <w:sz w:val="20"/>
+      </w:rPr>
+    </w:lvl>
+  </w:abstractNum>
+  <w:abstractNum w:abstractNumId="10" w15:restartNumberingAfterBreak="0">
+    <w:nsid w:val="54051502"/>
+    <w:multiLevelType w:val="multilevel"/>
+    <w:tmpl w:val="3E824ED8"/>
+    <w:lvl w:ilvl="0">
+      <w:start w:val="1"/>
+      <w:numFmt w:val="bullet"/>
+      <w:lvlText w:val=""/>
+      <w:lvlJc w:val="left"/>
+      <w:pPr>
+        <w:tabs>
+          <w:tab w:val="num" w:pos="720"/>
+        </w:tabs>
+        <w:ind w:left="720" w:hanging="360"/>
+      </w:pPr>
+      <w:rPr>
+        <w:rFonts w:ascii="Symbol" w:hAnsi="Symbol" w:hint="default"/>
+        <w:sz w:val="20"/>
+      </w:rPr>
+    </w:lvl>
+    <w:lvl w:ilvl="1">
+      <w:start w:val="1"/>
+      <w:numFmt w:val="bullet"/>
+      <w:lvlText w:val="o"/>
+      <w:lvlJc w:val="left"/>
+      <w:pPr>
+        <w:tabs>
+          <w:tab w:val="num" w:pos="1440"/>
+        </w:tabs>
+        <w:ind w:left="1440" w:hanging="360"/>
+      </w:pPr>
+      <w:rPr>
+        <w:rFonts w:ascii="Courier New" w:hAnsi="Courier New" w:hint="default"/>
+        <w:sz w:val="20"/>
+      </w:rPr>
+    </w:lvl>
+    <w:lvl w:ilvl="2" w:tentative="1">
+      <w:start w:val="1"/>
+      <w:numFmt w:val="bullet"/>
+      <w:lvlText w:val=""/>
+      <w:lvlJc w:val="left"/>
+      <w:pPr>
+        <w:tabs>
+          <w:tab w:val="num" w:pos="2160"/>
+        </w:tabs>
+        <w:ind w:left="2160" w:hanging="360"/>
+      </w:pPr>
+      <w:rPr>
+        <w:rFonts w:ascii="Wingdings" w:hAnsi="Wingdings" w:hint="default"/>
+        <w:sz w:val="20"/>
+      </w:rPr>
+    </w:lvl>
+    <w:lvl w:ilvl="3" w:tentative="1">
+      <w:start w:val="1"/>
+      <w:numFmt w:val="bullet"/>
+      <w:lvlText w:val=""/>
+      <w:lvlJc w:val="left"/>
+      <w:pPr>
+        <w:tabs>
+          <w:tab w:val="num" w:pos="2880"/>
+        </w:tabs>
+        <w:ind w:left="2880" w:hanging="360"/>
+      </w:pPr>
+      <w:rPr>
+        <w:rFonts w:ascii="Wingdings" w:hAnsi="Wingdings" w:hint="default"/>
+        <w:sz w:val="20"/>
+      </w:rPr>
+    </w:lvl>
+    <w:lvl w:ilvl="4" w:tentative="1">
+      <w:start w:val="1"/>
+      <w:numFmt w:val="bullet"/>
+      <w:lvlText w:val=""/>
+      <w:lvlJc w:val="left"/>
+      <w:pPr>
+        <w:tabs>
+          <w:tab w:val="num" w:pos="3600"/>
+        </w:tabs>
+        <w:ind w:left="3600" w:hanging="360"/>
+      </w:pPr>
+      <w:rPr>
+        <w:rFonts w:ascii="Wingdings" w:hAnsi="Wingdings" w:hint="default"/>
+        <w:sz w:val="20"/>
+      </w:rPr>
+    </w:lvl>
+    <w:lvl w:ilvl="5" w:tentative="1">
+      <w:start w:val="1"/>
+      <w:numFmt w:val="bullet"/>
+      <w:lvlText w:val=""/>
+      <w:lvlJc w:val="left"/>
+      <w:pPr>
+        <w:tabs>
+          <w:tab w:val="num" w:pos="4320"/>
+        </w:tabs>
+        <w:ind w:left="4320" w:hanging="360"/>
+      </w:pPr>
+      <w:rPr>
+        <w:rFonts w:ascii="Wingdings" w:hAnsi="Wingdings" w:hint="default"/>
+        <w:sz w:val="20"/>
+      </w:rPr>
+    </w:lvl>
+    <w:lvl w:ilvl="6" w:tentative="1">
+      <w:start w:val="1"/>
+      <w:numFmt w:val="bullet"/>
+      <w:lvlText w:val=""/>
+      <w:lvlJc w:val="left"/>
+      <w:pPr>
+        <w:tabs>
+          <w:tab w:val="num" w:pos="5040"/>
+        </w:tabs>
+        <w:ind w:left="5040" w:hanging="360"/>
+      </w:pPr>
+      <w:rPr>
+        <w:rFonts w:ascii="Wingdings" w:hAnsi="Wingdings" w:hint="default"/>
+        <w:sz w:val="20"/>
+      </w:rPr>
+    </w:lvl>
+    <w:lvl w:ilvl="7" w:tentative="1">
+      <w:start w:val="1"/>
+      <w:numFmt w:val="bullet"/>
+      <w:lvlText w:val=""/>
+      <w:lvlJc w:val="left"/>
+      <w:pPr>
+        <w:tabs>
+          <w:tab w:val="num" w:pos="5760"/>
+        </w:tabs>
+        <w:ind w:left="5760" w:hanging="360"/>
+      </w:pPr>
+      <w:rPr>
+        <w:rFonts w:ascii="Wingdings" w:hAnsi="Wingdings" w:hint="default"/>
+        <w:sz w:val="20"/>
+      </w:rPr>
+    </w:lvl>
+    <w:lvl w:ilvl="8" w:tentative="1">
+      <w:start w:val="1"/>
+      <w:numFmt w:val="bullet"/>
+      <w:lvlText w:val=""/>
+      <w:lvlJc w:val="left"/>
+      <w:pPr>
+        <w:tabs>
+          <w:tab w:val="num" w:pos="6480"/>
+        </w:tabs>
+        <w:ind w:left="6480" w:hanging="360"/>
+      </w:pPr>
+      <w:rPr>
+        <w:rFonts w:ascii="Wingdings" w:hAnsi="Wingdings" w:hint="default"/>
+        <w:sz w:val="20"/>
+      </w:rPr>
+    </w:lvl>
+  </w:abstractNum>
+  <w:abstractNum w:abstractNumId="11" w15:restartNumberingAfterBreak="0">
+    <w:nsid w:val="57035F49"/>
+    <w:multiLevelType w:val="multilevel"/>
+    <w:tmpl w:val="75C6CA6E"/>
+    <w:lvl w:ilvl="0">
+      <w:start w:val="1"/>
+      <w:numFmt w:val="bullet"/>
+      <w:lvlText w:val=""/>
+      <w:lvlJc w:val="left"/>
+      <w:pPr>
+        <w:tabs>
+          <w:tab w:val="num" w:pos="720"/>
+        </w:tabs>
+        <w:ind w:left="720" w:hanging="360"/>
+      </w:pPr>
+      <w:rPr>
+        <w:rFonts w:ascii="Symbol" w:hAnsi="Symbol" w:hint="default"/>
+        <w:sz w:val="20"/>
+      </w:rPr>
+    </w:lvl>
+    <w:lvl w:ilvl="1">
+      <w:start w:val="1"/>
+      <w:numFmt w:val="bullet"/>
+      <w:lvlText w:val="o"/>
+      <w:lvlJc w:val="left"/>
+      <w:pPr>
+        <w:tabs>
+          <w:tab w:val="num" w:pos="1440"/>
+        </w:tabs>
+        <w:ind w:left="1440" w:hanging="360"/>
+      </w:pPr>
+      <w:rPr>
+        <w:rFonts w:ascii="Courier New" w:hAnsi="Courier New" w:hint="default"/>
+        <w:sz w:val="20"/>
+      </w:rPr>
+    </w:lvl>
+    <w:lvl w:ilvl="2" w:tentative="1">
+      <w:start w:val="1"/>
+      <w:numFmt w:val="bullet"/>
+      <w:lvlText w:val=""/>
+      <w:lvlJc w:val="left"/>
+      <w:pPr>
+        <w:tabs>
+          <w:tab w:val="num" w:pos="2160"/>
+        </w:tabs>
+        <w:ind w:left="2160" w:hanging="360"/>
+      </w:pPr>
+      <w:rPr>
+        <w:rFonts w:ascii="Wingdings" w:hAnsi="Wingdings" w:hint="default"/>
+        <w:sz w:val="20"/>
+      </w:rPr>
+    </w:lvl>
+    <w:lvl w:ilvl="3" w:tentative="1">
+      <w:start w:val="1"/>
+      <w:numFmt w:val="bullet"/>
+      <w:lvlText w:val=""/>
+      <w:lvlJc w:val="left"/>
+      <w:pPr>
+        <w:tabs>
+          <w:tab w:val="num" w:pos="2880"/>
+        </w:tabs>
+        <w:ind w:left="2880" w:hanging="360"/>
+      </w:pPr>
+      <w:rPr>
+        <w:rFonts w:ascii="Wingdings" w:hAnsi="Wingdings" w:hint="default"/>
+        <w:sz w:val="20"/>
+      </w:rPr>
+    </w:lvl>
+    <w:lvl w:ilvl="4" w:tentative="1">
+      <w:start w:val="1"/>
+      <w:numFmt w:val="bullet"/>
+      <w:lvlText w:val=""/>
+      <w:lvlJc w:val="left"/>
+      <w:pPr>
+        <w:tabs>
+          <w:tab w:val="num" w:pos="3600"/>
+        </w:tabs>
+        <w:ind w:left="3600" w:hanging="360"/>
+      </w:pPr>
+      <w:rPr>
+        <w:rFonts w:ascii="Wingdings" w:hAnsi="Wingdings" w:hint="default"/>
+        <w:sz w:val="20"/>
+      </w:rPr>
+    </w:lvl>
+    <w:lvl w:ilvl="5" w:tentative="1">
+      <w:start w:val="1"/>
+      <w:numFmt w:val="bullet"/>
+      <w:lvlText w:val=""/>
+      <w:lvlJc w:val="left"/>
+      <w:pPr>
+        <w:tabs>
+          <w:tab w:val="num" w:pos="4320"/>
+        </w:tabs>
+        <w:ind w:left="4320" w:hanging="360"/>
+      </w:pPr>
+      <w:rPr>
+        <w:rFonts w:ascii="Wingdings" w:hAnsi="Wingdings" w:hint="default"/>
+        <w:sz w:val="20"/>
+      </w:rPr>
+    </w:lvl>
+    <w:lvl w:ilvl="6" w:tentative="1">
+      <w:start w:val="1"/>
+      <w:numFmt w:val="bullet"/>
+      <w:lvlText w:val=""/>
+      <w:lvlJc w:val="left"/>
+      <w:pPr>
+        <w:tabs>
+          <w:tab w:val="num" w:pos="5040"/>
+        </w:tabs>
+        <w:ind w:left="5040" w:hanging="360"/>
+      </w:pPr>
+      <w:rPr>
+        <w:rFonts w:ascii="Wingdings" w:hAnsi="Wingdings" w:hint="default"/>
+        <w:sz w:val="20"/>
+      </w:rPr>
+    </w:lvl>
+    <w:lvl w:ilvl="7" w:tentative="1">
+      <w:start w:val="1"/>
+      <w:numFmt w:val="bullet"/>
+      <w:lvlText w:val=""/>
+      <w:lvlJc w:val="left"/>
+      <w:pPr>
+        <w:tabs>
+          <w:tab w:val="num" w:pos="5760"/>
+        </w:tabs>
+        <w:ind w:left="5760" w:hanging="360"/>
+      </w:pPr>
+      <w:rPr>
+        <w:rFonts w:ascii="Wingdings" w:hAnsi="Wingdings" w:hint="default"/>
+        <w:sz w:val="20"/>
+      </w:rPr>
+    </w:lvl>
+    <w:lvl w:ilvl="8" w:tentative="1">
+      <w:start w:val="1"/>
+      <w:numFmt w:val="bullet"/>
+      <w:lvlText w:val=""/>
+      <w:lvlJc w:val="left"/>
+      <w:pPr>
+        <w:tabs>
+          <w:tab w:val="num" w:pos="6480"/>
+        </w:tabs>
+        <w:ind w:left="6480" w:hanging="360"/>
+      </w:pPr>
+      <w:rPr>
+        <w:rFonts w:ascii="Wingdings" w:hAnsi="Wingdings" w:hint="default"/>
+        <w:sz w:val="20"/>
+      </w:rPr>
+    </w:lvl>
+  </w:abstractNum>
+  <w:abstractNum w:abstractNumId="12" w15:restartNumberingAfterBreak="0">
+    <w:nsid w:val="5AD438E6"/>
+    <w:multiLevelType w:val="multilevel"/>
+    <w:tmpl w:val="3F0E911C"/>
+    <w:lvl w:ilvl="0">
+      <w:start w:val="1"/>
+      <w:numFmt w:val="bullet"/>
+      <w:lvlText w:val=""/>
+      <w:lvlJc w:val="left"/>
+      <w:pPr>
+        <w:tabs>
+          <w:tab w:val="num" w:pos="720"/>
+        </w:tabs>
+        <w:ind w:left="720" w:hanging="360"/>
+      </w:pPr>
+      <w:rPr>
+        <w:rFonts w:ascii="Symbol" w:hAnsi="Symbol" w:hint="default"/>
+        <w:sz w:val="20"/>
+      </w:rPr>
+    </w:lvl>
+    <w:lvl w:ilvl="1" w:tentative="1">
+      <w:start w:val="1"/>
+      <w:numFmt w:val="bullet"/>
+      <w:lvlText w:val="o"/>
+      <w:lvlJc w:val="left"/>
+      <w:pPr>
+        <w:tabs>
+          <w:tab w:val="num" w:pos="1440"/>
+        </w:tabs>
+        <w:ind w:left="1440" w:hanging="360"/>
+      </w:pPr>
+      <w:rPr>
+        <w:rFonts w:ascii="Courier New" w:hAnsi="Courier New" w:hint="default"/>
+        <w:sz w:val="20"/>
+      </w:rPr>
+    </w:lvl>
+    <w:lvl w:ilvl="2" w:tentative="1">
+      <w:start w:val="1"/>
+      <w:numFmt w:val="bullet"/>
+      <w:lvlText w:val=""/>
+      <w:lvlJc w:val="left"/>
+      <w:pPr>
+        <w:tabs>
+          <w:tab w:val="num" w:pos="2160"/>
+        </w:tabs>
+        <w:ind w:left="2160" w:hanging="360"/>
+      </w:pPr>
+      <w:rPr>
+        <w:rFonts w:ascii="Wingdings" w:hAnsi="Wingdings" w:hint="default"/>
+        <w:sz w:val="20"/>
+      </w:rPr>
+    </w:lvl>
+    <w:lvl w:ilvl="3" w:tentative="1">
+      <w:start w:val="1"/>
+      <w:numFmt w:val="bullet"/>
+      <w:lvlText w:val=""/>
+      <w:lvlJc w:val="left"/>
+      <w:pPr>
+        <w:tabs>
+          <w:tab w:val="num" w:pos="2880"/>
+        </w:tabs>
+        <w:ind w:left="2880" w:hanging="360"/>
+      </w:pPr>
+      <w:rPr>
+        <w:rFonts w:ascii="Wingdings" w:hAnsi="Wingdings" w:hint="default"/>
+        <w:sz w:val="20"/>
+      </w:rPr>
+    </w:lvl>
+    <w:lvl w:ilvl="4" w:tentative="1">
+      <w:start w:val="1"/>
+      <w:numFmt w:val="bullet"/>
+      <w:lvlText w:val=""/>
+      <w:lvlJc w:val="left"/>
+      <w:pPr>
+        <w:tabs>
+          <w:tab w:val="num" w:pos="3600"/>
+        </w:tabs>
+        <w:ind w:left="3600" w:hanging="360"/>
+      </w:pPr>
+      <w:rPr>
+        <w:rFonts w:ascii="Wingdings" w:hAnsi="Wingdings" w:hint="default"/>
+        <w:sz w:val="20"/>
+      </w:rPr>
+    </w:lvl>
+    <w:lvl w:ilvl="5" w:tentative="1">
+      <w:start w:val="1"/>
+      <w:numFmt w:val="bullet"/>
+      <w:lvlText w:val=""/>
+      <w:lvlJc w:val="left"/>
+      <w:pPr>
+        <w:tabs>
+          <w:tab w:val="num" w:pos="4320"/>
+        </w:tabs>
+        <w:ind w:left="4320" w:hanging="360"/>
+      </w:pPr>
+      <w:rPr>
+        <w:rFonts w:ascii="Wingdings" w:hAnsi="Wingdings" w:hint="default"/>
+        <w:sz w:val="20"/>
+      </w:rPr>
+    </w:lvl>
+    <w:lvl w:ilvl="6" w:tentative="1">
+      <w:start w:val="1"/>
+      <w:numFmt w:val="bullet"/>
+      <w:lvlText w:val=""/>
+      <w:lvlJc w:val="left"/>
+      <w:pPr>
+        <w:tabs>
+          <w:tab w:val="num" w:pos="5040"/>
+        </w:tabs>
+        <w:ind w:left="5040" w:hanging="360"/>
+      </w:pPr>
+      <w:rPr>
+        <w:rFonts w:ascii="Wingdings" w:hAnsi="Wingdings" w:hint="default"/>
+        <w:sz w:val="20"/>
+      </w:rPr>
+    </w:lvl>
+    <w:lvl w:ilvl="7" w:tentative="1">
+      <w:start w:val="1"/>
+      <w:numFmt w:val="bullet"/>
+      <w:lvlText w:val=""/>
+      <w:lvlJc w:val="left"/>
+      <w:pPr>
+        <w:tabs>
+          <w:tab w:val="num" w:pos="5760"/>
+        </w:tabs>
+        <w:ind w:left="5760" w:hanging="360"/>
+      </w:pPr>
+      <w:rPr>
+        <w:rFonts w:ascii="Wingdings" w:hAnsi="Wingdings" w:hint="default"/>
+        <w:sz w:val="20"/>
+      </w:rPr>
+    </w:lvl>
+    <w:lvl w:ilvl="8" w:tentative="1">
+      <w:start w:val="1"/>
+      <w:numFmt w:val="bullet"/>
+      <w:lvlText w:val=""/>
+      <w:lvlJc w:val="left"/>
+      <w:pPr>
+        <w:tabs>
+          <w:tab w:val="num" w:pos="6480"/>
+        </w:tabs>
+        <w:ind w:left="6480" w:hanging="360"/>
+      </w:pPr>
+      <w:rPr>
+        <w:rFonts w:ascii="Wingdings" w:hAnsi="Wingdings" w:hint="default"/>
+        <w:sz w:val="20"/>
+      </w:rPr>
+    </w:lvl>
+  </w:abstractNum>
+  <w:abstractNum w:abstractNumId="13" w15:restartNumberingAfterBreak="0">
+    <w:nsid w:val="5BF169A1"/>
+    <w:multiLevelType w:val="multilevel"/>
+    <w:tmpl w:val="3258E034"/>
+    <w:lvl w:ilvl="0">
+      <w:start w:val="1"/>
+      <w:numFmt w:val="bullet"/>
+      <w:lvlText w:val=""/>
+      <w:lvlJc w:val="left"/>
+      <w:pPr>
+        <w:tabs>
+          <w:tab w:val="num" w:pos="720"/>
+        </w:tabs>
+        <w:ind w:left="720" w:hanging="360"/>
+      </w:pPr>
+      <w:rPr>
+        <w:rFonts w:ascii="Symbol" w:hAnsi="Symbol" w:hint="default"/>
+        <w:sz w:val="20"/>
+      </w:rPr>
+    </w:lvl>
+    <w:lvl w:ilvl="1">
+      <w:start w:val="1"/>
+      <w:numFmt w:val="bullet"/>
+      <w:lvlText w:val="o"/>
+      <w:lvlJc w:val="left"/>
+      <w:pPr>
+        <w:tabs>
+          <w:tab w:val="num" w:pos="1440"/>
+        </w:tabs>
+        <w:ind w:left="1440" w:hanging="360"/>
+      </w:pPr>
+      <w:rPr>
+        <w:rFonts w:ascii="Courier New" w:hAnsi="Courier New" w:hint="default"/>
+        <w:sz w:val="20"/>
+      </w:rPr>
+    </w:lvl>
+    <w:lvl w:ilvl="2" w:tentative="1">
+      <w:start w:val="1"/>
+      <w:numFmt w:val="bullet"/>
+      <w:lvlText w:val=""/>
+      <w:lvlJc w:val="left"/>
+      <w:pPr>
+        <w:tabs>
+          <w:tab w:val="num" w:pos="2160"/>
+        </w:tabs>
+        <w:ind w:left="2160" w:hanging="360"/>
+      </w:pPr>
+      <w:rPr>
+        <w:rFonts w:ascii="Wingdings" w:hAnsi="Wingdings" w:hint="default"/>
+        <w:sz w:val="20"/>
+      </w:rPr>
+    </w:lvl>
+    <w:lvl w:ilvl="3" w:tentative="1">
+      <w:start w:val="1"/>
+      <w:numFmt w:val="bullet"/>
+      <w:lvlText w:val=""/>
+      <w:lvlJc w:val="left"/>
+      <w:pPr>
+        <w:tabs>
+          <w:tab w:val="num" w:pos="2880"/>
+        </w:tabs>
+        <w:ind w:left="2880" w:hanging="360"/>
+      </w:pPr>
+      <w:rPr>
+        <w:rFonts w:ascii="Wingdings" w:hAnsi="Wingdings" w:hint="default"/>
+        <w:sz w:val="20"/>
+      </w:rPr>
+    </w:lvl>
+    <w:lvl w:ilvl="4" w:tentative="1">
+      <w:start w:val="1"/>
+      <w:numFmt w:val="bullet"/>
+      <w:lvlText w:val=""/>
+      <w:lvlJc w:val="left"/>
+      <w:pPr>
+        <w:tabs>
+          <w:tab w:val="num" w:pos="3600"/>
+        </w:tabs>
+        <w:ind w:left="3600" w:hanging="360"/>
+      </w:pPr>
+      <w:rPr>
+        <w:rFonts w:ascii="Wingdings" w:hAnsi="Wingdings" w:hint="default"/>
+        <w:sz w:val="20"/>
+      </w:rPr>
+    </w:lvl>
+    <w:lvl w:ilvl="5" w:tentative="1">
+      <w:start w:val="1"/>
+      <w:numFmt w:val="bullet"/>
+      <w:lvlText w:val=""/>
+      <w:lvlJc w:val="left"/>
+      <w:pPr>
+        <w:tabs>
+          <w:tab w:val="num" w:pos="4320"/>
+        </w:tabs>
+        <w:ind w:left="4320" w:hanging="360"/>
+      </w:pPr>
+      <w:rPr>
+        <w:rFonts w:ascii="Wingdings" w:hAnsi="Wingdings" w:hint="default"/>
+        <w:sz w:val="20"/>
+      </w:rPr>
+    </w:lvl>
+    <w:lvl w:ilvl="6" w:tentative="1">
+      <w:start w:val="1"/>
+      <w:numFmt w:val="bullet"/>
+      <w:lvlText w:val=""/>
+      <w:lvlJc w:val="left"/>
+      <w:pPr>
+        <w:tabs>
+          <w:tab w:val="num" w:pos="5040"/>
+        </w:tabs>
+        <w:ind w:left="5040" w:hanging="360"/>
+      </w:pPr>
+      <w:rPr>
+        <w:rFonts w:ascii="Wingdings" w:hAnsi="Wingdings" w:hint="default"/>
+        <w:sz w:val="20"/>
+      </w:rPr>
+    </w:lvl>
+    <w:lvl w:ilvl="7" w:tentative="1">
+      <w:start w:val="1"/>
+      <w:numFmt w:val="bullet"/>
+      <w:lvlText w:val=""/>
+      <w:lvlJc w:val="left"/>
+      <w:pPr>
+        <w:tabs>
+          <w:tab w:val="num" w:pos="5760"/>
+        </w:tabs>
+        <w:ind w:left="5760" w:hanging="360"/>
+      </w:pPr>
+      <w:rPr>
+        <w:rFonts w:ascii="Wingdings" w:hAnsi="Wingdings" w:hint="default"/>
+        <w:sz w:val="20"/>
+      </w:rPr>
+    </w:lvl>
+    <w:lvl w:ilvl="8" w:tentative="1">
+      <w:start w:val="1"/>
+      <w:numFmt w:val="bullet"/>
+      <w:lvlText w:val=""/>
+      <w:lvlJc w:val="left"/>
+      <w:pPr>
+        <w:tabs>
+          <w:tab w:val="num" w:pos="6480"/>
+        </w:tabs>
+        <w:ind w:left="6480" w:hanging="360"/>
+      </w:pPr>
+      <w:rPr>
+        <w:rFonts w:ascii="Wingdings" w:hAnsi="Wingdings" w:hint="default"/>
+        <w:sz w:val="20"/>
+      </w:rPr>
+    </w:lvl>
+  </w:abstractNum>
+  <w:abstractNum w:abstractNumId="14" w15:restartNumberingAfterBreak="0">
+    <w:nsid w:val="71FA4B0A"/>
+    <w:multiLevelType w:val="multilevel"/>
+    <w:tmpl w:val="16F2C81A"/>
+    <w:lvl w:ilvl="0">
+      <w:start w:val="1"/>
+      <w:numFmt w:val="bullet"/>
+      <w:lvlText w:val=""/>
+      <w:lvlJc w:val="left"/>
+      <w:pPr>
+        <w:tabs>
+          <w:tab w:val="num" w:pos="720"/>
+        </w:tabs>
+        <w:ind w:left="720" w:hanging="360"/>
+      </w:pPr>
+      <w:rPr>
+        <w:rFonts w:ascii="Symbol" w:hAnsi="Symbol" w:hint="default"/>
+        <w:sz w:val="20"/>
+      </w:rPr>
+    </w:lvl>
+    <w:lvl w:ilvl="1" w:tentative="1">
+      <w:start w:val="1"/>
+      <w:numFmt w:val="bullet"/>
+      <w:lvlText w:val="o"/>
+      <w:lvlJc w:val="left"/>
+      <w:pPr>
+        <w:tabs>
+          <w:tab w:val="num" w:pos="1440"/>
+        </w:tabs>
+        <w:ind w:left="1440" w:hanging="360"/>
+      </w:pPr>
+      <w:rPr>
+        <w:rFonts w:ascii="Courier New" w:hAnsi="Courier New" w:hint="default"/>
+        <w:sz w:val="20"/>
+      </w:rPr>
+    </w:lvl>
+    <w:lvl w:ilvl="2" w:tentative="1">
+      <w:start w:val="1"/>
+      <w:numFmt w:val="bullet"/>
+      <w:lvlText w:val=""/>
+      <w:lvlJc w:val="left"/>
+      <w:pPr>
+        <w:tabs>
+          <w:tab w:val="num" w:pos="2160"/>
+        </w:tabs>
+        <w:ind w:left="2160" w:hanging="360"/>
+      </w:pPr>
+      <w:rPr>
+        <w:rFonts w:ascii="Wingdings" w:hAnsi="Wingdings" w:hint="default"/>
+        <w:sz w:val="20"/>
+      </w:rPr>
+    </w:lvl>
+    <w:lvl w:ilvl="3" w:tentative="1">
+      <w:start w:val="1"/>
+      <w:numFmt w:val="bullet"/>
+      <w:lvlText w:val=""/>
+      <w:lvlJc w:val="left"/>
+      <w:pPr>
+        <w:tabs>
+          <w:tab w:val="num" w:pos="2880"/>
+        </w:tabs>
+        <w:ind w:left="2880" w:hanging="360"/>
+      </w:pPr>
+      <w:rPr>
+        <w:rFonts w:ascii="Wingdings" w:hAnsi="Wingdings" w:hint="default"/>
+        <w:sz w:val="20"/>
+      </w:rPr>
+    </w:lvl>
+    <w:lvl w:ilvl="4" w:tentative="1">
+      <w:start w:val="1"/>
+      <w:numFmt w:val="bullet"/>
+      <w:lvlText w:val=""/>
+      <w:lvlJc w:val="left"/>
+      <w:pPr>
+        <w:tabs>
+          <w:tab w:val="num" w:pos="3600"/>
+        </w:tabs>
+        <w:ind w:left="3600" w:hanging="360"/>
+      </w:pPr>
+      <w:rPr>
+        <w:rFonts w:ascii="Wingdings" w:hAnsi="Wingdings" w:hint="default"/>
+        <w:sz w:val="20"/>
+      </w:rPr>
+    </w:lvl>
+    <w:lvl w:ilvl="5" w:tentative="1">
+      <w:start w:val="1"/>
+      <w:numFmt w:val="bullet"/>
+      <w:lvlText w:val=""/>
+      <w:lvlJc w:val="left"/>
+      <w:pPr>
+        <w:tabs>
+          <w:tab w:val="num" w:pos="4320"/>
+        </w:tabs>
+        <w:ind w:left="4320" w:hanging="360"/>
+      </w:pPr>
+      <w:rPr>
+        <w:rFonts w:ascii="Wingdings" w:hAnsi="Wingdings" w:hint="default"/>
+        <w:sz w:val="20"/>
+      </w:rPr>
+    </w:lvl>
+    <w:lvl w:ilvl="6" w:tentative="1">
+      <w:start w:val="1"/>
+      <w:numFmt w:val="bullet"/>
+      <w:lvlText w:val=""/>
+      <w:lvlJc w:val="left"/>
+      <w:pPr>
+        <w:tabs>
+          <w:tab w:val="num" w:pos="5040"/>
+        </w:tabs>
+        <w:ind w:left="5040" w:hanging="360"/>
+      </w:pPr>
+      <w:rPr>
+        <w:rFonts w:ascii="Wingdings" w:hAnsi="Wingdings" w:hint="default"/>
+        <w:sz w:val="20"/>
+      </w:rPr>
+    </w:lvl>
+    <w:lvl w:ilvl="7" w:tentative="1">
+      <w:start w:val="1"/>
+      <w:numFmt w:val="bullet"/>
+      <w:lvlText w:val=""/>
+      <w:lvlJc w:val="left"/>
+      <w:pPr>
+        <w:tabs>
+          <w:tab w:val="num" w:pos="5760"/>
+        </w:tabs>
+        <w:ind w:left="5760" w:hanging="360"/>
+      </w:pPr>
+      <w:rPr>
+        <w:rFonts w:ascii="Wingdings" w:hAnsi="Wingdings" w:hint="default"/>
+        <w:sz w:val="20"/>
+      </w:rPr>
+    </w:lvl>
+    <w:lvl w:ilvl="8" w:tentative="1">
+      <w:start w:val="1"/>
+      <w:numFmt w:val="bullet"/>
+      <w:lvlText w:val=""/>
+      <w:lvlJc w:val="left"/>
+      <w:pPr>
+        <w:tabs>
+          <w:tab w:val="num" w:pos="6480"/>
+        </w:tabs>
+        <w:ind w:left="6480" w:hanging="360"/>
+      </w:pPr>
+      <w:rPr>
+        <w:rFonts w:ascii="Wingdings" w:hAnsi="Wingdings" w:hint="default"/>
+        <w:sz w:val="20"/>
+      </w:rPr>
+    </w:lvl>
+  </w:abstractNum>
   <w:num w:numId="1" w16cid:durableId="1367683080">
+    <w:abstractNumId w:val="2"/>
+  </w:num>
+  <w:num w:numId="2" w16cid:durableId="1635060710">
+    <w:abstractNumId w:val="6"/>
+  </w:num>
+  <w:num w:numId="3" w16cid:durableId="1404991709">
+    <w:abstractNumId w:val="5"/>
+  </w:num>
+  <w:num w:numId="4" w16cid:durableId="33774853">
+    <w:abstractNumId w:val="10"/>
+  </w:num>
+  <w:num w:numId="5" w16cid:durableId="1632901390">
+    <w:abstractNumId w:val="8"/>
+  </w:num>
+  <w:num w:numId="6" w16cid:durableId="313340639">
+    <w:abstractNumId w:val="14"/>
+  </w:num>
+  <w:num w:numId="7" w16cid:durableId="1830439057">
+    <w:abstractNumId w:val="13"/>
+  </w:num>
+  <w:num w:numId="8" w16cid:durableId="717626788">
+    <w:abstractNumId w:val="1"/>
+  </w:num>
+  <w:num w:numId="9" w16cid:durableId="969441033">
+    <w:abstractNumId w:val="11"/>
+  </w:num>
+  <w:num w:numId="10" w16cid:durableId="2050492451">
+    <w:abstractNumId w:val="9"/>
+  </w:num>
+  <w:num w:numId="11" w16cid:durableId="785274602">
+    <w:abstractNumId w:val="12"/>
+  </w:num>
+  <w:num w:numId="12" w16cid:durableId="1367870375">
     <w:abstractNumId w:val="0"/>
+  </w:num>
+  <w:num w:numId="13" w16cid:durableId="1389184295">
+    <w:abstractNumId w:val="4"/>
+  </w:num>
+  <w:num w:numId="14" w16cid:durableId="1863325495">
+    <w:abstractNumId w:val="7"/>
+  </w:num>
+  <w:num w:numId="15" w16cid:durableId="1941334530">
+    <w:abstractNumId w:val="3"/>
   </w:num>
 </w:numbering>
 </file>
@@ -2257,7 +10853,6 @@
     <w:next w:val="Normal"/>
     <w:link w:val="Heading2Char"/>
     <w:uiPriority w:val="9"/>
-    <w:semiHidden/>
     <w:unhideWhenUsed/>
     <w:qFormat/>
     <w:rsid w:val="007A30AA"/>
@@ -2280,7 +10875,6 @@
     <w:next w:val="Normal"/>
     <w:link w:val="Heading3Char"/>
     <w:uiPriority w:val="9"/>
-    <w:semiHidden/>
     <w:unhideWhenUsed/>
     <w:qFormat/>
     <w:rsid w:val="007A30AA"/>
@@ -2432,7 +11026,6 @@
   <w:style w:type="character" w:default="1" w:styleId="DefaultParagraphFont">
     <w:name w:val="Default Paragraph Font"/>
     <w:uiPriority w:val="1"/>
-    <w:semiHidden/>
     <w:unhideWhenUsed/>
   </w:style>
   <w:style w:type="table" w:default="1" w:styleId="TableNormal">
@@ -2476,7 +11069,6 @@
     <w:basedOn w:val="DefaultParagraphFont"/>
     <w:link w:val="Heading2"/>
     <w:uiPriority w:val="9"/>
-    <w:semiHidden/>
     <w:rsid w:val="007A30AA"/>
     <w:rPr>
       <w:rFonts w:asciiTheme="majorHAnsi" w:eastAsiaTheme="majorEastAsia" w:hAnsiTheme="majorHAnsi" w:cstheme="majorBidi"/>
@@ -2492,7 +11084,6 @@
     <w:basedOn w:val="DefaultParagraphFont"/>
     <w:link w:val="Heading3"/>
     <w:uiPriority w:val="9"/>
-    <w:semiHidden/>
     <w:rsid w:val="007A30AA"/>
     <w:rPr>
       <w:rFonts w:eastAsiaTheme="majorEastAsia" w:cstheme="majorBidi"/>
@@ -2811,6 +11402,42 @@
       </w:tblBorders>
     </w:tblPr>
   </w:style>
+  <w:style w:type="paragraph" w:styleId="NoSpacing">
+    <w:name w:val="No Spacing"/>
+    <w:uiPriority w:val="1"/>
+    <w:qFormat/>
+    <w:rsid w:val="002201E1"/>
+    <w:pPr>
+      <w:spacing w:after="0" w:line="240" w:lineRule="auto"/>
+    </w:pPr>
+    <w:rPr>
+      <w:noProof/>
+      <w:lang w:val="en-US"/>
+    </w:rPr>
+  </w:style>
+  <w:style w:type="character" w:styleId="Hyperlink">
+    <w:name w:val="Hyperlink"/>
+    <w:basedOn w:val="DefaultParagraphFont"/>
+    <w:uiPriority w:val="99"/>
+    <w:unhideWhenUsed/>
+    <w:rsid w:val="00E13D90"/>
+    <w:rPr>
+      <w:color w:val="467886" w:themeColor="hyperlink"/>
+      <w:u w:val="single"/>
+    </w:rPr>
+  </w:style>
+  <w:style w:type="character" w:styleId="UnresolvedMention">
+    <w:name w:val="Unresolved Mention"/>
+    <w:basedOn w:val="DefaultParagraphFont"/>
+    <w:uiPriority w:val="99"/>
+    <w:semiHidden/>
+    <w:unhideWhenUsed/>
+    <w:rsid w:val="00E13D90"/>
+    <w:rPr>
+      <w:color w:val="605E5C"/>
+      <w:shd w:val="clear" w:color="auto" w:fill="E1DFDD"/>
+    </w:rPr>
+  </w:style>
 </w:styles>
 </file>
 
